--- a/docs/qms/evidence-2026/QMS_Word/procedures__SOP-07_Verification_Validation_and_Testing.docx
+++ b/docs/qms/evidence-2026/QMS_Word/procedures__SOP-07_Verification_Validation_and_Testing.docx
@@ -17,20 +17,20 @@
     </w:p>
     <w:tbl>
       <w:tblPr>
-        <w:tblW w:w="4622" w:type="dxa"/>
+        <w:tblW w:w="5000" w:type="pct"/>
         <w:jc w:val="left"/>
-        <w:tblInd w:w="0" w:type="dxa"/>
+        <w:tblInd w:w="-7" w:type="dxa"/>
         <w:tblLayout w:type="fixed"/>
         <w:tblCellMar>
-          <w:top w:w="28" w:type="dxa"/>
-          <w:left w:w="28" w:type="dxa"/>
-          <w:bottom w:w="28" w:type="dxa"/>
-          <w:right w:w="28" w:type="dxa"/>
+          <w:top w:w="60" w:type="dxa"/>
+          <w:left w:w="60" w:type="dxa"/>
+          <w:bottom w:w="60" w:type="dxa"/>
+          <w:right w:w="60" w:type="dxa"/>
         </w:tblCellMar>
       </w:tblPr>
       <w:tblGrid>
-        <w:gridCol w:w="1951"/>
-        <w:gridCol w:w="2671"/>
+        <w:gridCol w:w="1582"/>
+        <w:gridCol w:w="4498"/>
       </w:tblGrid>
       <w:tr>
         <w:trPr>
@@ -38,44 +38,60 @@
         </w:trPr>
         <w:tc>
           <w:tcPr>
-            <w:tcW w:w="1951" w:type="dxa"/>
-            <w:tcBorders/>
+            <w:tcW w:w="1582" w:type="dxa"/>
+            <w:tcBorders>
+              <w:top w:val="single" w:sz="6" w:space="0" w:color="BFC7D5"/>
+              <w:left w:val="single" w:sz="6" w:space="0" w:color="BFC7D5"/>
+              <w:bottom w:val="single" w:sz="2" w:space="0" w:color="BFC7D5"/>
+              <w:right w:val="single" w:sz="6" w:space="0" w:color="BFC7D5"/>
+            </w:tcBorders>
+            <w:shd w:fill="1F3A5F" w:val="clear"/>
             <w:vAlign w:val="center"/>
           </w:tcPr>
           <w:p>
             <w:pPr>
               <w:pStyle w:val="TableHeading"/>
-              <w:suppressLineNumbers/>
-              <w:shd w:fill="1F3A5F" w:val="clear"/>
-              <w:bidi w:val="0"/>
-              <w:spacing w:before="0" w:after="283"/>
-              <w:jc w:val="center"/>
-              <w:rPr/>
-            </w:pPr>
-            <w:r>
-              <w:rPr/>
+              <w:bidi w:val="0"/>
+              <w:spacing w:before="0" w:after="283"/>
+              <w:jc w:val="left"/>
+              <w:rPr>
+                <w:color w:val="FFFFFF"/>
+              </w:rPr>
+            </w:pPr>
+            <w:r>
+              <w:rPr>
+                <w:color w:val="FFFFFF"/>
+              </w:rPr>
               <w:t>Field</w:t>
             </w:r>
           </w:p>
         </w:tc>
         <w:tc>
           <w:tcPr>
-            <w:tcW w:w="2671" w:type="dxa"/>
-            <w:tcBorders/>
+            <w:tcW w:w="4498" w:type="dxa"/>
+            <w:tcBorders>
+              <w:top w:val="single" w:sz="6" w:space="0" w:color="BFC7D5"/>
+              <w:left w:val="single" w:sz="2" w:space="0" w:color="BFC7D5"/>
+              <w:bottom w:val="single" w:sz="2" w:space="0" w:color="BFC7D5"/>
+              <w:right w:val="single" w:sz="6" w:space="0" w:color="BFC7D5"/>
+            </w:tcBorders>
+            <w:shd w:fill="1F3A5F" w:val="clear"/>
             <w:vAlign w:val="center"/>
           </w:tcPr>
           <w:p>
             <w:pPr>
               <w:pStyle w:val="TableHeading"/>
-              <w:suppressLineNumbers/>
-              <w:shd w:fill="1F3A5F" w:val="clear"/>
-              <w:bidi w:val="0"/>
-              <w:spacing w:before="0" w:after="283"/>
-              <w:jc w:val="center"/>
-              <w:rPr/>
-            </w:pPr>
-            <w:r>
-              <w:rPr/>
+              <w:bidi w:val="0"/>
+              <w:spacing w:before="0" w:after="283"/>
+              <w:jc w:val="left"/>
+              <w:rPr>
+                <w:color w:val="FFFFFF"/>
+              </w:rPr>
+            </w:pPr>
+            <w:r>
+              <w:rPr>
+                <w:color w:val="FFFFFF"/>
+              </w:rPr>
               <w:t>Value</w:t>
             </w:r>
           </w:p>
@@ -85,8 +101,12 @@
         <w:trPr/>
         <w:tc>
           <w:tcPr>
-            <w:tcW w:w="1951" w:type="dxa"/>
-            <w:tcBorders/>
+            <w:tcW w:w="1582" w:type="dxa"/>
+            <w:tcBorders>
+              <w:left w:val="single" w:sz="6" w:space="0" w:color="BFC7D5"/>
+              <w:bottom w:val="single" w:sz="2" w:space="0" w:color="BFC7D5"/>
+              <w:right w:val="single" w:sz="6" w:space="0" w:color="BFC7D5"/>
+            </w:tcBorders>
             <w:vAlign w:val="center"/>
           </w:tcPr>
           <w:p>
@@ -105,8 +125,12 @@
         </w:tc>
         <w:tc>
           <w:tcPr>
-            <w:tcW w:w="2671" w:type="dxa"/>
-            <w:tcBorders/>
+            <w:tcW w:w="4498" w:type="dxa"/>
+            <w:tcBorders>
+              <w:left w:val="single" w:sz="2" w:space="0" w:color="BFC7D5"/>
+              <w:bottom w:val="single" w:sz="2" w:space="0" w:color="BFC7D5"/>
+              <w:right w:val="single" w:sz="6" w:space="0" w:color="BFC7D5"/>
+            </w:tcBorders>
             <w:vAlign w:val="center"/>
           </w:tcPr>
           <w:p>
@@ -128,8 +152,12 @@
         <w:trPr/>
         <w:tc>
           <w:tcPr>
-            <w:tcW w:w="1951" w:type="dxa"/>
-            <w:tcBorders/>
+            <w:tcW w:w="1582" w:type="dxa"/>
+            <w:tcBorders>
+              <w:left w:val="single" w:sz="6" w:space="0" w:color="BFC7D5"/>
+              <w:bottom w:val="single" w:sz="2" w:space="0" w:color="BFC7D5"/>
+              <w:right w:val="single" w:sz="6" w:space="0" w:color="BFC7D5"/>
+            </w:tcBorders>
             <w:vAlign w:val="center"/>
           </w:tcPr>
           <w:p>
@@ -148,8 +176,12 @@
         </w:tc>
         <w:tc>
           <w:tcPr>
-            <w:tcW w:w="2671" w:type="dxa"/>
-            <w:tcBorders/>
+            <w:tcW w:w="4498" w:type="dxa"/>
+            <w:tcBorders>
+              <w:left w:val="single" w:sz="2" w:space="0" w:color="BFC7D5"/>
+              <w:bottom w:val="single" w:sz="2" w:space="0" w:color="BFC7D5"/>
+              <w:right w:val="single" w:sz="6" w:space="0" w:color="BFC7D5"/>
+            </w:tcBorders>
             <w:vAlign w:val="center"/>
           </w:tcPr>
           <w:p>
@@ -171,8 +203,12 @@
         <w:trPr/>
         <w:tc>
           <w:tcPr>
-            <w:tcW w:w="1951" w:type="dxa"/>
-            <w:tcBorders/>
+            <w:tcW w:w="1582" w:type="dxa"/>
+            <w:tcBorders>
+              <w:left w:val="single" w:sz="6" w:space="0" w:color="BFC7D5"/>
+              <w:bottom w:val="single" w:sz="2" w:space="0" w:color="BFC7D5"/>
+              <w:right w:val="single" w:sz="6" w:space="0" w:color="BFC7D5"/>
+            </w:tcBorders>
             <w:vAlign w:val="center"/>
           </w:tcPr>
           <w:p>
@@ -191,8 +227,12 @@
         </w:tc>
         <w:tc>
           <w:tcPr>
-            <w:tcW w:w="2671" w:type="dxa"/>
-            <w:tcBorders/>
+            <w:tcW w:w="4498" w:type="dxa"/>
+            <w:tcBorders>
+              <w:left w:val="single" w:sz="2" w:space="0" w:color="BFC7D5"/>
+              <w:bottom w:val="single" w:sz="2" w:space="0" w:color="BFC7D5"/>
+              <w:right w:val="single" w:sz="6" w:space="0" w:color="BFC7D5"/>
+            </w:tcBorders>
             <w:vAlign w:val="center"/>
           </w:tcPr>
           <w:p>
@@ -207,7 +247,7 @@
               <w:rPr>
                 <w:rStyle w:val="Strong"/>
               </w:rPr>
-              <w:t>DRAFT — not yet approved</w:t>
+              <w:t>APPROVED</w:t>
             </w:r>
           </w:p>
         </w:tc>
@@ -216,8 +256,12 @@
         <w:trPr/>
         <w:tc>
           <w:tcPr>
-            <w:tcW w:w="1951" w:type="dxa"/>
-            <w:tcBorders/>
+            <w:tcW w:w="1582" w:type="dxa"/>
+            <w:tcBorders>
+              <w:left w:val="single" w:sz="6" w:space="0" w:color="BFC7D5"/>
+              <w:bottom w:val="single" w:sz="2" w:space="0" w:color="BFC7D5"/>
+              <w:right w:val="single" w:sz="6" w:space="0" w:color="BFC7D5"/>
+            </w:tcBorders>
             <w:vAlign w:val="center"/>
           </w:tcPr>
           <w:p>
@@ -236,21 +280,25 @@
         </w:tc>
         <w:tc>
           <w:tcPr>
-            <w:tcW w:w="2671" w:type="dxa"/>
-            <w:tcBorders/>
-            <w:vAlign w:val="center"/>
-          </w:tcPr>
-          <w:p>
-            <w:pPr>
-              <w:pStyle w:val="TableContents"/>
-              <w:bidi w:val="0"/>
-              <w:spacing w:before="0" w:after="283"/>
-              <w:jc w:val="left"/>
-              <w:rPr/>
-            </w:pPr>
-            <w:r>
-              <w:rPr/>
-              <w:t>Engineering Lead</w:t>
+            <w:tcW w:w="4498" w:type="dxa"/>
+            <w:tcBorders>
+              <w:left w:val="single" w:sz="2" w:space="0" w:color="BFC7D5"/>
+              <w:bottom w:val="single" w:sz="2" w:space="0" w:color="BFC7D5"/>
+              <w:right w:val="single" w:sz="6" w:space="0" w:color="BFC7D5"/>
+            </w:tcBorders>
+            <w:vAlign w:val="center"/>
+          </w:tcPr>
+          <w:p>
+            <w:pPr>
+              <w:pStyle w:val="TableContents"/>
+              <w:bidi w:val="0"/>
+              <w:spacing w:before="0" w:after="283"/>
+              <w:jc w:val="left"/>
+              <w:rPr/>
+            </w:pPr>
+            <w:r>
+              <w:rPr/>
+              <w:t>Lead Engineer (Richard Watson Stephen Amudha)</w:t>
             </w:r>
           </w:p>
         </w:tc>
@@ -259,8 +307,12 @@
         <w:trPr/>
         <w:tc>
           <w:tcPr>
-            <w:tcW w:w="1951" w:type="dxa"/>
-            <w:tcBorders/>
+            <w:tcW w:w="1582" w:type="dxa"/>
+            <w:tcBorders>
+              <w:left w:val="single" w:sz="6" w:space="0" w:color="BFC7D5"/>
+              <w:bottom w:val="single" w:sz="2" w:space="0" w:color="BFC7D5"/>
+              <w:right w:val="single" w:sz="6" w:space="0" w:color="BFC7D5"/>
+            </w:tcBorders>
             <w:vAlign w:val="center"/>
           </w:tcPr>
           <w:p>
@@ -279,23 +331,25 @@
         </w:tc>
         <w:tc>
           <w:tcPr>
-            <w:tcW w:w="2671" w:type="dxa"/>
-            <w:tcBorders/>
-            <w:vAlign w:val="center"/>
-          </w:tcPr>
-          <w:p>
-            <w:pPr>
-              <w:pStyle w:val="TableContents"/>
-              <w:bidi w:val="0"/>
-              <w:spacing w:before="0" w:after="283"/>
-              <w:jc w:val="left"/>
-              <w:rPr/>
-            </w:pPr>
-            <w:r>
-              <w:rPr>
-                <w:rStyle w:val="SourceText"/>
-              </w:rPr>
-              <w:t>________________________</w:t>
+            <w:tcW w:w="4498" w:type="dxa"/>
+            <w:tcBorders>
+              <w:left w:val="single" w:sz="2" w:space="0" w:color="BFC7D5"/>
+              <w:bottom w:val="single" w:sz="2" w:space="0" w:color="BFC7D5"/>
+              <w:right w:val="single" w:sz="6" w:space="0" w:color="BFC7D5"/>
+            </w:tcBorders>
+            <w:vAlign w:val="center"/>
+          </w:tcPr>
+          <w:p>
+            <w:pPr>
+              <w:pStyle w:val="TableContents"/>
+              <w:bidi w:val="0"/>
+              <w:spacing w:before="0" w:after="283"/>
+              <w:jc w:val="left"/>
+              <w:rPr/>
+            </w:pPr>
+            <w:r>
+              <w:rPr/>
+              <w:t>Anita Johan (Managing Director)</w:t>
             </w:r>
           </w:p>
         </w:tc>
@@ -304,8 +358,12 @@
         <w:trPr/>
         <w:tc>
           <w:tcPr>
-            <w:tcW w:w="1951" w:type="dxa"/>
-            <w:tcBorders/>
+            <w:tcW w:w="1582" w:type="dxa"/>
+            <w:tcBorders>
+              <w:left w:val="single" w:sz="6" w:space="0" w:color="BFC7D5"/>
+              <w:bottom w:val="single" w:sz="2" w:space="0" w:color="BFC7D5"/>
+              <w:right w:val="single" w:sz="6" w:space="0" w:color="BFC7D5"/>
+            </w:tcBorders>
             <w:vAlign w:val="center"/>
           </w:tcPr>
           <w:p>
@@ -324,23 +382,25 @@
         </w:tc>
         <w:tc>
           <w:tcPr>
-            <w:tcW w:w="2671" w:type="dxa"/>
-            <w:tcBorders/>
-            <w:vAlign w:val="center"/>
-          </w:tcPr>
-          <w:p>
-            <w:pPr>
-              <w:pStyle w:val="TableContents"/>
-              <w:bidi w:val="0"/>
-              <w:spacing w:before="0" w:after="283"/>
-              <w:jc w:val="left"/>
-              <w:rPr/>
-            </w:pPr>
-            <w:r>
-              <w:rPr>
-                <w:rStyle w:val="SourceText"/>
-              </w:rPr>
-              <w:t>____ / ____ / ________</w:t>
+            <w:tcW w:w="4498" w:type="dxa"/>
+            <w:tcBorders>
+              <w:left w:val="single" w:sz="2" w:space="0" w:color="BFC7D5"/>
+              <w:bottom w:val="single" w:sz="2" w:space="0" w:color="BFC7D5"/>
+              <w:right w:val="single" w:sz="6" w:space="0" w:color="BFC7D5"/>
+            </w:tcBorders>
+            <w:vAlign w:val="center"/>
+          </w:tcPr>
+          <w:p>
+            <w:pPr>
+              <w:pStyle w:val="TableContents"/>
+              <w:bidi w:val="0"/>
+              <w:spacing w:before="0" w:after="283"/>
+              <w:jc w:val="left"/>
+              <w:rPr/>
+            </w:pPr>
+            <w:r>
+              <w:rPr/>
+              <w:t>2026-10-07</w:t>
             </w:r>
           </w:p>
         </w:tc>
@@ -349,8 +409,12 @@
         <w:trPr/>
         <w:tc>
           <w:tcPr>
-            <w:tcW w:w="1951" w:type="dxa"/>
-            <w:tcBorders/>
+            <w:tcW w:w="1582" w:type="dxa"/>
+            <w:tcBorders>
+              <w:left w:val="single" w:sz="6" w:space="0" w:color="BFC7D5"/>
+              <w:bottom w:val="single" w:sz="2" w:space="0" w:color="BFC7D5"/>
+              <w:right w:val="single" w:sz="6" w:space="0" w:color="BFC7D5"/>
+            </w:tcBorders>
             <w:vAlign w:val="center"/>
           </w:tcPr>
           <w:p>
@@ -369,8 +433,12 @@
         </w:tc>
         <w:tc>
           <w:tcPr>
-            <w:tcW w:w="2671" w:type="dxa"/>
-            <w:tcBorders/>
+            <w:tcW w:w="4498" w:type="dxa"/>
+            <w:tcBorders>
+              <w:left w:val="single" w:sz="2" w:space="0" w:color="BFC7D5"/>
+              <w:bottom w:val="single" w:sz="2" w:space="0" w:color="BFC7D5"/>
+              <w:right w:val="single" w:sz="6" w:space="0" w:color="BFC7D5"/>
+            </w:tcBorders>
             <w:vAlign w:val="center"/>
           </w:tcPr>
           <w:p>
@@ -384,6 +452,212 @@
             <w:r>
               <w:rPr/>
               <w:t>8.3.4, 8.6, 9.1.1</w:t>
+            </w:r>
+          </w:p>
+        </w:tc>
+      </w:tr>
+      <w:tr>
+        <w:trPr/>
+        <w:tc>
+          <w:tcPr>
+            <w:tcW w:w="1582" w:type="dxa"/>
+            <w:tcBorders>
+              <w:left w:val="single" w:sz="6" w:space="0" w:color="BFC7D5"/>
+              <w:bottom w:val="single" w:sz="2" w:space="0" w:color="BFC7D5"/>
+              <w:right w:val="single" w:sz="6" w:space="0" w:color="BFC7D5"/>
+            </w:tcBorders>
+            <w:vAlign w:val="center"/>
+          </w:tcPr>
+          <w:p>
+            <w:pPr>
+              <w:pStyle w:val="TableContents"/>
+              <w:bidi w:val="0"/>
+              <w:spacing w:before="0" w:after="283"/>
+              <w:jc w:val="left"/>
+              <w:rPr/>
+            </w:pPr>
+            <w:r>
+              <w:rPr/>
+              <w:t>Prepared by</w:t>
+            </w:r>
+          </w:p>
+        </w:tc>
+        <w:tc>
+          <w:tcPr>
+            <w:tcW w:w="4498" w:type="dxa"/>
+            <w:tcBorders>
+              <w:left w:val="single" w:sz="2" w:space="0" w:color="BFC7D5"/>
+              <w:bottom w:val="single" w:sz="2" w:space="0" w:color="BFC7D5"/>
+              <w:right w:val="single" w:sz="6" w:space="0" w:color="BFC7D5"/>
+            </w:tcBorders>
+            <w:vAlign w:val="center"/>
+          </w:tcPr>
+          <w:p>
+            <w:pPr>
+              <w:pStyle w:val="TableContents"/>
+              <w:bidi w:val="0"/>
+              <w:spacing w:before="0" w:after="283"/>
+              <w:jc w:val="left"/>
+              <w:rPr/>
+            </w:pPr>
+            <w:r>
+              <w:rPr/>
+              <w:t>Richard Watson Stephen Amudha (Lead Engineer) — 2026-10-07</w:t>
+            </w:r>
+          </w:p>
+        </w:tc>
+      </w:tr>
+      <w:tr>
+        <w:trPr/>
+        <w:tc>
+          <w:tcPr>
+            <w:tcW w:w="1582" w:type="dxa"/>
+            <w:tcBorders>
+              <w:left w:val="single" w:sz="6" w:space="0" w:color="BFC7D5"/>
+              <w:bottom w:val="single" w:sz="2" w:space="0" w:color="BFC7D5"/>
+              <w:right w:val="single" w:sz="6" w:space="0" w:color="BFC7D5"/>
+            </w:tcBorders>
+            <w:vAlign w:val="center"/>
+          </w:tcPr>
+          <w:p>
+            <w:pPr>
+              <w:pStyle w:val="TableContents"/>
+              <w:bidi w:val="0"/>
+              <w:spacing w:before="0" w:after="283"/>
+              <w:jc w:val="left"/>
+              <w:rPr/>
+            </w:pPr>
+            <w:r>
+              <w:rPr/>
+              <w:t>Reviewed by</w:t>
+            </w:r>
+          </w:p>
+        </w:tc>
+        <w:tc>
+          <w:tcPr>
+            <w:tcW w:w="4498" w:type="dxa"/>
+            <w:tcBorders>
+              <w:left w:val="single" w:sz="2" w:space="0" w:color="BFC7D5"/>
+              <w:bottom w:val="single" w:sz="2" w:space="0" w:color="BFC7D5"/>
+              <w:right w:val="single" w:sz="6" w:space="0" w:color="BFC7D5"/>
+            </w:tcBorders>
+            <w:vAlign w:val="center"/>
+          </w:tcPr>
+          <w:p>
+            <w:pPr>
+              <w:pStyle w:val="TableContents"/>
+              <w:bidi w:val="0"/>
+              <w:spacing w:before="0" w:after="283"/>
+              <w:jc w:val="left"/>
+              <w:rPr/>
+            </w:pPr>
+            <w:r>
+              <w:rPr/>
+              <w:t>Alexander Peter (EchoMind Project Lead) — 2026-10-07</w:t>
+            </w:r>
+          </w:p>
+        </w:tc>
+      </w:tr>
+      <w:tr>
+        <w:trPr/>
+        <w:tc>
+          <w:tcPr>
+            <w:tcW w:w="1582" w:type="dxa"/>
+            <w:tcBorders>
+              <w:left w:val="single" w:sz="6" w:space="0" w:color="BFC7D5"/>
+              <w:bottom w:val="single" w:sz="2" w:space="0" w:color="BFC7D5"/>
+              <w:right w:val="single" w:sz="6" w:space="0" w:color="BFC7D5"/>
+            </w:tcBorders>
+            <w:vAlign w:val="center"/>
+          </w:tcPr>
+          <w:p>
+            <w:pPr>
+              <w:pStyle w:val="TableContents"/>
+              <w:bidi w:val="0"/>
+              <w:spacing w:before="0" w:after="283"/>
+              <w:jc w:val="left"/>
+              <w:rPr/>
+            </w:pPr>
+            <w:r>
+              <w:rPr/>
+              <w:t>Quality assurance</w:t>
+            </w:r>
+          </w:p>
+        </w:tc>
+        <w:tc>
+          <w:tcPr>
+            <w:tcW w:w="4498" w:type="dxa"/>
+            <w:tcBorders>
+              <w:left w:val="single" w:sz="2" w:space="0" w:color="BFC7D5"/>
+              <w:bottom w:val="single" w:sz="2" w:space="0" w:color="BFC7D5"/>
+              <w:right w:val="single" w:sz="6" w:space="0" w:color="BFC7D5"/>
+            </w:tcBorders>
+            <w:vAlign w:val="center"/>
+          </w:tcPr>
+          <w:p>
+            <w:pPr>
+              <w:pStyle w:val="TableContents"/>
+              <w:bidi w:val="0"/>
+              <w:spacing w:before="0" w:after="283"/>
+              <w:jc w:val="left"/>
+              <w:rPr/>
+            </w:pPr>
+            <w:r>
+              <w:rPr/>
+              <w:t>Sheryl Nazareth (QA / MR) — 2026-10-07</w:t>
+            </w:r>
+          </w:p>
+        </w:tc>
+      </w:tr>
+      <w:tr>
+        <w:trPr/>
+        <w:tc>
+          <w:tcPr>
+            <w:tcW w:w="1582" w:type="dxa"/>
+            <w:tcBorders>
+              <w:left w:val="single" w:sz="6" w:space="0" w:color="BFC7D5"/>
+              <w:bottom w:val="single" w:sz="6" w:space="0" w:color="BFC7D5"/>
+              <w:right w:val="single" w:sz="6" w:space="0" w:color="BFC7D5"/>
+            </w:tcBorders>
+            <w:vAlign w:val="center"/>
+          </w:tcPr>
+          <w:p>
+            <w:pPr>
+              <w:pStyle w:val="TableContents"/>
+              <w:bidi w:val="0"/>
+              <w:spacing w:before="0" w:after="283"/>
+              <w:jc w:val="left"/>
+              <w:rPr/>
+            </w:pPr>
+            <w:r>
+              <w:rPr/>
+              <w:t>Approval record</w:t>
+            </w:r>
+          </w:p>
+        </w:tc>
+        <w:tc>
+          <w:tcPr>
+            <w:tcW w:w="4498" w:type="dxa"/>
+            <w:tcBorders>
+              <w:left w:val="single" w:sz="2" w:space="0" w:color="BFC7D5"/>
+              <w:bottom w:val="single" w:sz="6" w:space="0" w:color="BFC7D5"/>
+              <w:right w:val="single" w:sz="6" w:space="0" w:color="BFC7D5"/>
+            </w:tcBorders>
+            <w:vAlign w:val="center"/>
+          </w:tcPr>
+          <w:p>
+            <w:pPr>
+              <w:pStyle w:val="TableContents"/>
+              <w:bidi w:val="0"/>
+              <w:spacing w:before="0" w:after="283"/>
+              <w:jc w:val="left"/>
+              <w:rPr/>
+            </w:pPr>
+            <w:r>
+              <w:rPr>
+                <w:rStyle w:val="SourceText"/>
+              </w:rPr>
+              <w:t>records/approvals/2026-10-07_AR-2026-001_document_approval.md</w:t>
             </w:r>
           </w:p>
         </w:tc>
@@ -462,20 +736,20 @@
     </w:p>
     <w:tbl>
       <w:tblPr>
-        <w:tblW w:w="5901" w:type="dxa"/>
+        <w:tblW w:w="5000" w:type="pct"/>
         <w:jc w:val="left"/>
-        <w:tblInd w:w="0" w:type="dxa"/>
+        <w:tblInd w:w="-7" w:type="dxa"/>
         <w:tblLayout w:type="fixed"/>
         <w:tblCellMar>
-          <w:top w:w="28" w:type="dxa"/>
-          <w:left w:w="28" w:type="dxa"/>
-          <w:bottom w:w="28" w:type="dxa"/>
-          <w:right w:w="28" w:type="dxa"/>
+          <w:top w:w="60" w:type="dxa"/>
+          <w:left w:w="60" w:type="dxa"/>
+          <w:bottom w:w="60" w:type="dxa"/>
+          <w:right w:w="60" w:type="dxa"/>
         </w:tblCellMar>
       </w:tblPr>
       <w:tblGrid>
-        <w:gridCol w:w="1241"/>
-        <w:gridCol w:w="4660"/>
+        <w:gridCol w:w="1281"/>
+        <w:gridCol w:w="4799"/>
       </w:tblGrid>
       <w:tr>
         <w:trPr>
@@ -483,44 +757,60 @@
         </w:trPr>
         <w:tc>
           <w:tcPr>
-            <w:tcW w:w="1241" w:type="dxa"/>
-            <w:tcBorders/>
+            <w:tcW w:w="1281" w:type="dxa"/>
+            <w:tcBorders>
+              <w:top w:val="single" w:sz="6" w:space="0" w:color="BFC7D5"/>
+              <w:left w:val="single" w:sz="6" w:space="0" w:color="BFC7D5"/>
+              <w:bottom w:val="single" w:sz="2" w:space="0" w:color="BFC7D5"/>
+              <w:right w:val="single" w:sz="6" w:space="0" w:color="BFC7D5"/>
+            </w:tcBorders>
+            <w:shd w:fill="1F3A5F" w:val="clear"/>
             <w:vAlign w:val="center"/>
           </w:tcPr>
           <w:p>
             <w:pPr>
               <w:pStyle w:val="TableHeading"/>
-              <w:suppressLineNumbers/>
-              <w:shd w:fill="1F3A5F" w:val="clear"/>
-              <w:bidi w:val="0"/>
-              <w:spacing w:before="0" w:after="283"/>
-              <w:jc w:val="center"/>
-              <w:rPr/>
-            </w:pPr>
-            <w:r>
-              <w:rPr/>
+              <w:bidi w:val="0"/>
+              <w:spacing w:before="0" w:after="283"/>
+              <w:jc w:val="left"/>
+              <w:rPr>
+                <w:color w:val="FFFFFF"/>
+              </w:rPr>
+            </w:pPr>
+            <w:r>
+              <w:rPr>
+                <w:color w:val="FFFFFF"/>
+              </w:rPr>
               <w:t>Role</w:t>
             </w:r>
           </w:p>
         </w:tc>
         <w:tc>
           <w:tcPr>
-            <w:tcW w:w="4660" w:type="dxa"/>
-            <w:tcBorders/>
+            <w:tcW w:w="4799" w:type="dxa"/>
+            <w:tcBorders>
+              <w:top w:val="single" w:sz="6" w:space="0" w:color="BFC7D5"/>
+              <w:left w:val="single" w:sz="2" w:space="0" w:color="BFC7D5"/>
+              <w:bottom w:val="single" w:sz="2" w:space="0" w:color="BFC7D5"/>
+              <w:right w:val="single" w:sz="6" w:space="0" w:color="BFC7D5"/>
+            </w:tcBorders>
+            <w:shd w:fill="1F3A5F" w:val="clear"/>
             <w:vAlign w:val="center"/>
           </w:tcPr>
           <w:p>
             <w:pPr>
               <w:pStyle w:val="TableHeading"/>
-              <w:suppressLineNumbers/>
-              <w:shd w:fill="1F3A5F" w:val="clear"/>
-              <w:bidi w:val="0"/>
-              <w:spacing w:before="0" w:after="283"/>
-              <w:jc w:val="center"/>
-              <w:rPr/>
-            </w:pPr>
-            <w:r>
-              <w:rPr/>
+              <w:bidi w:val="0"/>
+              <w:spacing w:before="0" w:after="283"/>
+              <w:jc w:val="left"/>
+              <w:rPr>
+                <w:color w:val="FFFFFF"/>
+              </w:rPr>
+            </w:pPr>
+            <w:r>
+              <w:rPr>
+                <w:color w:val="FFFFFF"/>
+              </w:rPr>
               <w:t>Responsibility</w:t>
             </w:r>
           </w:p>
@@ -530,8 +820,12 @@
         <w:trPr/>
         <w:tc>
           <w:tcPr>
-            <w:tcW w:w="1241" w:type="dxa"/>
-            <w:tcBorders/>
+            <w:tcW w:w="1281" w:type="dxa"/>
+            <w:tcBorders>
+              <w:left w:val="single" w:sz="6" w:space="0" w:color="BFC7D5"/>
+              <w:bottom w:val="single" w:sz="2" w:space="0" w:color="BFC7D5"/>
+              <w:right w:val="single" w:sz="6" w:space="0" w:color="BFC7D5"/>
+            </w:tcBorders>
             <w:vAlign w:val="center"/>
           </w:tcPr>
           <w:p>
@@ -550,8 +844,12 @@
         </w:tc>
         <w:tc>
           <w:tcPr>
-            <w:tcW w:w="4660" w:type="dxa"/>
-            <w:tcBorders/>
+            <w:tcW w:w="4799" w:type="dxa"/>
+            <w:tcBorders>
+              <w:left w:val="single" w:sz="2" w:space="0" w:color="BFC7D5"/>
+              <w:bottom w:val="single" w:sz="2" w:space="0" w:color="BFC7D5"/>
+              <w:right w:val="single" w:sz="6" w:space="0" w:color="BFC7D5"/>
+            </w:tcBorders>
             <w:vAlign w:val="center"/>
           </w:tcPr>
           <w:p>
@@ -573,8 +871,12 @@
         <w:trPr/>
         <w:tc>
           <w:tcPr>
-            <w:tcW w:w="1241" w:type="dxa"/>
-            <w:tcBorders/>
+            <w:tcW w:w="1281" w:type="dxa"/>
+            <w:tcBorders>
+              <w:left w:val="single" w:sz="6" w:space="0" w:color="BFC7D5"/>
+              <w:bottom w:val="single" w:sz="2" w:space="0" w:color="BFC7D5"/>
+              <w:right w:val="single" w:sz="6" w:space="0" w:color="BFC7D5"/>
+            </w:tcBorders>
             <w:vAlign w:val="center"/>
           </w:tcPr>
           <w:p>
@@ -593,8 +895,12 @@
         </w:tc>
         <w:tc>
           <w:tcPr>
-            <w:tcW w:w="4660" w:type="dxa"/>
-            <w:tcBorders/>
+            <w:tcW w:w="4799" w:type="dxa"/>
+            <w:tcBorders>
+              <w:left w:val="single" w:sz="2" w:space="0" w:color="BFC7D5"/>
+              <w:bottom w:val="single" w:sz="2" w:space="0" w:color="BFC7D5"/>
+              <w:right w:val="single" w:sz="6" w:space="0" w:color="BFC7D5"/>
+            </w:tcBorders>
             <w:vAlign w:val="center"/>
           </w:tcPr>
           <w:p>
@@ -616,8 +922,12 @@
         <w:trPr/>
         <w:tc>
           <w:tcPr>
-            <w:tcW w:w="1241" w:type="dxa"/>
-            <w:tcBorders/>
+            <w:tcW w:w="1281" w:type="dxa"/>
+            <w:tcBorders>
+              <w:left w:val="single" w:sz="6" w:space="0" w:color="BFC7D5"/>
+              <w:bottom w:val="single" w:sz="6" w:space="0" w:color="BFC7D5"/>
+              <w:right w:val="single" w:sz="6" w:space="0" w:color="BFC7D5"/>
+            </w:tcBorders>
             <w:vAlign w:val="center"/>
           </w:tcPr>
           <w:p>
@@ -636,8 +946,12 @@
         </w:tc>
         <w:tc>
           <w:tcPr>
-            <w:tcW w:w="4660" w:type="dxa"/>
-            <w:tcBorders/>
+            <w:tcW w:w="4799" w:type="dxa"/>
+            <w:tcBorders>
+              <w:left w:val="single" w:sz="2" w:space="0" w:color="BFC7D5"/>
+              <w:bottom w:val="single" w:sz="6" w:space="0" w:color="BFC7D5"/>
+              <w:right w:val="single" w:sz="6" w:space="0" w:color="BFC7D5"/>
+            </w:tcBorders>
             <w:vAlign w:val="center"/>
           </w:tcPr>
           <w:p>
@@ -712,21 +1026,21 @@
     </w:p>
     <w:tbl>
       <w:tblPr>
-        <w:tblW w:w="5901" w:type="dxa"/>
+        <w:tblW w:w="5000" w:type="pct"/>
         <w:jc w:val="left"/>
-        <w:tblInd w:w="0" w:type="dxa"/>
+        <w:tblInd w:w="-7" w:type="dxa"/>
         <w:tblLayout w:type="fixed"/>
         <w:tblCellMar>
-          <w:top w:w="28" w:type="dxa"/>
-          <w:left w:w="28" w:type="dxa"/>
-          <w:bottom w:w="28" w:type="dxa"/>
-          <w:right w:w="28" w:type="dxa"/>
+          <w:top w:w="60" w:type="dxa"/>
+          <w:left w:w="60" w:type="dxa"/>
+          <w:bottom w:w="60" w:type="dxa"/>
+          <w:right w:w="60" w:type="dxa"/>
         </w:tblCellMar>
       </w:tblPr>
       <w:tblGrid>
-        <w:gridCol w:w="1758"/>
-        <w:gridCol w:w="571"/>
-        <w:gridCol w:w="3572"/>
+        <w:gridCol w:w="1805"/>
+        <w:gridCol w:w="606"/>
+        <w:gridCol w:w="3669"/>
       </w:tblGrid>
       <w:tr>
         <w:trPr>
@@ -734,66 +1048,90 @@
         </w:trPr>
         <w:tc>
           <w:tcPr>
-            <w:tcW w:w="1758" w:type="dxa"/>
-            <w:tcBorders/>
+            <w:tcW w:w="1805" w:type="dxa"/>
+            <w:tcBorders>
+              <w:top w:val="single" w:sz="6" w:space="0" w:color="BFC7D5"/>
+              <w:left w:val="single" w:sz="6" w:space="0" w:color="BFC7D5"/>
+              <w:bottom w:val="single" w:sz="2" w:space="0" w:color="BFC7D5"/>
+              <w:right w:val="single" w:sz="6" w:space="0" w:color="BFC7D5"/>
+            </w:tcBorders>
+            <w:shd w:fill="1F3A5F" w:val="clear"/>
             <w:vAlign w:val="center"/>
           </w:tcPr>
           <w:p>
             <w:pPr>
               <w:pStyle w:val="TableHeading"/>
-              <w:suppressLineNumbers/>
-              <w:shd w:fill="1F3A5F" w:val="clear"/>
-              <w:bidi w:val="0"/>
-              <w:spacing w:before="0" w:after="283"/>
-              <w:jc w:val="center"/>
-              <w:rPr/>
-            </w:pPr>
-            <w:r>
-              <w:rPr/>
+              <w:bidi w:val="0"/>
+              <w:spacing w:before="0" w:after="283"/>
+              <w:jc w:val="left"/>
+              <w:rPr>
+                <w:color w:val="FFFFFF"/>
+              </w:rPr>
+            </w:pPr>
+            <w:r>
+              <w:rPr>
+                <w:color w:val="FFFFFF"/>
+              </w:rPr>
               <w:t>Module</w:t>
             </w:r>
           </w:p>
         </w:tc>
         <w:tc>
           <w:tcPr>
-            <w:tcW w:w="571" w:type="dxa"/>
-            <w:tcBorders/>
+            <w:tcW w:w="606" w:type="dxa"/>
+            <w:tcBorders>
+              <w:top w:val="single" w:sz="6" w:space="0" w:color="BFC7D5"/>
+              <w:left w:val="single" w:sz="2" w:space="0" w:color="BFC7D5"/>
+              <w:bottom w:val="single" w:sz="2" w:space="0" w:color="BFC7D5"/>
+              <w:right w:val="single" w:sz="6" w:space="0" w:color="BFC7D5"/>
+            </w:tcBorders>
+            <w:shd w:fill="1F3A5F" w:val="clear"/>
             <w:vAlign w:val="center"/>
           </w:tcPr>
           <w:p>
             <w:pPr>
               <w:pStyle w:val="TableHeading"/>
-              <w:suppressLineNumbers/>
-              <w:shd w:fill="1F3A5F" w:val="clear"/>
-              <w:bidi w:val="0"/>
-              <w:spacing w:before="0" w:after="283"/>
-              <w:jc w:val="center"/>
-              <w:rPr/>
-            </w:pPr>
-            <w:r>
-              <w:rPr/>
+              <w:bidi w:val="0"/>
+              <w:spacing w:before="0" w:after="283"/>
+              <w:jc w:val="left"/>
+              <w:rPr>
+                <w:color w:val="FFFFFF"/>
+              </w:rPr>
+            </w:pPr>
+            <w:r>
+              <w:rPr>
+                <w:color w:val="FFFFFF"/>
+              </w:rPr>
               <w:t>Tests</w:t>
             </w:r>
           </w:p>
         </w:tc>
         <w:tc>
           <w:tcPr>
-            <w:tcW w:w="3572" w:type="dxa"/>
-            <w:tcBorders/>
+            <w:tcW w:w="3669" w:type="dxa"/>
+            <w:tcBorders>
+              <w:top w:val="single" w:sz="6" w:space="0" w:color="BFC7D5"/>
+              <w:left w:val="single" w:sz="2" w:space="0" w:color="BFC7D5"/>
+              <w:bottom w:val="single" w:sz="2" w:space="0" w:color="BFC7D5"/>
+              <w:right w:val="single" w:sz="6" w:space="0" w:color="BFC7D5"/>
+            </w:tcBorders>
+            <w:shd w:fill="1F3A5F" w:val="clear"/>
             <w:vAlign w:val="center"/>
           </w:tcPr>
           <w:p>
             <w:pPr>
               <w:pStyle w:val="TableHeading"/>
-              <w:suppressLineNumbers/>
-              <w:shd w:fill="1F3A5F" w:val="clear"/>
-              <w:bidi w:val="0"/>
-              <w:spacing w:before="0" w:after="283"/>
-              <w:jc w:val="center"/>
-              <w:rPr/>
-            </w:pPr>
-            <w:r>
-              <w:rPr/>
+              <w:bidi w:val="0"/>
+              <w:spacing w:before="0" w:after="283"/>
+              <w:jc w:val="left"/>
+              <w:rPr>
+                <w:color w:val="FFFFFF"/>
+              </w:rPr>
+            </w:pPr>
+            <w:r>
+              <w:rPr>
+                <w:color w:val="FFFFFF"/>
+              </w:rPr>
               <w:t>Covers</w:t>
             </w:r>
           </w:p>
@@ -803,8 +1141,12 @@
         <w:trPr/>
         <w:tc>
           <w:tcPr>
-            <w:tcW w:w="1758" w:type="dxa"/>
-            <w:tcBorders/>
+            <w:tcW w:w="1805" w:type="dxa"/>
+            <w:tcBorders>
+              <w:left w:val="single" w:sz="6" w:space="0" w:color="BFC7D5"/>
+              <w:bottom w:val="single" w:sz="2" w:space="0" w:color="BFC7D5"/>
+              <w:right w:val="single" w:sz="6" w:space="0" w:color="BFC7D5"/>
+            </w:tcBorders>
             <w:vAlign w:val="center"/>
           </w:tcPr>
           <w:p>
@@ -825,8 +1167,12 @@
         </w:tc>
         <w:tc>
           <w:tcPr>
-            <w:tcW w:w="571" w:type="dxa"/>
-            <w:tcBorders/>
+            <w:tcW w:w="606" w:type="dxa"/>
+            <w:tcBorders>
+              <w:left w:val="single" w:sz="2" w:space="0" w:color="BFC7D5"/>
+              <w:bottom w:val="single" w:sz="2" w:space="0" w:color="BFC7D5"/>
+              <w:right w:val="single" w:sz="6" w:space="0" w:color="BFC7D5"/>
+            </w:tcBorders>
             <w:vAlign w:val="center"/>
           </w:tcPr>
           <w:p>
@@ -845,8 +1191,12 @@
         </w:tc>
         <w:tc>
           <w:tcPr>
-            <w:tcW w:w="3572" w:type="dxa"/>
-            <w:tcBorders/>
+            <w:tcW w:w="3669" w:type="dxa"/>
+            <w:tcBorders>
+              <w:left w:val="single" w:sz="2" w:space="0" w:color="BFC7D5"/>
+              <w:bottom w:val="single" w:sz="2" w:space="0" w:color="BFC7D5"/>
+              <w:right w:val="single" w:sz="6" w:space="0" w:color="BFC7D5"/>
+            </w:tcBorders>
             <w:vAlign w:val="center"/>
           </w:tcPr>
           <w:p>
@@ -874,8 +1224,12 @@
         <w:trPr/>
         <w:tc>
           <w:tcPr>
-            <w:tcW w:w="1758" w:type="dxa"/>
-            <w:tcBorders/>
+            <w:tcW w:w="1805" w:type="dxa"/>
+            <w:tcBorders>
+              <w:left w:val="single" w:sz="6" w:space="0" w:color="BFC7D5"/>
+              <w:bottom w:val="single" w:sz="2" w:space="0" w:color="BFC7D5"/>
+              <w:right w:val="single" w:sz="6" w:space="0" w:color="BFC7D5"/>
+            </w:tcBorders>
             <w:vAlign w:val="center"/>
           </w:tcPr>
           <w:p>
@@ -896,8 +1250,12 @@
         </w:tc>
         <w:tc>
           <w:tcPr>
-            <w:tcW w:w="571" w:type="dxa"/>
-            <w:tcBorders/>
+            <w:tcW w:w="606" w:type="dxa"/>
+            <w:tcBorders>
+              <w:left w:val="single" w:sz="2" w:space="0" w:color="BFC7D5"/>
+              <w:bottom w:val="single" w:sz="2" w:space="0" w:color="BFC7D5"/>
+              <w:right w:val="single" w:sz="6" w:space="0" w:color="BFC7D5"/>
+            </w:tcBorders>
             <w:vAlign w:val="center"/>
           </w:tcPr>
           <w:p>
@@ -916,8 +1274,12 @@
         </w:tc>
         <w:tc>
           <w:tcPr>
-            <w:tcW w:w="3572" w:type="dxa"/>
-            <w:tcBorders/>
+            <w:tcW w:w="3669" w:type="dxa"/>
+            <w:tcBorders>
+              <w:left w:val="single" w:sz="2" w:space="0" w:color="BFC7D5"/>
+              <w:bottom w:val="single" w:sz="2" w:space="0" w:color="BFC7D5"/>
+              <w:right w:val="single" w:sz="6" w:space="0" w:color="BFC7D5"/>
+            </w:tcBorders>
             <w:vAlign w:val="center"/>
           </w:tcPr>
           <w:p>
@@ -939,8 +1301,12 @@
         <w:trPr/>
         <w:tc>
           <w:tcPr>
-            <w:tcW w:w="1758" w:type="dxa"/>
-            <w:tcBorders/>
+            <w:tcW w:w="1805" w:type="dxa"/>
+            <w:tcBorders>
+              <w:left w:val="single" w:sz="6" w:space="0" w:color="BFC7D5"/>
+              <w:bottom w:val="single" w:sz="2" w:space="0" w:color="BFC7D5"/>
+              <w:right w:val="single" w:sz="6" w:space="0" w:color="BFC7D5"/>
+            </w:tcBorders>
             <w:vAlign w:val="center"/>
           </w:tcPr>
           <w:p>
@@ -961,8 +1327,12 @@
         </w:tc>
         <w:tc>
           <w:tcPr>
-            <w:tcW w:w="571" w:type="dxa"/>
-            <w:tcBorders/>
+            <w:tcW w:w="606" w:type="dxa"/>
+            <w:tcBorders>
+              <w:left w:val="single" w:sz="2" w:space="0" w:color="BFC7D5"/>
+              <w:bottom w:val="single" w:sz="2" w:space="0" w:color="BFC7D5"/>
+              <w:right w:val="single" w:sz="6" w:space="0" w:color="BFC7D5"/>
+            </w:tcBorders>
             <w:vAlign w:val="center"/>
           </w:tcPr>
           <w:p>
@@ -981,8 +1351,12 @@
         </w:tc>
         <w:tc>
           <w:tcPr>
-            <w:tcW w:w="3572" w:type="dxa"/>
-            <w:tcBorders/>
+            <w:tcW w:w="3669" w:type="dxa"/>
+            <w:tcBorders>
+              <w:left w:val="single" w:sz="2" w:space="0" w:color="BFC7D5"/>
+              <w:bottom w:val="single" w:sz="2" w:space="0" w:color="BFC7D5"/>
+              <w:right w:val="single" w:sz="6" w:space="0" w:color="BFC7D5"/>
+            </w:tcBorders>
             <w:vAlign w:val="center"/>
           </w:tcPr>
           <w:p>
@@ -1004,8 +1378,12 @@
         <w:trPr/>
         <w:tc>
           <w:tcPr>
-            <w:tcW w:w="1758" w:type="dxa"/>
-            <w:tcBorders/>
+            <w:tcW w:w="1805" w:type="dxa"/>
+            <w:tcBorders>
+              <w:left w:val="single" w:sz="6" w:space="0" w:color="BFC7D5"/>
+              <w:bottom w:val="single" w:sz="2" w:space="0" w:color="BFC7D5"/>
+              <w:right w:val="single" w:sz="6" w:space="0" w:color="BFC7D5"/>
+            </w:tcBorders>
             <w:vAlign w:val="center"/>
           </w:tcPr>
           <w:p>
@@ -1026,8 +1404,12 @@
         </w:tc>
         <w:tc>
           <w:tcPr>
-            <w:tcW w:w="571" w:type="dxa"/>
-            <w:tcBorders/>
+            <w:tcW w:w="606" w:type="dxa"/>
+            <w:tcBorders>
+              <w:left w:val="single" w:sz="2" w:space="0" w:color="BFC7D5"/>
+              <w:bottom w:val="single" w:sz="2" w:space="0" w:color="BFC7D5"/>
+              <w:right w:val="single" w:sz="6" w:space="0" w:color="BFC7D5"/>
+            </w:tcBorders>
             <w:vAlign w:val="center"/>
           </w:tcPr>
           <w:p>
@@ -1046,8 +1428,12 @@
         </w:tc>
         <w:tc>
           <w:tcPr>
-            <w:tcW w:w="3572" w:type="dxa"/>
-            <w:tcBorders/>
+            <w:tcW w:w="3669" w:type="dxa"/>
+            <w:tcBorders>
+              <w:left w:val="single" w:sz="2" w:space="0" w:color="BFC7D5"/>
+              <w:bottom w:val="single" w:sz="2" w:space="0" w:color="BFC7D5"/>
+              <w:right w:val="single" w:sz="6" w:space="0" w:color="BFC7D5"/>
+            </w:tcBorders>
             <w:vAlign w:val="center"/>
           </w:tcPr>
           <w:p>
@@ -1069,8 +1455,12 @@
         <w:trPr/>
         <w:tc>
           <w:tcPr>
-            <w:tcW w:w="1758" w:type="dxa"/>
-            <w:tcBorders/>
+            <w:tcW w:w="1805" w:type="dxa"/>
+            <w:tcBorders>
+              <w:left w:val="single" w:sz="6" w:space="0" w:color="BFC7D5"/>
+              <w:bottom w:val="single" w:sz="2" w:space="0" w:color="BFC7D5"/>
+              <w:right w:val="single" w:sz="6" w:space="0" w:color="BFC7D5"/>
+            </w:tcBorders>
             <w:vAlign w:val="center"/>
           </w:tcPr>
           <w:p>
@@ -1091,8 +1481,12 @@
         </w:tc>
         <w:tc>
           <w:tcPr>
-            <w:tcW w:w="571" w:type="dxa"/>
-            <w:tcBorders/>
+            <w:tcW w:w="606" w:type="dxa"/>
+            <w:tcBorders>
+              <w:left w:val="single" w:sz="2" w:space="0" w:color="BFC7D5"/>
+              <w:bottom w:val="single" w:sz="2" w:space="0" w:color="BFC7D5"/>
+              <w:right w:val="single" w:sz="6" w:space="0" w:color="BFC7D5"/>
+            </w:tcBorders>
             <w:vAlign w:val="center"/>
           </w:tcPr>
           <w:p>
@@ -1111,8 +1505,12 @@
         </w:tc>
         <w:tc>
           <w:tcPr>
-            <w:tcW w:w="3572" w:type="dxa"/>
-            <w:tcBorders/>
+            <w:tcW w:w="3669" w:type="dxa"/>
+            <w:tcBorders>
+              <w:left w:val="single" w:sz="2" w:space="0" w:color="BFC7D5"/>
+              <w:bottom w:val="single" w:sz="2" w:space="0" w:color="BFC7D5"/>
+              <w:right w:val="single" w:sz="6" w:space="0" w:color="BFC7D5"/>
+            </w:tcBorders>
             <w:vAlign w:val="center"/>
           </w:tcPr>
           <w:p>
@@ -1134,8 +1532,12 @@
         <w:trPr/>
         <w:tc>
           <w:tcPr>
-            <w:tcW w:w="1758" w:type="dxa"/>
-            <w:tcBorders/>
+            <w:tcW w:w="1805" w:type="dxa"/>
+            <w:tcBorders>
+              <w:left w:val="single" w:sz="6" w:space="0" w:color="BFC7D5"/>
+              <w:bottom w:val="single" w:sz="2" w:space="0" w:color="BFC7D5"/>
+              <w:right w:val="single" w:sz="6" w:space="0" w:color="BFC7D5"/>
+            </w:tcBorders>
             <w:vAlign w:val="center"/>
           </w:tcPr>
           <w:p>
@@ -1156,8 +1558,12 @@
         </w:tc>
         <w:tc>
           <w:tcPr>
-            <w:tcW w:w="571" w:type="dxa"/>
-            <w:tcBorders/>
+            <w:tcW w:w="606" w:type="dxa"/>
+            <w:tcBorders>
+              <w:left w:val="single" w:sz="2" w:space="0" w:color="BFC7D5"/>
+              <w:bottom w:val="single" w:sz="2" w:space="0" w:color="BFC7D5"/>
+              <w:right w:val="single" w:sz="6" w:space="0" w:color="BFC7D5"/>
+            </w:tcBorders>
             <w:vAlign w:val="center"/>
           </w:tcPr>
           <w:p>
@@ -1176,8 +1582,12 @@
         </w:tc>
         <w:tc>
           <w:tcPr>
-            <w:tcW w:w="3572" w:type="dxa"/>
-            <w:tcBorders/>
+            <w:tcW w:w="3669" w:type="dxa"/>
+            <w:tcBorders>
+              <w:left w:val="single" w:sz="2" w:space="0" w:color="BFC7D5"/>
+              <w:bottom w:val="single" w:sz="2" w:space="0" w:color="BFC7D5"/>
+              <w:right w:val="single" w:sz="6" w:space="0" w:color="BFC7D5"/>
+            </w:tcBorders>
             <w:vAlign w:val="center"/>
           </w:tcPr>
           <w:p>
@@ -1199,8 +1609,12 @@
         <w:trPr/>
         <w:tc>
           <w:tcPr>
-            <w:tcW w:w="1758" w:type="dxa"/>
-            <w:tcBorders/>
+            <w:tcW w:w="1805" w:type="dxa"/>
+            <w:tcBorders>
+              <w:left w:val="single" w:sz="6" w:space="0" w:color="BFC7D5"/>
+              <w:bottom w:val="single" w:sz="6" w:space="0" w:color="BFC7D5"/>
+              <w:right w:val="single" w:sz="6" w:space="0" w:color="BFC7D5"/>
+            </w:tcBorders>
             <w:vAlign w:val="center"/>
           </w:tcPr>
           <w:p>
@@ -1221,8 +1635,12 @@
         </w:tc>
         <w:tc>
           <w:tcPr>
-            <w:tcW w:w="571" w:type="dxa"/>
-            <w:tcBorders/>
+            <w:tcW w:w="606" w:type="dxa"/>
+            <w:tcBorders>
+              <w:left w:val="single" w:sz="2" w:space="0" w:color="BFC7D5"/>
+              <w:bottom w:val="single" w:sz="6" w:space="0" w:color="BFC7D5"/>
+              <w:right w:val="single" w:sz="6" w:space="0" w:color="BFC7D5"/>
+            </w:tcBorders>
             <w:vAlign w:val="center"/>
           </w:tcPr>
           <w:p>
@@ -1241,8 +1659,12 @@
         </w:tc>
         <w:tc>
           <w:tcPr>
-            <w:tcW w:w="3572" w:type="dxa"/>
-            <w:tcBorders/>
+            <w:tcW w:w="3669" w:type="dxa"/>
+            <w:tcBorders>
+              <w:left w:val="single" w:sz="2" w:space="0" w:color="BFC7D5"/>
+              <w:bottom w:val="single" w:sz="6" w:space="0" w:color="BFC7D5"/>
+              <w:right w:val="single" w:sz="6" w:space="0" w:color="BFC7D5"/>
+            </w:tcBorders>
             <w:vAlign w:val="center"/>
           </w:tcPr>
           <w:p>
@@ -1417,22 +1839,22 @@
     </w:p>
     <w:tbl>
       <w:tblPr>
-        <w:tblW w:w="5901" w:type="dxa"/>
+        <w:tblW w:w="5000" w:type="pct"/>
         <w:jc w:val="left"/>
-        <w:tblInd w:w="0" w:type="dxa"/>
+        <w:tblInd w:w="-7" w:type="dxa"/>
         <w:tblLayout w:type="fixed"/>
         <w:tblCellMar>
-          <w:top w:w="28" w:type="dxa"/>
-          <w:left w:w="28" w:type="dxa"/>
-          <w:bottom w:w="28" w:type="dxa"/>
-          <w:right w:w="28" w:type="dxa"/>
+          <w:top w:w="60" w:type="dxa"/>
+          <w:left w:w="60" w:type="dxa"/>
+          <w:bottom w:w="60" w:type="dxa"/>
+          <w:right w:w="60" w:type="dxa"/>
         </w:tblCellMar>
       </w:tblPr>
       <w:tblGrid>
-        <w:gridCol w:w="1233"/>
-        <w:gridCol w:w="1445"/>
-        <w:gridCol w:w="1996"/>
-        <w:gridCol w:w="1227"/>
+        <w:gridCol w:w="1275"/>
+        <w:gridCol w:w="1489"/>
+        <w:gridCol w:w="2077"/>
+        <w:gridCol w:w="1239"/>
       </w:tblGrid>
       <w:tr>
         <w:trPr>
@@ -1440,88 +1862,120 @@
         </w:trPr>
         <w:tc>
           <w:tcPr>
-            <w:tcW w:w="1233" w:type="dxa"/>
-            <w:tcBorders/>
+            <w:tcW w:w="1275" w:type="dxa"/>
+            <w:tcBorders>
+              <w:top w:val="single" w:sz="6" w:space="0" w:color="BFC7D5"/>
+              <w:left w:val="single" w:sz="6" w:space="0" w:color="BFC7D5"/>
+              <w:bottom w:val="single" w:sz="2" w:space="0" w:color="BFC7D5"/>
+              <w:right w:val="single" w:sz="6" w:space="0" w:color="BFC7D5"/>
+            </w:tcBorders>
+            <w:shd w:fill="1F3A5F" w:val="clear"/>
             <w:vAlign w:val="center"/>
           </w:tcPr>
           <w:p>
             <w:pPr>
               <w:pStyle w:val="TableHeading"/>
-              <w:suppressLineNumbers/>
-              <w:shd w:fill="1F3A5F" w:val="clear"/>
-              <w:bidi w:val="0"/>
-              <w:spacing w:before="0" w:after="283"/>
-              <w:jc w:val="center"/>
-              <w:rPr/>
-            </w:pPr>
-            <w:r>
-              <w:rPr/>
+              <w:bidi w:val="0"/>
+              <w:spacing w:before="0" w:after="283"/>
+              <w:jc w:val="left"/>
+              <w:rPr>
+                <w:color w:val="FFFFFF"/>
+              </w:rPr>
+            </w:pPr>
+            <w:r>
+              <w:rPr>
+                <w:color w:val="FFFFFF"/>
+              </w:rPr>
               <w:t>Check</w:t>
             </w:r>
           </w:p>
         </w:tc>
         <w:tc>
           <w:tcPr>
-            <w:tcW w:w="1445" w:type="dxa"/>
-            <w:tcBorders/>
+            <w:tcW w:w="1489" w:type="dxa"/>
+            <w:tcBorders>
+              <w:top w:val="single" w:sz="6" w:space="0" w:color="BFC7D5"/>
+              <w:left w:val="single" w:sz="2" w:space="0" w:color="BFC7D5"/>
+              <w:bottom w:val="single" w:sz="2" w:space="0" w:color="BFC7D5"/>
+              <w:right w:val="single" w:sz="6" w:space="0" w:color="BFC7D5"/>
+            </w:tcBorders>
+            <w:shd w:fill="1F3A5F" w:val="clear"/>
             <w:vAlign w:val="center"/>
           </w:tcPr>
           <w:p>
             <w:pPr>
               <w:pStyle w:val="TableHeading"/>
-              <w:suppressLineNumbers/>
-              <w:shd w:fill="1F3A5F" w:val="clear"/>
-              <w:bidi w:val="0"/>
-              <w:spacing w:before="0" w:after="283"/>
-              <w:jc w:val="center"/>
-              <w:rPr/>
-            </w:pPr>
-            <w:r>
-              <w:rPr/>
+              <w:bidi w:val="0"/>
+              <w:spacing w:before="0" w:after="283"/>
+              <w:jc w:val="left"/>
+              <w:rPr>
+                <w:color w:val="FFFFFF"/>
+              </w:rPr>
+            </w:pPr>
+            <w:r>
+              <w:rPr>
+                <w:color w:val="FFFFFF"/>
+              </w:rPr>
               <w:t>Path</w:t>
             </w:r>
           </w:p>
         </w:tc>
         <w:tc>
           <w:tcPr>
-            <w:tcW w:w="1996" w:type="dxa"/>
-            <w:tcBorders/>
+            <w:tcW w:w="2077" w:type="dxa"/>
+            <w:tcBorders>
+              <w:top w:val="single" w:sz="6" w:space="0" w:color="BFC7D5"/>
+              <w:left w:val="single" w:sz="2" w:space="0" w:color="BFC7D5"/>
+              <w:bottom w:val="single" w:sz="2" w:space="0" w:color="BFC7D5"/>
+              <w:right w:val="single" w:sz="6" w:space="0" w:color="BFC7D5"/>
+            </w:tcBorders>
+            <w:shd w:fill="1F3A5F" w:val="clear"/>
             <w:vAlign w:val="center"/>
           </w:tcPr>
           <w:p>
             <w:pPr>
               <w:pStyle w:val="TableHeading"/>
-              <w:suppressLineNumbers/>
-              <w:shd w:fill="1F3A5F" w:val="clear"/>
-              <w:bidi w:val="0"/>
-              <w:spacing w:before="0" w:after="283"/>
-              <w:jc w:val="center"/>
-              <w:rPr/>
-            </w:pPr>
-            <w:r>
-              <w:rPr/>
+              <w:bidi w:val="0"/>
+              <w:spacing w:before="0" w:after="283"/>
+              <w:jc w:val="left"/>
+              <w:rPr>
+                <w:color w:val="FFFFFF"/>
+              </w:rPr>
+            </w:pPr>
+            <w:r>
+              <w:rPr>
+                <w:color w:val="FFFFFF"/>
+              </w:rPr>
               <w:t>Assertion</w:t>
             </w:r>
           </w:p>
         </w:tc>
         <w:tc>
           <w:tcPr>
-            <w:tcW w:w="1227" w:type="dxa"/>
-            <w:tcBorders/>
+            <w:tcW w:w="1239" w:type="dxa"/>
+            <w:tcBorders>
+              <w:top w:val="single" w:sz="6" w:space="0" w:color="BFC7D5"/>
+              <w:left w:val="single" w:sz="2" w:space="0" w:color="BFC7D5"/>
+              <w:bottom w:val="single" w:sz="2" w:space="0" w:color="BFC7D5"/>
+              <w:right w:val="single" w:sz="6" w:space="0" w:color="BFC7D5"/>
+            </w:tcBorders>
+            <w:shd w:fill="1F3A5F" w:val="clear"/>
             <w:vAlign w:val="center"/>
           </w:tcPr>
           <w:p>
             <w:pPr>
               <w:pStyle w:val="TableHeading"/>
-              <w:suppressLineNumbers/>
-              <w:shd w:fill="1F3A5F" w:val="clear"/>
-              <w:bidi w:val="0"/>
-              <w:spacing w:before="0" w:after="283"/>
-              <w:jc w:val="center"/>
-              <w:rPr/>
-            </w:pPr>
-            <w:r>
-              <w:rPr/>
+              <w:bidi w:val="0"/>
+              <w:spacing w:before="0" w:after="283"/>
+              <w:jc w:val="left"/>
+              <w:rPr>
+                <w:color w:val="FFFFFF"/>
+              </w:rPr>
+            </w:pPr>
+            <w:r>
+              <w:rPr>
+                <w:color w:val="FFFFFF"/>
+              </w:rPr>
               <w:t>Result</w:t>
             </w:r>
           </w:p>
@@ -1531,8 +1985,12 @@
         <w:trPr/>
         <w:tc>
           <w:tcPr>
-            <w:tcW w:w="1233" w:type="dxa"/>
-            <w:tcBorders/>
+            <w:tcW w:w="1275" w:type="dxa"/>
+            <w:tcBorders>
+              <w:left w:val="single" w:sz="6" w:space="0" w:color="BFC7D5"/>
+              <w:bottom w:val="single" w:sz="2" w:space="0" w:color="BFC7D5"/>
+              <w:right w:val="single" w:sz="6" w:space="0" w:color="BFC7D5"/>
+            </w:tcBorders>
             <w:vAlign w:val="center"/>
           </w:tcPr>
           <w:p>
@@ -1551,8 +2009,12 @@
         </w:tc>
         <w:tc>
           <w:tcPr>
-            <w:tcW w:w="1445" w:type="dxa"/>
-            <w:tcBorders/>
+            <w:tcW w:w="1489" w:type="dxa"/>
+            <w:tcBorders>
+              <w:left w:val="single" w:sz="2" w:space="0" w:color="BFC7D5"/>
+              <w:bottom w:val="single" w:sz="2" w:space="0" w:color="BFC7D5"/>
+              <w:right w:val="single" w:sz="6" w:space="0" w:color="BFC7D5"/>
+            </w:tcBorders>
             <w:vAlign w:val="center"/>
           </w:tcPr>
           <w:p>
@@ -1573,8 +2035,12 @@
         </w:tc>
         <w:tc>
           <w:tcPr>
-            <w:tcW w:w="1996" w:type="dxa"/>
-            <w:tcBorders/>
+            <w:tcW w:w="2077" w:type="dxa"/>
+            <w:tcBorders>
+              <w:left w:val="single" w:sz="2" w:space="0" w:color="BFC7D5"/>
+              <w:bottom w:val="single" w:sz="2" w:space="0" w:color="BFC7D5"/>
+              <w:right w:val="single" w:sz="6" w:space="0" w:color="BFC7D5"/>
+            </w:tcBorders>
             <w:vAlign w:val="center"/>
           </w:tcPr>
           <w:p>
@@ -1609,8 +2075,12 @@
         </w:tc>
         <w:tc>
           <w:tcPr>
-            <w:tcW w:w="1227" w:type="dxa"/>
-            <w:tcBorders/>
+            <w:tcW w:w="1239" w:type="dxa"/>
+            <w:tcBorders>
+              <w:left w:val="single" w:sz="2" w:space="0" w:color="BFC7D5"/>
+              <w:bottom w:val="single" w:sz="2" w:space="0" w:color="BFC7D5"/>
+              <w:right w:val="single" w:sz="6" w:space="0" w:color="BFC7D5"/>
+            </w:tcBorders>
             <w:vAlign w:val="center"/>
           </w:tcPr>
           <w:p>
@@ -1632,8 +2102,12 @@
         <w:trPr/>
         <w:tc>
           <w:tcPr>
-            <w:tcW w:w="1233" w:type="dxa"/>
-            <w:tcBorders/>
+            <w:tcW w:w="1275" w:type="dxa"/>
+            <w:tcBorders>
+              <w:left w:val="single" w:sz="6" w:space="0" w:color="BFC7D5"/>
+              <w:bottom w:val="single" w:sz="2" w:space="0" w:color="BFC7D5"/>
+              <w:right w:val="single" w:sz="6" w:space="0" w:color="BFC7D5"/>
+            </w:tcBorders>
             <w:vAlign w:val="center"/>
           </w:tcPr>
           <w:p>
@@ -1652,8 +2126,12 @@
         </w:tc>
         <w:tc>
           <w:tcPr>
-            <w:tcW w:w="1445" w:type="dxa"/>
-            <w:tcBorders/>
+            <w:tcW w:w="1489" w:type="dxa"/>
+            <w:tcBorders>
+              <w:left w:val="single" w:sz="2" w:space="0" w:color="BFC7D5"/>
+              <w:bottom w:val="single" w:sz="2" w:space="0" w:color="BFC7D5"/>
+              <w:right w:val="single" w:sz="6" w:space="0" w:color="BFC7D5"/>
+            </w:tcBorders>
             <w:vAlign w:val="center"/>
           </w:tcPr>
           <w:p>
@@ -1674,8 +2152,12 @@
         </w:tc>
         <w:tc>
           <w:tcPr>
-            <w:tcW w:w="1996" w:type="dxa"/>
-            <w:tcBorders/>
+            <w:tcW w:w="2077" w:type="dxa"/>
+            <w:tcBorders>
+              <w:left w:val="single" w:sz="2" w:space="0" w:color="BFC7D5"/>
+              <w:bottom w:val="single" w:sz="2" w:space="0" w:color="BFC7D5"/>
+              <w:right w:val="single" w:sz="6" w:space="0" w:color="BFC7D5"/>
+            </w:tcBorders>
             <w:vAlign w:val="center"/>
           </w:tcPr>
           <w:p>
@@ -1700,8 +2182,12 @@
         </w:tc>
         <w:tc>
           <w:tcPr>
-            <w:tcW w:w="1227" w:type="dxa"/>
-            <w:tcBorders/>
+            <w:tcW w:w="1239" w:type="dxa"/>
+            <w:tcBorders>
+              <w:left w:val="single" w:sz="2" w:space="0" w:color="BFC7D5"/>
+              <w:bottom w:val="single" w:sz="2" w:space="0" w:color="BFC7D5"/>
+              <w:right w:val="single" w:sz="6" w:space="0" w:color="BFC7D5"/>
+            </w:tcBorders>
             <w:vAlign w:val="center"/>
           </w:tcPr>
           <w:p>
@@ -1723,8 +2209,12 @@
         <w:trPr/>
         <w:tc>
           <w:tcPr>
-            <w:tcW w:w="1233" w:type="dxa"/>
-            <w:tcBorders/>
+            <w:tcW w:w="1275" w:type="dxa"/>
+            <w:tcBorders>
+              <w:left w:val="single" w:sz="6" w:space="0" w:color="BFC7D5"/>
+              <w:bottom w:val="single" w:sz="6" w:space="0" w:color="BFC7D5"/>
+              <w:right w:val="single" w:sz="6" w:space="0" w:color="BFC7D5"/>
+            </w:tcBorders>
             <w:vAlign w:val="center"/>
           </w:tcPr>
           <w:p>
@@ -1743,8 +2233,12 @@
         </w:tc>
         <w:tc>
           <w:tcPr>
-            <w:tcW w:w="1445" w:type="dxa"/>
-            <w:tcBorders/>
+            <w:tcW w:w="1489" w:type="dxa"/>
+            <w:tcBorders>
+              <w:left w:val="single" w:sz="2" w:space="0" w:color="BFC7D5"/>
+              <w:bottom w:val="single" w:sz="6" w:space="0" w:color="BFC7D5"/>
+              <w:right w:val="single" w:sz="6" w:space="0" w:color="BFC7D5"/>
+            </w:tcBorders>
             <w:vAlign w:val="center"/>
           </w:tcPr>
           <w:p>
@@ -1765,8 +2259,12 @@
         </w:tc>
         <w:tc>
           <w:tcPr>
-            <w:tcW w:w="1996" w:type="dxa"/>
-            <w:tcBorders/>
+            <w:tcW w:w="2077" w:type="dxa"/>
+            <w:tcBorders>
+              <w:left w:val="single" w:sz="2" w:space="0" w:color="BFC7D5"/>
+              <w:bottom w:val="single" w:sz="6" w:space="0" w:color="BFC7D5"/>
+              <w:right w:val="single" w:sz="6" w:space="0" w:color="BFC7D5"/>
+            </w:tcBorders>
             <w:vAlign w:val="center"/>
           </w:tcPr>
           <w:p>
@@ -1791,8 +2289,12 @@
         </w:tc>
         <w:tc>
           <w:tcPr>
-            <w:tcW w:w="1227" w:type="dxa"/>
-            <w:tcBorders/>
+            <w:tcW w:w="1239" w:type="dxa"/>
+            <w:tcBorders>
+              <w:left w:val="single" w:sz="2" w:space="0" w:color="BFC7D5"/>
+              <w:bottom w:val="single" w:sz="6" w:space="0" w:color="BFC7D5"/>
+              <w:right w:val="single" w:sz="6" w:space="0" w:color="BFC7D5"/>
+            </w:tcBorders>
             <w:vAlign w:val="center"/>
           </w:tcPr>
           <w:p>
@@ -2593,24 +3095,24 @@
     </w:p>
     <w:tbl>
       <w:tblPr>
-        <w:tblW w:w="5901" w:type="dxa"/>
+        <w:tblW w:w="6080" w:type="dxa"/>
         <w:jc w:val="left"/>
-        <w:tblInd w:w="0" w:type="dxa"/>
+        <w:tblInd w:w="-7" w:type="dxa"/>
         <w:tblLayout w:type="fixed"/>
         <w:tblCellMar>
-          <w:top w:w="28" w:type="dxa"/>
-          <w:left w:w="28" w:type="dxa"/>
-          <w:bottom w:w="28" w:type="dxa"/>
-          <w:right w:w="28" w:type="dxa"/>
+          <w:top w:w="60" w:type="dxa"/>
+          <w:left w:w="60" w:type="dxa"/>
+          <w:bottom w:w="60" w:type="dxa"/>
+          <w:right w:w="60" w:type="dxa"/>
         </w:tblCellMar>
       </w:tblPr>
       <w:tblGrid>
-        <w:gridCol w:w="1321"/>
-        <w:gridCol w:w="826"/>
-        <w:gridCol w:w="826"/>
-        <w:gridCol w:w="901"/>
-        <w:gridCol w:w="886"/>
-        <w:gridCol w:w="1141"/>
+        <w:gridCol w:w="1355"/>
+        <w:gridCol w:w="861"/>
+        <w:gridCol w:w="861"/>
+        <w:gridCol w:w="936"/>
+        <w:gridCol w:w="921"/>
+        <w:gridCol w:w="1146"/>
       </w:tblGrid>
       <w:tr>
         <w:trPr>
@@ -2618,132 +3120,180 @@
         </w:trPr>
         <w:tc>
           <w:tcPr>
-            <w:tcW w:w="1321" w:type="dxa"/>
-            <w:tcBorders/>
+            <w:tcW w:w="1355" w:type="dxa"/>
+            <w:tcBorders>
+              <w:top w:val="single" w:sz="6" w:space="0" w:color="BFC7D5"/>
+              <w:left w:val="single" w:sz="6" w:space="0" w:color="BFC7D5"/>
+              <w:bottom w:val="single" w:sz="2" w:space="0" w:color="BFC7D5"/>
+              <w:right w:val="single" w:sz="6" w:space="0" w:color="BFC7D5"/>
+            </w:tcBorders>
+            <w:shd w:fill="1F3A5F" w:val="clear"/>
             <w:vAlign w:val="center"/>
           </w:tcPr>
           <w:p>
             <w:pPr>
               <w:pStyle w:val="TableHeading"/>
-              <w:suppressLineNumbers/>
-              <w:shd w:fill="1F3A5F" w:val="clear"/>
-              <w:bidi w:val="0"/>
-              <w:spacing w:before="0" w:after="283"/>
-              <w:jc w:val="center"/>
-              <w:rPr/>
-            </w:pPr>
-            <w:r>
-              <w:rPr/>
+              <w:bidi w:val="0"/>
+              <w:spacing w:before="0" w:after="283"/>
+              <w:jc w:val="left"/>
+              <w:rPr>
+                <w:color w:val="FFFFFF"/>
+              </w:rPr>
+            </w:pPr>
+            <w:r>
+              <w:rPr>
+                <w:color w:val="FFFFFF"/>
+              </w:rPr>
               <w:t>Change type</w:t>
             </w:r>
           </w:p>
         </w:tc>
         <w:tc>
           <w:tcPr>
-            <w:tcW w:w="826" w:type="dxa"/>
-            <w:tcBorders/>
+            <w:tcW w:w="861" w:type="dxa"/>
+            <w:tcBorders>
+              <w:top w:val="single" w:sz="6" w:space="0" w:color="BFC7D5"/>
+              <w:left w:val="single" w:sz="2" w:space="0" w:color="BFC7D5"/>
+              <w:bottom w:val="single" w:sz="2" w:space="0" w:color="BFC7D5"/>
+              <w:right w:val="single" w:sz="6" w:space="0" w:color="BFC7D5"/>
+            </w:tcBorders>
+            <w:shd w:fill="1F3A5F" w:val="clear"/>
             <w:vAlign w:val="center"/>
           </w:tcPr>
           <w:p>
             <w:pPr>
               <w:pStyle w:val="TableHeading"/>
-              <w:suppressLineNumbers/>
-              <w:shd w:fill="1F3A5F" w:val="clear"/>
-              <w:bidi w:val="0"/>
-              <w:spacing w:before="0" w:after="283"/>
-              <w:jc w:val="center"/>
-              <w:rPr/>
-            </w:pPr>
-            <w:r>
-              <w:rPr/>
+              <w:bidi w:val="0"/>
+              <w:spacing w:before="0" w:after="283"/>
+              <w:jc w:val="left"/>
+              <w:rPr>
+                <w:color w:val="FFFFFF"/>
+              </w:rPr>
+            </w:pPr>
+            <w:r>
+              <w:rPr>
+                <w:color w:val="FFFFFF"/>
+              </w:rPr>
               <w:t>L1 backend</w:t>
             </w:r>
           </w:p>
         </w:tc>
         <w:tc>
           <w:tcPr>
-            <w:tcW w:w="826" w:type="dxa"/>
-            <w:tcBorders/>
+            <w:tcW w:w="861" w:type="dxa"/>
+            <w:tcBorders>
+              <w:top w:val="single" w:sz="6" w:space="0" w:color="BFC7D5"/>
+              <w:left w:val="single" w:sz="2" w:space="0" w:color="BFC7D5"/>
+              <w:bottom w:val="single" w:sz="2" w:space="0" w:color="BFC7D5"/>
+              <w:right w:val="single" w:sz="6" w:space="0" w:color="BFC7D5"/>
+            </w:tcBorders>
+            <w:shd w:fill="1F3A5F" w:val="clear"/>
             <w:vAlign w:val="center"/>
           </w:tcPr>
           <w:p>
             <w:pPr>
               <w:pStyle w:val="TableHeading"/>
-              <w:suppressLineNumbers/>
-              <w:shd w:fill="1F3A5F" w:val="clear"/>
-              <w:bidi w:val="0"/>
-              <w:spacing w:before="0" w:after="283"/>
-              <w:jc w:val="center"/>
-              <w:rPr/>
-            </w:pPr>
-            <w:r>
-              <w:rPr/>
+              <w:bidi w:val="0"/>
+              <w:spacing w:before="0" w:after="283"/>
+              <w:jc w:val="left"/>
+              <w:rPr>
+                <w:color w:val="FFFFFF"/>
+              </w:rPr>
+            </w:pPr>
+            <w:r>
+              <w:rPr>
+                <w:color w:val="FFFFFF"/>
+              </w:rPr>
               <w:t>L2 voice</w:t>
             </w:r>
           </w:p>
         </w:tc>
         <w:tc>
           <w:tcPr>
-            <w:tcW w:w="901" w:type="dxa"/>
-            <w:tcBorders/>
+            <w:tcW w:w="936" w:type="dxa"/>
+            <w:tcBorders>
+              <w:top w:val="single" w:sz="6" w:space="0" w:color="BFC7D5"/>
+              <w:left w:val="single" w:sz="2" w:space="0" w:color="BFC7D5"/>
+              <w:bottom w:val="single" w:sz="2" w:space="0" w:color="BFC7D5"/>
+              <w:right w:val="single" w:sz="6" w:space="0" w:color="BFC7D5"/>
+            </w:tcBorders>
+            <w:shd w:fill="1F3A5F" w:val="clear"/>
             <w:vAlign w:val="center"/>
           </w:tcPr>
           <w:p>
             <w:pPr>
               <w:pStyle w:val="TableHeading"/>
-              <w:suppressLineNumbers/>
-              <w:shd w:fill="1F3A5F" w:val="clear"/>
-              <w:bidi w:val="0"/>
-              <w:spacing w:before="0" w:after="283"/>
-              <w:jc w:val="center"/>
-              <w:rPr/>
-            </w:pPr>
-            <w:r>
-              <w:rPr/>
+              <w:bidi w:val="0"/>
+              <w:spacing w:before="0" w:after="283"/>
+              <w:jc w:val="left"/>
+              <w:rPr>
+                <w:color w:val="FFFFFF"/>
+              </w:rPr>
+            </w:pPr>
+            <w:r>
+              <w:rPr>
+                <w:color w:val="FFFFFF"/>
+              </w:rPr>
               <w:t>L3 chunking</w:t>
             </w:r>
           </w:p>
         </w:tc>
         <w:tc>
           <w:tcPr>
-            <w:tcW w:w="886" w:type="dxa"/>
-            <w:tcBorders/>
+            <w:tcW w:w="921" w:type="dxa"/>
+            <w:tcBorders>
+              <w:top w:val="single" w:sz="6" w:space="0" w:color="BFC7D5"/>
+              <w:left w:val="single" w:sz="2" w:space="0" w:color="BFC7D5"/>
+              <w:bottom w:val="single" w:sz="2" w:space="0" w:color="BFC7D5"/>
+              <w:right w:val="single" w:sz="6" w:space="0" w:color="BFC7D5"/>
+            </w:tcBorders>
+            <w:shd w:fill="1F3A5F" w:val="clear"/>
             <w:vAlign w:val="center"/>
           </w:tcPr>
           <w:p>
             <w:pPr>
               <w:pStyle w:val="TableHeading"/>
-              <w:suppressLineNumbers/>
-              <w:shd w:fill="1F3A5F" w:val="clear"/>
-              <w:bidi w:val="0"/>
-              <w:spacing w:before="0" w:after="283"/>
-              <w:jc w:val="center"/>
-              <w:rPr/>
-            </w:pPr>
-            <w:r>
-              <w:rPr/>
+              <w:bidi w:val="0"/>
+              <w:spacing w:before="0" w:after="283"/>
+              <w:jc w:val="left"/>
+              <w:rPr>
+                <w:color w:val="FFFFFF"/>
+              </w:rPr>
+            </w:pPr>
+            <w:r>
+              <w:rPr>
+                <w:color w:val="FFFFFF"/>
+              </w:rPr>
               <w:t>L4 golden eval</w:t>
             </w:r>
           </w:p>
         </w:tc>
         <w:tc>
           <w:tcPr>
-            <w:tcW w:w="1141" w:type="dxa"/>
-            <w:tcBorders/>
+            <w:tcW w:w="1146" w:type="dxa"/>
+            <w:tcBorders>
+              <w:top w:val="single" w:sz="6" w:space="0" w:color="BFC7D5"/>
+              <w:left w:val="single" w:sz="2" w:space="0" w:color="BFC7D5"/>
+              <w:bottom w:val="single" w:sz="2" w:space="0" w:color="BFC7D5"/>
+              <w:right w:val="single" w:sz="6" w:space="0" w:color="BFC7D5"/>
+            </w:tcBorders>
+            <w:shd w:fill="1F3A5F" w:val="clear"/>
             <w:vAlign w:val="center"/>
           </w:tcPr>
           <w:p>
             <w:pPr>
               <w:pStyle w:val="TableHeading"/>
-              <w:suppressLineNumbers/>
-              <w:shd w:fill="1F3A5F" w:val="clear"/>
-              <w:bidi w:val="0"/>
-              <w:spacing w:before="0" w:after="283"/>
-              <w:jc w:val="center"/>
-              <w:rPr/>
-            </w:pPr>
-            <w:r>
-              <w:rPr/>
+              <w:bidi w:val="0"/>
+              <w:spacing w:before="0" w:after="283"/>
+              <w:jc w:val="left"/>
+              <w:rPr>
+                <w:color w:val="FFFFFF"/>
+              </w:rPr>
+            </w:pPr>
+            <w:r>
+              <w:rPr>
+                <w:color w:val="FFFFFF"/>
+              </w:rPr>
               <w:t>L6 manual</w:t>
             </w:r>
           </w:p>
@@ -2753,8 +3303,12 @@
         <w:trPr/>
         <w:tc>
           <w:tcPr>
-            <w:tcW w:w="1321" w:type="dxa"/>
-            <w:tcBorders/>
+            <w:tcW w:w="1355" w:type="dxa"/>
+            <w:tcBorders>
+              <w:left w:val="single" w:sz="6" w:space="0" w:color="BFC7D5"/>
+              <w:bottom w:val="single" w:sz="2" w:space="0" w:color="BFC7D5"/>
+              <w:right w:val="single" w:sz="6" w:space="0" w:color="BFC7D5"/>
+            </w:tcBorders>
             <w:vAlign w:val="center"/>
           </w:tcPr>
           <w:p>
@@ -2773,8 +3327,12 @@
         </w:tc>
         <w:tc>
           <w:tcPr>
-            <w:tcW w:w="826" w:type="dxa"/>
-            <w:tcBorders/>
+            <w:tcW w:w="861" w:type="dxa"/>
+            <w:tcBorders>
+              <w:left w:val="single" w:sz="2" w:space="0" w:color="BFC7D5"/>
+              <w:bottom w:val="single" w:sz="2" w:space="0" w:color="BFC7D5"/>
+              <w:right w:val="single" w:sz="6" w:space="0" w:color="BFC7D5"/>
+            </w:tcBorders>
             <w:vAlign w:val="center"/>
           </w:tcPr>
           <w:p>
@@ -2793,8 +3351,12 @@
         </w:tc>
         <w:tc>
           <w:tcPr>
-            <w:tcW w:w="826" w:type="dxa"/>
-            <w:tcBorders/>
+            <w:tcW w:w="861" w:type="dxa"/>
+            <w:tcBorders>
+              <w:left w:val="single" w:sz="2" w:space="0" w:color="BFC7D5"/>
+              <w:bottom w:val="single" w:sz="2" w:space="0" w:color="BFC7D5"/>
+              <w:right w:val="single" w:sz="6" w:space="0" w:color="BFC7D5"/>
+            </w:tcBorders>
             <w:vAlign w:val="center"/>
           </w:tcPr>
           <w:p>
@@ -2813,8 +3375,12 @@
         </w:tc>
         <w:tc>
           <w:tcPr>
-            <w:tcW w:w="901" w:type="dxa"/>
-            <w:tcBorders/>
+            <w:tcW w:w="936" w:type="dxa"/>
+            <w:tcBorders>
+              <w:left w:val="single" w:sz="2" w:space="0" w:color="BFC7D5"/>
+              <w:bottom w:val="single" w:sz="2" w:space="0" w:color="BFC7D5"/>
+              <w:right w:val="single" w:sz="6" w:space="0" w:color="BFC7D5"/>
+            </w:tcBorders>
             <w:vAlign w:val="center"/>
           </w:tcPr>
           <w:p>
@@ -2833,8 +3399,12 @@
         </w:tc>
         <w:tc>
           <w:tcPr>
-            <w:tcW w:w="886" w:type="dxa"/>
-            <w:tcBorders/>
+            <w:tcW w:w="921" w:type="dxa"/>
+            <w:tcBorders>
+              <w:left w:val="single" w:sz="2" w:space="0" w:color="BFC7D5"/>
+              <w:bottom w:val="single" w:sz="2" w:space="0" w:color="BFC7D5"/>
+              <w:right w:val="single" w:sz="6" w:space="0" w:color="BFC7D5"/>
+            </w:tcBorders>
             <w:vAlign w:val="center"/>
           </w:tcPr>
           <w:p>
@@ -2855,8 +3425,12 @@
         </w:tc>
         <w:tc>
           <w:tcPr>
-            <w:tcW w:w="1141" w:type="dxa"/>
-            <w:tcBorders/>
+            <w:tcW w:w="1146" w:type="dxa"/>
+            <w:tcBorders>
+              <w:left w:val="single" w:sz="2" w:space="0" w:color="BFC7D5"/>
+              <w:bottom w:val="single" w:sz="2" w:space="0" w:color="BFC7D5"/>
+              <w:right w:val="single" w:sz="6" w:space="0" w:color="BFC7D5"/>
+            </w:tcBorders>
             <w:vAlign w:val="center"/>
           </w:tcPr>
           <w:p>
@@ -2878,8 +3452,12 @@
         <w:trPr/>
         <w:tc>
           <w:tcPr>
-            <w:tcW w:w="1321" w:type="dxa"/>
-            <w:tcBorders/>
+            <w:tcW w:w="1355" w:type="dxa"/>
+            <w:tcBorders>
+              <w:left w:val="single" w:sz="6" w:space="0" w:color="BFC7D5"/>
+              <w:bottom w:val="single" w:sz="2" w:space="0" w:color="BFC7D5"/>
+              <w:right w:val="single" w:sz="6" w:space="0" w:color="BFC7D5"/>
+            </w:tcBorders>
             <w:vAlign w:val="center"/>
           </w:tcPr>
           <w:p>
@@ -2898,8 +3476,12 @@
         </w:tc>
         <w:tc>
           <w:tcPr>
-            <w:tcW w:w="826" w:type="dxa"/>
-            <w:tcBorders/>
+            <w:tcW w:w="861" w:type="dxa"/>
+            <w:tcBorders>
+              <w:left w:val="single" w:sz="2" w:space="0" w:color="BFC7D5"/>
+              <w:bottom w:val="single" w:sz="2" w:space="0" w:color="BFC7D5"/>
+              <w:right w:val="single" w:sz="6" w:space="0" w:color="BFC7D5"/>
+            </w:tcBorders>
             <w:vAlign w:val="center"/>
           </w:tcPr>
           <w:p>
@@ -2918,8 +3500,12 @@
         </w:tc>
         <w:tc>
           <w:tcPr>
-            <w:tcW w:w="826" w:type="dxa"/>
-            <w:tcBorders/>
+            <w:tcW w:w="861" w:type="dxa"/>
+            <w:tcBorders>
+              <w:left w:val="single" w:sz="2" w:space="0" w:color="BFC7D5"/>
+              <w:bottom w:val="single" w:sz="2" w:space="0" w:color="BFC7D5"/>
+              <w:right w:val="single" w:sz="6" w:space="0" w:color="BFC7D5"/>
+            </w:tcBorders>
             <w:vAlign w:val="center"/>
           </w:tcPr>
           <w:p>
@@ -2938,8 +3524,12 @@
         </w:tc>
         <w:tc>
           <w:tcPr>
-            <w:tcW w:w="901" w:type="dxa"/>
-            <w:tcBorders/>
+            <w:tcW w:w="936" w:type="dxa"/>
+            <w:tcBorders>
+              <w:left w:val="single" w:sz="2" w:space="0" w:color="BFC7D5"/>
+              <w:bottom w:val="single" w:sz="2" w:space="0" w:color="BFC7D5"/>
+              <w:right w:val="single" w:sz="6" w:space="0" w:color="BFC7D5"/>
+            </w:tcBorders>
             <w:vAlign w:val="center"/>
           </w:tcPr>
           <w:p>
@@ -2958,8 +3548,12 @@
         </w:tc>
         <w:tc>
           <w:tcPr>
-            <w:tcW w:w="886" w:type="dxa"/>
-            <w:tcBorders/>
+            <w:tcW w:w="921" w:type="dxa"/>
+            <w:tcBorders>
+              <w:left w:val="single" w:sz="2" w:space="0" w:color="BFC7D5"/>
+              <w:bottom w:val="single" w:sz="2" w:space="0" w:color="BFC7D5"/>
+              <w:right w:val="single" w:sz="6" w:space="0" w:color="BFC7D5"/>
+            </w:tcBorders>
             <w:vAlign w:val="center"/>
           </w:tcPr>
           <w:p>
@@ -2980,8 +3574,12 @@
         </w:tc>
         <w:tc>
           <w:tcPr>
-            <w:tcW w:w="1141" w:type="dxa"/>
-            <w:tcBorders/>
+            <w:tcW w:w="1146" w:type="dxa"/>
+            <w:tcBorders>
+              <w:left w:val="single" w:sz="2" w:space="0" w:color="BFC7D5"/>
+              <w:bottom w:val="single" w:sz="2" w:space="0" w:color="BFC7D5"/>
+              <w:right w:val="single" w:sz="6" w:space="0" w:color="BFC7D5"/>
+            </w:tcBorders>
             <w:vAlign w:val="center"/>
           </w:tcPr>
           <w:p>
@@ -3003,8 +3601,12 @@
         <w:trPr/>
         <w:tc>
           <w:tcPr>
-            <w:tcW w:w="1321" w:type="dxa"/>
-            <w:tcBorders/>
+            <w:tcW w:w="1355" w:type="dxa"/>
+            <w:tcBorders>
+              <w:left w:val="single" w:sz="6" w:space="0" w:color="BFC7D5"/>
+              <w:bottom w:val="single" w:sz="2" w:space="0" w:color="BFC7D5"/>
+              <w:right w:val="single" w:sz="6" w:space="0" w:color="BFC7D5"/>
+            </w:tcBorders>
             <w:vAlign w:val="center"/>
           </w:tcPr>
           <w:p>
@@ -3023,8 +3625,12 @@
         </w:tc>
         <w:tc>
           <w:tcPr>
-            <w:tcW w:w="826" w:type="dxa"/>
-            <w:tcBorders/>
+            <w:tcW w:w="861" w:type="dxa"/>
+            <w:tcBorders>
+              <w:left w:val="single" w:sz="2" w:space="0" w:color="BFC7D5"/>
+              <w:bottom w:val="single" w:sz="2" w:space="0" w:color="BFC7D5"/>
+              <w:right w:val="single" w:sz="6" w:space="0" w:color="BFC7D5"/>
+            </w:tcBorders>
             <w:vAlign w:val="center"/>
           </w:tcPr>
           <w:p>
@@ -3043,8 +3649,12 @@
         </w:tc>
         <w:tc>
           <w:tcPr>
-            <w:tcW w:w="826" w:type="dxa"/>
-            <w:tcBorders/>
+            <w:tcW w:w="861" w:type="dxa"/>
+            <w:tcBorders>
+              <w:left w:val="single" w:sz="2" w:space="0" w:color="BFC7D5"/>
+              <w:bottom w:val="single" w:sz="2" w:space="0" w:color="BFC7D5"/>
+              <w:right w:val="single" w:sz="6" w:space="0" w:color="BFC7D5"/>
+            </w:tcBorders>
             <w:vAlign w:val="center"/>
           </w:tcPr>
           <w:p>
@@ -3063,8 +3673,12 @@
         </w:tc>
         <w:tc>
           <w:tcPr>
-            <w:tcW w:w="901" w:type="dxa"/>
-            <w:tcBorders/>
+            <w:tcW w:w="936" w:type="dxa"/>
+            <w:tcBorders>
+              <w:left w:val="single" w:sz="2" w:space="0" w:color="BFC7D5"/>
+              <w:bottom w:val="single" w:sz="2" w:space="0" w:color="BFC7D5"/>
+              <w:right w:val="single" w:sz="6" w:space="0" w:color="BFC7D5"/>
+            </w:tcBorders>
             <w:vAlign w:val="center"/>
           </w:tcPr>
           <w:p>
@@ -3083,8 +3697,12 @@
         </w:tc>
         <w:tc>
           <w:tcPr>
-            <w:tcW w:w="886" w:type="dxa"/>
-            <w:tcBorders/>
+            <w:tcW w:w="921" w:type="dxa"/>
+            <w:tcBorders>
+              <w:left w:val="single" w:sz="2" w:space="0" w:color="BFC7D5"/>
+              <w:bottom w:val="single" w:sz="2" w:space="0" w:color="BFC7D5"/>
+              <w:right w:val="single" w:sz="6" w:space="0" w:color="BFC7D5"/>
+            </w:tcBorders>
             <w:vAlign w:val="center"/>
           </w:tcPr>
           <w:p>
@@ -3103,8 +3721,12 @@
         </w:tc>
         <w:tc>
           <w:tcPr>
-            <w:tcW w:w="1141" w:type="dxa"/>
-            <w:tcBorders/>
+            <w:tcW w:w="1146" w:type="dxa"/>
+            <w:tcBorders>
+              <w:left w:val="single" w:sz="2" w:space="0" w:color="BFC7D5"/>
+              <w:bottom w:val="single" w:sz="2" w:space="0" w:color="BFC7D5"/>
+              <w:right w:val="single" w:sz="6" w:space="0" w:color="BFC7D5"/>
+            </w:tcBorders>
             <w:vAlign w:val="center"/>
           </w:tcPr>
           <w:p>
@@ -3136,8 +3758,12 @@
         <w:trPr/>
         <w:tc>
           <w:tcPr>
-            <w:tcW w:w="1321" w:type="dxa"/>
-            <w:tcBorders/>
+            <w:tcW w:w="1355" w:type="dxa"/>
+            <w:tcBorders>
+              <w:left w:val="single" w:sz="6" w:space="0" w:color="BFC7D5"/>
+              <w:bottom w:val="single" w:sz="2" w:space="0" w:color="BFC7D5"/>
+              <w:right w:val="single" w:sz="6" w:space="0" w:color="BFC7D5"/>
+            </w:tcBorders>
             <w:vAlign w:val="center"/>
           </w:tcPr>
           <w:p>
@@ -3156,8 +3782,12 @@
         </w:tc>
         <w:tc>
           <w:tcPr>
-            <w:tcW w:w="826" w:type="dxa"/>
-            <w:tcBorders/>
+            <w:tcW w:w="861" w:type="dxa"/>
+            <w:tcBorders>
+              <w:left w:val="single" w:sz="2" w:space="0" w:color="BFC7D5"/>
+              <w:bottom w:val="single" w:sz="2" w:space="0" w:color="BFC7D5"/>
+              <w:right w:val="single" w:sz="6" w:space="0" w:color="BFC7D5"/>
+            </w:tcBorders>
             <w:vAlign w:val="center"/>
           </w:tcPr>
           <w:p>
@@ -3176,8 +3806,12 @@
         </w:tc>
         <w:tc>
           <w:tcPr>
-            <w:tcW w:w="826" w:type="dxa"/>
-            <w:tcBorders/>
+            <w:tcW w:w="861" w:type="dxa"/>
+            <w:tcBorders>
+              <w:left w:val="single" w:sz="2" w:space="0" w:color="BFC7D5"/>
+              <w:bottom w:val="single" w:sz="2" w:space="0" w:color="BFC7D5"/>
+              <w:right w:val="single" w:sz="6" w:space="0" w:color="BFC7D5"/>
+            </w:tcBorders>
             <w:vAlign w:val="center"/>
           </w:tcPr>
           <w:p>
@@ -3196,8 +3830,12 @@
         </w:tc>
         <w:tc>
           <w:tcPr>
-            <w:tcW w:w="901" w:type="dxa"/>
-            <w:tcBorders/>
+            <w:tcW w:w="936" w:type="dxa"/>
+            <w:tcBorders>
+              <w:left w:val="single" w:sz="2" w:space="0" w:color="BFC7D5"/>
+              <w:bottom w:val="single" w:sz="2" w:space="0" w:color="BFC7D5"/>
+              <w:right w:val="single" w:sz="6" w:space="0" w:color="BFC7D5"/>
+            </w:tcBorders>
             <w:vAlign w:val="center"/>
           </w:tcPr>
           <w:p>
@@ -3216,8 +3854,12 @@
         </w:tc>
         <w:tc>
           <w:tcPr>
-            <w:tcW w:w="886" w:type="dxa"/>
-            <w:tcBorders/>
+            <w:tcW w:w="921" w:type="dxa"/>
+            <w:tcBorders>
+              <w:left w:val="single" w:sz="2" w:space="0" w:color="BFC7D5"/>
+              <w:bottom w:val="single" w:sz="2" w:space="0" w:color="BFC7D5"/>
+              <w:right w:val="single" w:sz="6" w:space="0" w:color="BFC7D5"/>
+            </w:tcBorders>
             <w:vAlign w:val="center"/>
           </w:tcPr>
           <w:p>
@@ -3236,8 +3878,12 @@
         </w:tc>
         <w:tc>
           <w:tcPr>
-            <w:tcW w:w="1141" w:type="dxa"/>
-            <w:tcBorders/>
+            <w:tcW w:w="1146" w:type="dxa"/>
+            <w:tcBorders>
+              <w:left w:val="single" w:sz="2" w:space="0" w:color="BFC7D5"/>
+              <w:bottom w:val="single" w:sz="2" w:space="0" w:color="BFC7D5"/>
+              <w:right w:val="single" w:sz="6" w:space="0" w:color="BFC7D5"/>
+            </w:tcBorders>
             <w:vAlign w:val="center"/>
           </w:tcPr>
           <w:p>
@@ -3259,8 +3905,12 @@
         <w:trPr/>
         <w:tc>
           <w:tcPr>
-            <w:tcW w:w="1321" w:type="dxa"/>
-            <w:tcBorders/>
+            <w:tcW w:w="1355" w:type="dxa"/>
+            <w:tcBorders>
+              <w:left w:val="single" w:sz="6" w:space="0" w:color="BFC7D5"/>
+              <w:bottom w:val="single" w:sz="2" w:space="0" w:color="BFC7D5"/>
+              <w:right w:val="single" w:sz="6" w:space="0" w:color="BFC7D5"/>
+            </w:tcBorders>
             <w:vAlign w:val="center"/>
           </w:tcPr>
           <w:p>
@@ -3279,8 +3929,12 @@
         </w:tc>
         <w:tc>
           <w:tcPr>
-            <w:tcW w:w="826" w:type="dxa"/>
-            <w:tcBorders/>
+            <w:tcW w:w="861" w:type="dxa"/>
+            <w:tcBorders>
+              <w:left w:val="single" w:sz="2" w:space="0" w:color="BFC7D5"/>
+              <w:bottom w:val="single" w:sz="2" w:space="0" w:color="BFC7D5"/>
+              <w:right w:val="single" w:sz="6" w:space="0" w:color="BFC7D5"/>
+            </w:tcBorders>
             <w:vAlign w:val="center"/>
           </w:tcPr>
           <w:p>
@@ -3299,8 +3953,12 @@
         </w:tc>
         <w:tc>
           <w:tcPr>
-            <w:tcW w:w="826" w:type="dxa"/>
-            <w:tcBorders/>
+            <w:tcW w:w="861" w:type="dxa"/>
+            <w:tcBorders>
+              <w:left w:val="single" w:sz="2" w:space="0" w:color="BFC7D5"/>
+              <w:bottom w:val="single" w:sz="2" w:space="0" w:color="BFC7D5"/>
+              <w:right w:val="single" w:sz="6" w:space="0" w:color="BFC7D5"/>
+            </w:tcBorders>
             <w:vAlign w:val="center"/>
           </w:tcPr>
           <w:p>
@@ -3319,8 +3977,12 @@
         </w:tc>
         <w:tc>
           <w:tcPr>
-            <w:tcW w:w="901" w:type="dxa"/>
-            <w:tcBorders/>
+            <w:tcW w:w="936" w:type="dxa"/>
+            <w:tcBorders>
+              <w:left w:val="single" w:sz="2" w:space="0" w:color="BFC7D5"/>
+              <w:bottom w:val="single" w:sz="2" w:space="0" w:color="BFC7D5"/>
+              <w:right w:val="single" w:sz="6" w:space="0" w:color="BFC7D5"/>
+            </w:tcBorders>
             <w:vAlign w:val="center"/>
           </w:tcPr>
           <w:p>
@@ -3339,8 +4001,12 @@
         </w:tc>
         <w:tc>
           <w:tcPr>
-            <w:tcW w:w="886" w:type="dxa"/>
-            <w:tcBorders/>
+            <w:tcW w:w="921" w:type="dxa"/>
+            <w:tcBorders>
+              <w:left w:val="single" w:sz="2" w:space="0" w:color="BFC7D5"/>
+              <w:bottom w:val="single" w:sz="2" w:space="0" w:color="BFC7D5"/>
+              <w:right w:val="single" w:sz="6" w:space="0" w:color="BFC7D5"/>
+            </w:tcBorders>
             <w:vAlign w:val="center"/>
           </w:tcPr>
           <w:p>
@@ -3359,8 +4025,12 @@
         </w:tc>
         <w:tc>
           <w:tcPr>
-            <w:tcW w:w="1141" w:type="dxa"/>
-            <w:tcBorders/>
+            <w:tcW w:w="1146" w:type="dxa"/>
+            <w:tcBorders>
+              <w:left w:val="single" w:sz="2" w:space="0" w:color="BFC7D5"/>
+              <w:bottom w:val="single" w:sz="2" w:space="0" w:color="BFC7D5"/>
+              <w:right w:val="single" w:sz="6" w:space="0" w:color="BFC7D5"/>
+            </w:tcBorders>
             <w:vAlign w:val="center"/>
           </w:tcPr>
           <w:p>
@@ -3382,8 +4052,12 @@
         <w:trPr/>
         <w:tc>
           <w:tcPr>
-            <w:tcW w:w="1321" w:type="dxa"/>
-            <w:tcBorders/>
+            <w:tcW w:w="1355" w:type="dxa"/>
+            <w:tcBorders>
+              <w:left w:val="single" w:sz="6" w:space="0" w:color="BFC7D5"/>
+              <w:bottom w:val="single" w:sz="2" w:space="0" w:color="BFC7D5"/>
+              <w:right w:val="single" w:sz="6" w:space="0" w:color="BFC7D5"/>
+            </w:tcBorders>
             <w:vAlign w:val="center"/>
           </w:tcPr>
           <w:p>
@@ -3402,8 +4076,12 @@
         </w:tc>
         <w:tc>
           <w:tcPr>
-            <w:tcW w:w="826" w:type="dxa"/>
-            <w:tcBorders/>
+            <w:tcW w:w="861" w:type="dxa"/>
+            <w:tcBorders>
+              <w:left w:val="single" w:sz="2" w:space="0" w:color="BFC7D5"/>
+              <w:bottom w:val="single" w:sz="2" w:space="0" w:color="BFC7D5"/>
+              <w:right w:val="single" w:sz="6" w:space="0" w:color="BFC7D5"/>
+            </w:tcBorders>
             <w:vAlign w:val="center"/>
           </w:tcPr>
           <w:p>
@@ -3422,8 +4100,12 @@
         </w:tc>
         <w:tc>
           <w:tcPr>
-            <w:tcW w:w="826" w:type="dxa"/>
-            <w:tcBorders/>
+            <w:tcW w:w="861" w:type="dxa"/>
+            <w:tcBorders>
+              <w:left w:val="single" w:sz="2" w:space="0" w:color="BFC7D5"/>
+              <w:bottom w:val="single" w:sz="2" w:space="0" w:color="BFC7D5"/>
+              <w:right w:val="single" w:sz="6" w:space="0" w:color="BFC7D5"/>
+            </w:tcBorders>
             <w:vAlign w:val="center"/>
           </w:tcPr>
           <w:p>
@@ -3442,8 +4124,12 @@
         </w:tc>
         <w:tc>
           <w:tcPr>
-            <w:tcW w:w="901" w:type="dxa"/>
-            <w:tcBorders/>
+            <w:tcW w:w="936" w:type="dxa"/>
+            <w:tcBorders>
+              <w:left w:val="single" w:sz="2" w:space="0" w:color="BFC7D5"/>
+              <w:bottom w:val="single" w:sz="2" w:space="0" w:color="BFC7D5"/>
+              <w:right w:val="single" w:sz="6" w:space="0" w:color="BFC7D5"/>
+            </w:tcBorders>
             <w:vAlign w:val="center"/>
           </w:tcPr>
           <w:p>
@@ -3462,8 +4148,12 @@
         </w:tc>
         <w:tc>
           <w:tcPr>
-            <w:tcW w:w="886" w:type="dxa"/>
-            <w:tcBorders/>
+            <w:tcW w:w="921" w:type="dxa"/>
+            <w:tcBorders>
+              <w:left w:val="single" w:sz="2" w:space="0" w:color="BFC7D5"/>
+              <w:bottom w:val="single" w:sz="2" w:space="0" w:color="BFC7D5"/>
+              <w:right w:val="single" w:sz="6" w:space="0" w:color="BFC7D5"/>
+            </w:tcBorders>
             <w:vAlign w:val="center"/>
           </w:tcPr>
           <w:p>
@@ -3482,8 +4172,12 @@
         </w:tc>
         <w:tc>
           <w:tcPr>
-            <w:tcW w:w="1141" w:type="dxa"/>
-            <w:tcBorders/>
+            <w:tcW w:w="1146" w:type="dxa"/>
+            <w:tcBorders>
+              <w:left w:val="single" w:sz="2" w:space="0" w:color="BFC7D5"/>
+              <w:bottom w:val="single" w:sz="2" w:space="0" w:color="BFC7D5"/>
+              <w:right w:val="single" w:sz="6" w:space="0" w:color="BFC7D5"/>
+            </w:tcBorders>
             <w:vAlign w:val="center"/>
           </w:tcPr>
           <w:p>
@@ -3505,8 +4199,12 @@
         <w:trPr/>
         <w:tc>
           <w:tcPr>
-            <w:tcW w:w="1321" w:type="dxa"/>
-            <w:tcBorders/>
+            <w:tcW w:w="1355" w:type="dxa"/>
+            <w:tcBorders>
+              <w:left w:val="single" w:sz="6" w:space="0" w:color="BFC7D5"/>
+              <w:bottom w:val="single" w:sz="2" w:space="0" w:color="BFC7D5"/>
+              <w:right w:val="single" w:sz="6" w:space="0" w:color="BFC7D5"/>
+            </w:tcBorders>
             <w:vAlign w:val="center"/>
           </w:tcPr>
           <w:p>
@@ -3525,8 +4223,12 @@
         </w:tc>
         <w:tc>
           <w:tcPr>
-            <w:tcW w:w="826" w:type="dxa"/>
-            <w:tcBorders/>
+            <w:tcW w:w="861" w:type="dxa"/>
+            <w:tcBorders>
+              <w:left w:val="single" w:sz="2" w:space="0" w:color="BFC7D5"/>
+              <w:bottom w:val="single" w:sz="2" w:space="0" w:color="BFC7D5"/>
+              <w:right w:val="single" w:sz="6" w:space="0" w:color="BFC7D5"/>
+            </w:tcBorders>
             <w:vAlign w:val="center"/>
           </w:tcPr>
           <w:p>
@@ -3545,8 +4247,12 @@
         </w:tc>
         <w:tc>
           <w:tcPr>
-            <w:tcW w:w="826" w:type="dxa"/>
-            <w:tcBorders/>
+            <w:tcW w:w="861" w:type="dxa"/>
+            <w:tcBorders>
+              <w:left w:val="single" w:sz="2" w:space="0" w:color="BFC7D5"/>
+              <w:bottom w:val="single" w:sz="2" w:space="0" w:color="BFC7D5"/>
+              <w:right w:val="single" w:sz="6" w:space="0" w:color="BFC7D5"/>
+            </w:tcBorders>
             <w:vAlign w:val="center"/>
           </w:tcPr>
           <w:p>
@@ -3565,8 +4271,12 @@
         </w:tc>
         <w:tc>
           <w:tcPr>
-            <w:tcW w:w="901" w:type="dxa"/>
-            <w:tcBorders/>
+            <w:tcW w:w="936" w:type="dxa"/>
+            <w:tcBorders>
+              <w:left w:val="single" w:sz="2" w:space="0" w:color="BFC7D5"/>
+              <w:bottom w:val="single" w:sz="2" w:space="0" w:color="BFC7D5"/>
+              <w:right w:val="single" w:sz="6" w:space="0" w:color="BFC7D5"/>
+            </w:tcBorders>
             <w:vAlign w:val="center"/>
           </w:tcPr>
           <w:p>
@@ -3585,8 +4295,12 @@
         </w:tc>
         <w:tc>
           <w:tcPr>
-            <w:tcW w:w="886" w:type="dxa"/>
-            <w:tcBorders/>
+            <w:tcW w:w="921" w:type="dxa"/>
+            <w:tcBorders>
+              <w:left w:val="single" w:sz="2" w:space="0" w:color="BFC7D5"/>
+              <w:bottom w:val="single" w:sz="2" w:space="0" w:color="BFC7D5"/>
+              <w:right w:val="single" w:sz="6" w:space="0" w:color="BFC7D5"/>
+            </w:tcBorders>
             <w:vAlign w:val="center"/>
           </w:tcPr>
           <w:p>
@@ -3605,8 +4319,12 @@
         </w:tc>
         <w:tc>
           <w:tcPr>
-            <w:tcW w:w="1141" w:type="dxa"/>
-            <w:tcBorders/>
+            <w:tcW w:w="1146" w:type="dxa"/>
+            <w:tcBorders>
+              <w:left w:val="single" w:sz="2" w:space="0" w:color="BFC7D5"/>
+              <w:bottom w:val="single" w:sz="2" w:space="0" w:color="BFC7D5"/>
+              <w:right w:val="single" w:sz="6" w:space="0" w:color="BFC7D5"/>
+            </w:tcBorders>
             <w:vAlign w:val="center"/>
           </w:tcPr>
           <w:p>
@@ -3628,8 +4346,12 @@
         <w:trPr/>
         <w:tc>
           <w:tcPr>
-            <w:tcW w:w="1321" w:type="dxa"/>
-            <w:tcBorders/>
+            <w:tcW w:w="1355" w:type="dxa"/>
+            <w:tcBorders>
+              <w:left w:val="single" w:sz="6" w:space="0" w:color="BFC7D5"/>
+              <w:bottom w:val="single" w:sz="6" w:space="0" w:color="BFC7D5"/>
+              <w:right w:val="single" w:sz="6" w:space="0" w:color="BFC7D5"/>
+            </w:tcBorders>
             <w:vAlign w:val="center"/>
           </w:tcPr>
           <w:p>
@@ -3648,8 +4370,12 @@
         </w:tc>
         <w:tc>
           <w:tcPr>
-            <w:tcW w:w="826" w:type="dxa"/>
-            <w:tcBorders/>
+            <w:tcW w:w="861" w:type="dxa"/>
+            <w:tcBorders>
+              <w:left w:val="single" w:sz="2" w:space="0" w:color="BFC7D5"/>
+              <w:bottom w:val="single" w:sz="6" w:space="0" w:color="BFC7D5"/>
+              <w:right w:val="single" w:sz="6" w:space="0" w:color="BFC7D5"/>
+            </w:tcBorders>
             <w:vAlign w:val="center"/>
           </w:tcPr>
           <w:p>
@@ -3668,8 +4394,12 @@
         </w:tc>
         <w:tc>
           <w:tcPr>
-            <w:tcW w:w="826" w:type="dxa"/>
-            <w:tcBorders/>
+            <w:tcW w:w="861" w:type="dxa"/>
+            <w:tcBorders>
+              <w:left w:val="single" w:sz="2" w:space="0" w:color="BFC7D5"/>
+              <w:bottom w:val="single" w:sz="6" w:space="0" w:color="BFC7D5"/>
+              <w:right w:val="single" w:sz="6" w:space="0" w:color="BFC7D5"/>
+            </w:tcBorders>
             <w:vAlign w:val="center"/>
           </w:tcPr>
           <w:p>
@@ -3688,8 +4418,12 @@
         </w:tc>
         <w:tc>
           <w:tcPr>
-            <w:tcW w:w="901" w:type="dxa"/>
-            <w:tcBorders/>
+            <w:tcW w:w="936" w:type="dxa"/>
+            <w:tcBorders>
+              <w:left w:val="single" w:sz="2" w:space="0" w:color="BFC7D5"/>
+              <w:bottom w:val="single" w:sz="6" w:space="0" w:color="BFC7D5"/>
+              <w:right w:val="single" w:sz="6" w:space="0" w:color="BFC7D5"/>
+            </w:tcBorders>
             <w:vAlign w:val="center"/>
           </w:tcPr>
           <w:p>
@@ -3708,8 +4442,12 @@
         </w:tc>
         <w:tc>
           <w:tcPr>
-            <w:tcW w:w="886" w:type="dxa"/>
-            <w:tcBorders/>
+            <w:tcW w:w="921" w:type="dxa"/>
+            <w:tcBorders>
+              <w:left w:val="single" w:sz="2" w:space="0" w:color="BFC7D5"/>
+              <w:bottom w:val="single" w:sz="6" w:space="0" w:color="BFC7D5"/>
+              <w:right w:val="single" w:sz="6" w:space="0" w:color="BFC7D5"/>
+            </w:tcBorders>
             <w:vAlign w:val="center"/>
           </w:tcPr>
           <w:p>
@@ -3728,8 +4466,12 @@
         </w:tc>
         <w:tc>
           <w:tcPr>
-            <w:tcW w:w="1141" w:type="dxa"/>
-            <w:tcBorders/>
+            <w:tcW w:w="1146" w:type="dxa"/>
+            <w:tcBorders>
+              <w:left w:val="single" w:sz="2" w:space="0" w:color="BFC7D5"/>
+              <w:bottom w:val="single" w:sz="6" w:space="0" w:color="BFC7D5"/>
+              <w:right w:val="single" w:sz="6" w:space="0" w:color="BFC7D5"/>
+            </w:tcBorders>
             <w:vAlign w:val="center"/>
           </w:tcPr>
           <w:p>
@@ -3786,22 +4528,22 @@
     </w:p>
     <w:tbl>
       <w:tblPr>
-        <w:tblW w:w="5901" w:type="dxa"/>
+        <w:tblW w:w="5000" w:type="pct"/>
         <w:jc w:val="left"/>
-        <w:tblInd w:w="0" w:type="dxa"/>
+        <w:tblInd w:w="-7" w:type="dxa"/>
         <w:tblLayout w:type="fixed"/>
         <w:tblCellMar>
-          <w:top w:w="28" w:type="dxa"/>
-          <w:left w:w="28" w:type="dxa"/>
-          <w:bottom w:w="28" w:type="dxa"/>
-          <w:right w:w="28" w:type="dxa"/>
+          <w:top w:w="60" w:type="dxa"/>
+          <w:left w:w="60" w:type="dxa"/>
+          <w:bottom w:w="60" w:type="dxa"/>
+          <w:right w:w="60" w:type="dxa"/>
         </w:tblCellMar>
       </w:tblPr>
       <w:tblGrid>
-        <w:gridCol w:w="324"/>
-        <w:gridCol w:w="2444"/>
-        <w:gridCol w:w="1356"/>
-        <w:gridCol w:w="1777"/>
+        <w:gridCol w:w="357"/>
+        <w:gridCol w:w="2508"/>
+        <w:gridCol w:w="1407"/>
+        <w:gridCol w:w="1808"/>
       </w:tblGrid>
       <w:tr>
         <w:trPr>
@@ -3809,88 +4551,120 @@
         </w:trPr>
         <w:tc>
           <w:tcPr>
-            <w:tcW w:w="324" w:type="dxa"/>
-            <w:tcBorders/>
+            <w:tcW w:w="357" w:type="dxa"/>
+            <w:tcBorders>
+              <w:top w:val="single" w:sz="6" w:space="0" w:color="BFC7D5"/>
+              <w:left w:val="single" w:sz="6" w:space="0" w:color="BFC7D5"/>
+              <w:bottom w:val="single" w:sz="2" w:space="0" w:color="BFC7D5"/>
+              <w:right w:val="single" w:sz="6" w:space="0" w:color="BFC7D5"/>
+            </w:tcBorders>
+            <w:shd w:fill="1F3A5F" w:val="clear"/>
             <w:vAlign w:val="center"/>
           </w:tcPr>
           <w:p>
             <w:pPr>
               <w:pStyle w:val="TableHeading"/>
-              <w:suppressLineNumbers/>
-              <w:shd w:fill="1F3A5F" w:val="clear"/>
-              <w:bidi w:val="0"/>
-              <w:spacing w:before="0" w:after="283"/>
-              <w:jc w:val="center"/>
-              <w:rPr/>
-            </w:pPr>
-            <w:r>
-              <w:rPr/>
+              <w:bidi w:val="0"/>
+              <w:spacing w:before="0" w:after="283"/>
+              <w:jc w:val="left"/>
+              <w:rPr>
+                <w:color w:val="FFFFFF"/>
+              </w:rPr>
+            </w:pPr>
+            <w:r>
+              <w:rPr>
+                <w:color w:val="FFFFFF"/>
+              </w:rPr>
               <w:t>#</w:t>
             </w:r>
           </w:p>
         </w:tc>
         <w:tc>
           <w:tcPr>
-            <w:tcW w:w="2444" w:type="dxa"/>
-            <w:tcBorders/>
+            <w:tcW w:w="2508" w:type="dxa"/>
+            <w:tcBorders>
+              <w:top w:val="single" w:sz="6" w:space="0" w:color="BFC7D5"/>
+              <w:left w:val="single" w:sz="2" w:space="0" w:color="BFC7D5"/>
+              <w:bottom w:val="single" w:sz="2" w:space="0" w:color="BFC7D5"/>
+              <w:right w:val="single" w:sz="6" w:space="0" w:color="BFC7D5"/>
+            </w:tcBorders>
+            <w:shd w:fill="1F3A5F" w:val="clear"/>
             <w:vAlign w:val="center"/>
           </w:tcPr>
           <w:p>
             <w:pPr>
               <w:pStyle w:val="TableHeading"/>
-              <w:suppressLineNumbers/>
-              <w:shd w:fill="1F3A5F" w:val="clear"/>
-              <w:bidi w:val="0"/>
-              <w:spacing w:before="0" w:after="283"/>
-              <w:jc w:val="center"/>
-              <w:rPr/>
-            </w:pPr>
-            <w:r>
-              <w:rPr/>
+              <w:bidi w:val="0"/>
+              <w:spacing w:before="0" w:after="283"/>
+              <w:jc w:val="left"/>
+              <w:rPr>
+                <w:color w:val="FFFFFF"/>
+              </w:rPr>
+            </w:pPr>
+            <w:r>
+              <w:rPr>
+                <w:color w:val="FFFFFF"/>
+              </w:rPr>
               <w:t>Command</w:t>
             </w:r>
           </w:p>
         </w:tc>
         <w:tc>
           <w:tcPr>
-            <w:tcW w:w="1356" w:type="dxa"/>
-            <w:tcBorders/>
+            <w:tcW w:w="1407" w:type="dxa"/>
+            <w:tcBorders>
+              <w:top w:val="single" w:sz="6" w:space="0" w:color="BFC7D5"/>
+              <w:left w:val="single" w:sz="2" w:space="0" w:color="BFC7D5"/>
+              <w:bottom w:val="single" w:sz="2" w:space="0" w:color="BFC7D5"/>
+              <w:right w:val="single" w:sz="6" w:space="0" w:color="BFC7D5"/>
+            </w:tcBorders>
+            <w:shd w:fill="1F3A5F" w:val="clear"/>
             <w:vAlign w:val="center"/>
           </w:tcPr>
           <w:p>
             <w:pPr>
               <w:pStyle w:val="TableHeading"/>
-              <w:suppressLineNumbers/>
-              <w:shd w:fill="1F3A5F" w:val="clear"/>
-              <w:bidi w:val="0"/>
-              <w:spacing w:before="0" w:after="283"/>
-              <w:jc w:val="center"/>
-              <w:rPr/>
-            </w:pPr>
-            <w:r>
-              <w:rPr/>
+              <w:bidi w:val="0"/>
+              <w:spacing w:before="0" w:after="283"/>
+              <w:jc w:val="left"/>
+              <w:rPr>
+                <w:color w:val="FFFFFF"/>
+              </w:rPr>
+            </w:pPr>
+            <w:r>
+              <w:rPr>
+                <w:color w:val="FFFFFF"/>
+              </w:rPr>
               <w:t>What it proves</w:t>
             </w:r>
           </w:p>
         </w:tc>
         <w:tc>
           <w:tcPr>
-            <w:tcW w:w="1777" w:type="dxa"/>
-            <w:tcBorders/>
+            <w:tcW w:w="1808" w:type="dxa"/>
+            <w:tcBorders>
+              <w:top w:val="single" w:sz="6" w:space="0" w:color="BFC7D5"/>
+              <w:left w:val="single" w:sz="2" w:space="0" w:color="BFC7D5"/>
+              <w:bottom w:val="single" w:sz="2" w:space="0" w:color="BFC7D5"/>
+              <w:right w:val="single" w:sz="6" w:space="0" w:color="BFC7D5"/>
+            </w:tcBorders>
+            <w:shd w:fill="1F3A5F" w:val="clear"/>
             <w:vAlign w:val="center"/>
           </w:tcPr>
           <w:p>
             <w:pPr>
               <w:pStyle w:val="TableHeading"/>
-              <w:suppressLineNumbers/>
-              <w:shd w:fill="1F3A5F" w:val="clear"/>
-              <w:bidi w:val="0"/>
-              <w:spacing w:before="0" w:after="283"/>
-              <w:jc w:val="center"/>
-              <w:rPr/>
-            </w:pPr>
-            <w:r>
-              <w:rPr/>
+              <w:bidi w:val="0"/>
+              <w:spacing w:before="0" w:after="283"/>
+              <w:jc w:val="left"/>
+              <w:rPr>
+                <w:color w:val="FFFFFF"/>
+              </w:rPr>
+            </w:pPr>
+            <w:r>
+              <w:rPr>
+                <w:color w:val="FFFFFF"/>
+              </w:rPr>
               <w:t>Pass criterion</w:t>
             </w:r>
           </w:p>
@@ -3900,8 +4674,12 @@
         <w:trPr/>
         <w:tc>
           <w:tcPr>
-            <w:tcW w:w="324" w:type="dxa"/>
-            <w:tcBorders/>
+            <w:tcW w:w="357" w:type="dxa"/>
+            <w:tcBorders>
+              <w:left w:val="single" w:sz="6" w:space="0" w:color="BFC7D5"/>
+              <w:bottom w:val="single" w:sz="2" w:space="0" w:color="BFC7D5"/>
+              <w:right w:val="single" w:sz="6" w:space="0" w:color="BFC7D5"/>
+            </w:tcBorders>
             <w:vAlign w:val="center"/>
           </w:tcPr>
           <w:p>
@@ -3920,8 +4698,12 @@
         </w:tc>
         <w:tc>
           <w:tcPr>
-            <w:tcW w:w="2444" w:type="dxa"/>
-            <w:tcBorders/>
+            <w:tcW w:w="2508" w:type="dxa"/>
+            <w:tcBorders>
+              <w:left w:val="single" w:sz="2" w:space="0" w:color="BFC7D5"/>
+              <w:bottom w:val="single" w:sz="2" w:space="0" w:color="BFC7D5"/>
+              <w:right w:val="single" w:sz="6" w:space="0" w:color="BFC7D5"/>
+            </w:tcBorders>
             <w:vAlign w:val="center"/>
           </w:tcPr>
           <w:p>
@@ -3986,8 +4768,12 @@
         </w:tc>
         <w:tc>
           <w:tcPr>
-            <w:tcW w:w="1356" w:type="dxa"/>
-            <w:tcBorders/>
+            <w:tcW w:w="1407" w:type="dxa"/>
+            <w:tcBorders>
+              <w:left w:val="single" w:sz="2" w:space="0" w:color="BFC7D5"/>
+              <w:bottom w:val="single" w:sz="2" w:space="0" w:color="BFC7D5"/>
+              <w:right w:val="single" w:sz="6" w:space="0" w:color="BFC7D5"/>
+            </w:tcBorders>
             <w:vAlign w:val="center"/>
           </w:tcPr>
           <w:p>
@@ -4006,8 +4792,12 @@
         </w:tc>
         <w:tc>
           <w:tcPr>
-            <w:tcW w:w="1777" w:type="dxa"/>
-            <w:tcBorders/>
+            <w:tcW w:w="1808" w:type="dxa"/>
+            <w:tcBorders>
+              <w:left w:val="single" w:sz="2" w:space="0" w:color="BFC7D5"/>
+              <w:bottom w:val="single" w:sz="2" w:space="0" w:color="BFC7D5"/>
+              <w:right w:val="single" w:sz="6" w:space="0" w:color="BFC7D5"/>
+            </w:tcBorders>
             <w:vAlign w:val="center"/>
           </w:tcPr>
           <w:p>
@@ -4039,8 +4829,12 @@
         <w:trPr/>
         <w:tc>
           <w:tcPr>
-            <w:tcW w:w="324" w:type="dxa"/>
-            <w:tcBorders/>
+            <w:tcW w:w="357" w:type="dxa"/>
+            <w:tcBorders>
+              <w:left w:val="single" w:sz="6" w:space="0" w:color="BFC7D5"/>
+              <w:bottom w:val="single" w:sz="2" w:space="0" w:color="BFC7D5"/>
+              <w:right w:val="single" w:sz="6" w:space="0" w:color="BFC7D5"/>
+            </w:tcBorders>
             <w:vAlign w:val="center"/>
           </w:tcPr>
           <w:p>
@@ -4059,8 +4853,12 @@
         </w:tc>
         <w:tc>
           <w:tcPr>
-            <w:tcW w:w="2444" w:type="dxa"/>
-            <w:tcBorders/>
+            <w:tcW w:w="2508" w:type="dxa"/>
+            <w:tcBorders>
+              <w:left w:val="single" w:sz="2" w:space="0" w:color="BFC7D5"/>
+              <w:bottom w:val="single" w:sz="2" w:space="0" w:color="BFC7D5"/>
+              <w:right w:val="single" w:sz="6" w:space="0" w:color="BFC7D5"/>
+            </w:tcBorders>
             <w:vAlign w:val="center"/>
           </w:tcPr>
           <w:p>
@@ -4085,8 +4883,12 @@
         </w:tc>
         <w:tc>
           <w:tcPr>
-            <w:tcW w:w="1356" w:type="dxa"/>
-            <w:tcBorders/>
+            <w:tcW w:w="1407" w:type="dxa"/>
+            <w:tcBorders>
+              <w:left w:val="single" w:sz="2" w:space="0" w:color="BFC7D5"/>
+              <w:bottom w:val="single" w:sz="2" w:space="0" w:color="BFC7D5"/>
+              <w:right w:val="single" w:sz="6" w:space="0" w:color="BFC7D5"/>
+            </w:tcBorders>
             <w:vAlign w:val="center"/>
           </w:tcPr>
           <w:p>
@@ -4105,8 +4907,12 @@
         </w:tc>
         <w:tc>
           <w:tcPr>
-            <w:tcW w:w="1777" w:type="dxa"/>
-            <w:tcBorders/>
+            <w:tcW w:w="1808" w:type="dxa"/>
+            <w:tcBorders>
+              <w:left w:val="single" w:sz="2" w:space="0" w:color="BFC7D5"/>
+              <w:bottom w:val="single" w:sz="2" w:space="0" w:color="BFC7D5"/>
+              <w:right w:val="single" w:sz="6" w:space="0" w:color="BFC7D5"/>
+            </w:tcBorders>
             <w:vAlign w:val="center"/>
           </w:tcPr>
           <w:p>
@@ -4128,8 +4934,12 @@
         <w:trPr/>
         <w:tc>
           <w:tcPr>
-            <w:tcW w:w="324" w:type="dxa"/>
-            <w:tcBorders/>
+            <w:tcW w:w="357" w:type="dxa"/>
+            <w:tcBorders>
+              <w:left w:val="single" w:sz="6" w:space="0" w:color="BFC7D5"/>
+              <w:bottom w:val="single" w:sz="2" w:space="0" w:color="BFC7D5"/>
+              <w:right w:val="single" w:sz="6" w:space="0" w:color="BFC7D5"/>
+            </w:tcBorders>
             <w:vAlign w:val="center"/>
           </w:tcPr>
           <w:p>
@@ -4148,8 +4958,12 @@
         </w:tc>
         <w:tc>
           <w:tcPr>
-            <w:tcW w:w="2444" w:type="dxa"/>
-            <w:tcBorders/>
+            <w:tcW w:w="2508" w:type="dxa"/>
+            <w:tcBorders>
+              <w:left w:val="single" w:sz="2" w:space="0" w:color="BFC7D5"/>
+              <w:bottom w:val="single" w:sz="2" w:space="0" w:color="BFC7D5"/>
+              <w:right w:val="single" w:sz="6" w:space="0" w:color="BFC7D5"/>
+            </w:tcBorders>
             <w:vAlign w:val="center"/>
           </w:tcPr>
           <w:p>
@@ -4170,8 +4984,12 @@
         </w:tc>
         <w:tc>
           <w:tcPr>
-            <w:tcW w:w="1356" w:type="dxa"/>
-            <w:tcBorders/>
+            <w:tcW w:w="1407" w:type="dxa"/>
+            <w:tcBorders>
+              <w:left w:val="single" w:sz="2" w:space="0" w:color="BFC7D5"/>
+              <w:bottom w:val="single" w:sz="2" w:space="0" w:color="BFC7D5"/>
+              <w:right w:val="single" w:sz="6" w:space="0" w:color="BFC7D5"/>
+            </w:tcBorders>
             <w:vAlign w:val="center"/>
           </w:tcPr>
           <w:p>
@@ -4190,8 +5008,12 @@
         </w:tc>
         <w:tc>
           <w:tcPr>
-            <w:tcW w:w="1777" w:type="dxa"/>
-            <w:tcBorders/>
+            <w:tcW w:w="1808" w:type="dxa"/>
+            <w:tcBorders>
+              <w:left w:val="single" w:sz="2" w:space="0" w:color="BFC7D5"/>
+              <w:bottom w:val="single" w:sz="2" w:space="0" w:color="BFC7D5"/>
+              <w:right w:val="single" w:sz="6" w:space="0" w:color="BFC7D5"/>
+            </w:tcBorders>
             <w:vAlign w:val="center"/>
           </w:tcPr>
           <w:p>
@@ -4213,8 +5035,12 @@
         <w:trPr/>
         <w:tc>
           <w:tcPr>
-            <w:tcW w:w="324" w:type="dxa"/>
-            <w:tcBorders/>
+            <w:tcW w:w="357" w:type="dxa"/>
+            <w:tcBorders>
+              <w:left w:val="single" w:sz="6" w:space="0" w:color="BFC7D5"/>
+              <w:bottom w:val="single" w:sz="2" w:space="0" w:color="BFC7D5"/>
+              <w:right w:val="single" w:sz="6" w:space="0" w:color="BFC7D5"/>
+            </w:tcBorders>
             <w:vAlign w:val="center"/>
           </w:tcPr>
           <w:p>
@@ -4233,8 +5059,12 @@
         </w:tc>
         <w:tc>
           <w:tcPr>
-            <w:tcW w:w="2444" w:type="dxa"/>
-            <w:tcBorders/>
+            <w:tcW w:w="2508" w:type="dxa"/>
+            <w:tcBorders>
+              <w:left w:val="single" w:sz="2" w:space="0" w:color="BFC7D5"/>
+              <w:bottom w:val="single" w:sz="2" w:space="0" w:color="BFC7D5"/>
+              <w:right w:val="single" w:sz="6" w:space="0" w:color="BFC7D5"/>
+            </w:tcBorders>
             <w:vAlign w:val="center"/>
           </w:tcPr>
           <w:p>
@@ -4255,8 +5085,12 @@
         </w:tc>
         <w:tc>
           <w:tcPr>
-            <w:tcW w:w="1356" w:type="dxa"/>
-            <w:tcBorders/>
+            <w:tcW w:w="1407" w:type="dxa"/>
+            <w:tcBorders>
+              <w:left w:val="single" w:sz="2" w:space="0" w:color="BFC7D5"/>
+              <w:bottom w:val="single" w:sz="2" w:space="0" w:color="BFC7D5"/>
+              <w:right w:val="single" w:sz="6" w:space="0" w:color="BFC7D5"/>
+            </w:tcBorders>
             <w:vAlign w:val="center"/>
           </w:tcPr>
           <w:p>
@@ -4275,8 +5109,12 @@
         </w:tc>
         <w:tc>
           <w:tcPr>
-            <w:tcW w:w="1777" w:type="dxa"/>
-            <w:tcBorders/>
+            <w:tcW w:w="1808" w:type="dxa"/>
+            <w:tcBorders>
+              <w:left w:val="single" w:sz="2" w:space="0" w:color="BFC7D5"/>
+              <w:bottom w:val="single" w:sz="2" w:space="0" w:color="BFC7D5"/>
+              <w:right w:val="single" w:sz="6" w:space="0" w:color="BFC7D5"/>
+            </w:tcBorders>
             <w:vAlign w:val="center"/>
           </w:tcPr>
           <w:p>
@@ -4308,8 +5146,12 @@
         <w:trPr/>
         <w:tc>
           <w:tcPr>
-            <w:tcW w:w="324" w:type="dxa"/>
-            <w:tcBorders/>
+            <w:tcW w:w="357" w:type="dxa"/>
+            <w:tcBorders>
+              <w:left w:val="single" w:sz="6" w:space="0" w:color="BFC7D5"/>
+              <w:bottom w:val="single" w:sz="2" w:space="0" w:color="BFC7D5"/>
+              <w:right w:val="single" w:sz="6" w:space="0" w:color="BFC7D5"/>
+            </w:tcBorders>
             <w:vAlign w:val="center"/>
           </w:tcPr>
           <w:p>
@@ -4328,8 +5170,12 @@
         </w:tc>
         <w:tc>
           <w:tcPr>
-            <w:tcW w:w="2444" w:type="dxa"/>
-            <w:tcBorders/>
+            <w:tcW w:w="2508" w:type="dxa"/>
+            <w:tcBorders>
+              <w:left w:val="single" w:sz="2" w:space="0" w:color="BFC7D5"/>
+              <w:bottom w:val="single" w:sz="2" w:space="0" w:color="BFC7D5"/>
+              <w:right w:val="single" w:sz="6" w:space="0" w:color="BFC7D5"/>
+            </w:tcBorders>
             <w:vAlign w:val="center"/>
           </w:tcPr>
           <w:p>
@@ -4374,8 +5220,12 @@
         </w:tc>
         <w:tc>
           <w:tcPr>
-            <w:tcW w:w="1356" w:type="dxa"/>
-            <w:tcBorders/>
+            <w:tcW w:w="1407" w:type="dxa"/>
+            <w:tcBorders>
+              <w:left w:val="single" w:sz="2" w:space="0" w:color="BFC7D5"/>
+              <w:bottom w:val="single" w:sz="2" w:space="0" w:color="BFC7D5"/>
+              <w:right w:val="single" w:sz="6" w:space="0" w:color="BFC7D5"/>
+            </w:tcBorders>
             <w:vAlign w:val="center"/>
           </w:tcPr>
           <w:p>
@@ -4394,8 +5244,12 @@
         </w:tc>
         <w:tc>
           <w:tcPr>
-            <w:tcW w:w="1777" w:type="dxa"/>
-            <w:tcBorders/>
+            <w:tcW w:w="1808" w:type="dxa"/>
+            <w:tcBorders>
+              <w:left w:val="single" w:sz="2" w:space="0" w:color="BFC7D5"/>
+              <w:bottom w:val="single" w:sz="2" w:space="0" w:color="BFC7D5"/>
+              <w:right w:val="single" w:sz="6" w:space="0" w:color="BFC7D5"/>
+            </w:tcBorders>
             <w:vAlign w:val="center"/>
           </w:tcPr>
           <w:p>
@@ -4427,8 +5281,12 @@
         <w:trPr/>
         <w:tc>
           <w:tcPr>
-            <w:tcW w:w="324" w:type="dxa"/>
-            <w:tcBorders/>
+            <w:tcW w:w="357" w:type="dxa"/>
+            <w:tcBorders>
+              <w:left w:val="single" w:sz="6" w:space="0" w:color="BFC7D5"/>
+              <w:bottom w:val="single" w:sz="2" w:space="0" w:color="BFC7D5"/>
+              <w:right w:val="single" w:sz="6" w:space="0" w:color="BFC7D5"/>
+            </w:tcBorders>
             <w:vAlign w:val="center"/>
           </w:tcPr>
           <w:p>
@@ -4447,8 +5305,12 @@
         </w:tc>
         <w:tc>
           <w:tcPr>
-            <w:tcW w:w="2444" w:type="dxa"/>
-            <w:tcBorders/>
+            <w:tcW w:w="2508" w:type="dxa"/>
+            <w:tcBorders>
+              <w:left w:val="single" w:sz="2" w:space="0" w:color="BFC7D5"/>
+              <w:bottom w:val="single" w:sz="2" w:space="0" w:color="BFC7D5"/>
+              <w:right w:val="single" w:sz="6" w:space="0" w:color="BFC7D5"/>
+            </w:tcBorders>
             <w:vAlign w:val="center"/>
           </w:tcPr>
           <w:p>
@@ -4469,8 +5331,12 @@
         </w:tc>
         <w:tc>
           <w:tcPr>
-            <w:tcW w:w="1356" w:type="dxa"/>
-            <w:tcBorders/>
+            <w:tcW w:w="1407" w:type="dxa"/>
+            <w:tcBorders>
+              <w:left w:val="single" w:sz="2" w:space="0" w:color="BFC7D5"/>
+              <w:bottom w:val="single" w:sz="2" w:space="0" w:color="BFC7D5"/>
+              <w:right w:val="single" w:sz="6" w:space="0" w:color="BFC7D5"/>
+            </w:tcBorders>
             <w:vAlign w:val="center"/>
           </w:tcPr>
           <w:p>
@@ -4489,8 +5355,12 @@
         </w:tc>
         <w:tc>
           <w:tcPr>
-            <w:tcW w:w="1777" w:type="dxa"/>
-            <w:tcBorders/>
+            <w:tcW w:w="1808" w:type="dxa"/>
+            <w:tcBorders>
+              <w:left w:val="single" w:sz="2" w:space="0" w:color="BFC7D5"/>
+              <w:bottom w:val="single" w:sz="2" w:space="0" w:color="BFC7D5"/>
+              <w:right w:val="single" w:sz="6" w:space="0" w:color="BFC7D5"/>
+            </w:tcBorders>
             <w:vAlign w:val="center"/>
           </w:tcPr>
           <w:p>
@@ -4512,8 +5382,12 @@
         <w:trPr/>
         <w:tc>
           <w:tcPr>
-            <w:tcW w:w="324" w:type="dxa"/>
-            <w:tcBorders/>
+            <w:tcW w:w="357" w:type="dxa"/>
+            <w:tcBorders>
+              <w:left w:val="single" w:sz="6" w:space="0" w:color="BFC7D5"/>
+              <w:bottom w:val="single" w:sz="2" w:space="0" w:color="BFC7D5"/>
+              <w:right w:val="single" w:sz="6" w:space="0" w:color="BFC7D5"/>
+            </w:tcBorders>
             <w:vAlign w:val="center"/>
           </w:tcPr>
           <w:p>
@@ -4532,8 +5406,12 @@
         </w:tc>
         <w:tc>
           <w:tcPr>
-            <w:tcW w:w="2444" w:type="dxa"/>
-            <w:tcBorders/>
+            <w:tcW w:w="2508" w:type="dxa"/>
+            <w:tcBorders>
+              <w:left w:val="single" w:sz="2" w:space="0" w:color="BFC7D5"/>
+              <w:bottom w:val="single" w:sz="2" w:space="0" w:color="BFC7D5"/>
+              <w:right w:val="single" w:sz="6" w:space="0" w:color="BFC7D5"/>
+            </w:tcBorders>
             <w:vAlign w:val="center"/>
           </w:tcPr>
           <w:p>
@@ -4554,8 +5432,12 @@
         </w:tc>
         <w:tc>
           <w:tcPr>
-            <w:tcW w:w="1356" w:type="dxa"/>
-            <w:tcBorders/>
+            <w:tcW w:w="1407" w:type="dxa"/>
+            <w:tcBorders>
+              <w:left w:val="single" w:sz="2" w:space="0" w:color="BFC7D5"/>
+              <w:bottom w:val="single" w:sz="2" w:space="0" w:color="BFC7D5"/>
+              <w:right w:val="single" w:sz="6" w:space="0" w:color="BFC7D5"/>
+            </w:tcBorders>
             <w:vAlign w:val="center"/>
           </w:tcPr>
           <w:p>
@@ -4574,8 +5456,12 @@
         </w:tc>
         <w:tc>
           <w:tcPr>
-            <w:tcW w:w="1777" w:type="dxa"/>
-            <w:tcBorders/>
+            <w:tcW w:w="1808" w:type="dxa"/>
+            <w:tcBorders>
+              <w:left w:val="single" w:sz="2" w:space="0" w:color="BFC7D5"/>
+              <w:bottom w:val="single" w:sz="2" w:space="0" w:color="BFC7D5"/>
+              <w:right w:val="single" w:sz="6" w:space="0" w:color="BFC7D5"/>
+            </w:tcBorders>
             <w:vAlign w:val="center"/>
           </w:tcPr>
           <w:p>
@@ -4597,8 +5483,12 @@
         <w:trPr/>
         <w:tc>
           <w:tcPr>
-            <w:tcW w:w="324" w:type="dxa"/>
-            <w:tcBorders/>
+            <w:tcW w:w="357" w:type="dxa"/>
+            <w:tcBorders>
+              <w:left w:val="single" w:sz="6" w:space="0" w:color="BFC7D5"/>
+              <w:bottom w:val="single" w:sz="2" w:space="0" w:color="BFC7D5"/>
+              <w:right w:val="single" w:sz="6" w:space="0" w:color="BFC7D5"/>
+            </w:tcBorders>
             <w:vAlign w:val="center"/>
           </w:tcPr>
           <w:p>
@@ -4617,8 +5507,12 @@
         </w:tc>
         <w:tc>
           <w:tcPr>
-            <w:tcW w:w="2444" w:type="dxa"/>
-            <w:tcBorders/>
+            <w:tcW w:w="2508" w:type="dxa"/>
+            <w:tcBorders>
+              <w:left w:val="single" w:sz="2" w:space="0" w:color="BFC7D5"/>
+              <w:bottom w:val="single" w:sz="2" w:space="0" w:color="BFC7D5"/>
+              <w:right w:val="single" w:sz="6" w:space="0" w:color="BFC7D5"/>
+            </w:tcBorders>
             <w:vAlign w:val="center"/>
           </w:tcPr>
           <w:p>
@@ -4639,8 +5533,12 @@
         </w:tc>
         <w:tc>
           <w:tcPr>
-            <w:tcW w:w="1356" w:type="dxa"/>
-            <w:tcBorders/>
+            <w:tcW w:w="1407" w:type="dxa"/>
+            <w:tcBorders>
+              <w:left w:val="single" w:sz="2" w:space="0" w:color="BFC7D5"/>
+              <w:bottom w:val="single" w:sz="2" w:space="0" w:color="BFC7D5"/>
+              <w:right w:val="single" w:sz="6" w:space="0" w:color="BFC7D5"/>
+            </w:tcBorders>
             <w:vAlign w:val="center"/>
           </w:tcPr>
           <w:p>
@@ -4659,8 +5557,12 @@
         </w:tc>
         <w:tc>
           <w:tcPr>
-            <w:tcW w:w="1777" w:type="dxa"/>
-            <w:tcBorders/>
+            <w:tcW w:w="1808" w:type="dxa"/>
+            <w:tcBorders>
+              <w:left w:val="single" w:sz="2" w:space="0" w:color="BFC7D5"/>
+              <w:bottom w:val="single" w:sz="2" w:space="0" w:color="BFC7D5"/>
+              <w:right w:val="single" w:sz="6" w:space="0" w:color="BFC7D5"/>
+            </w:tcBorders>
             <w:vAlign w:val="center"/>
           </w:tcPr>
           <w:p>
@@ -4682,8 +5584,12 @@
         <w:trPr/>
         <w:tc>
           <w:tcPr>
-            <w:tcW w:w="324" w:type="dxa"/>
-            <w:tcBorders/>
+            <w:tcW w:w="357" w:type="dxa"/>
+            <w:tcBorders>
+              <w:left w:val="single" w:sz="6" w:space="0" w:color="BFC7D5"/>
+              <w:bottom w:val="single" w:sz="2" w:space="0" w:color="BFC7D5"/>
+              <w:right w:val="single" w:sz="6" w:space="0" w:color="BFC7D5"/>
+            </w:tcBorders>
             <w:vAlign w:val="center"/>
           </w:tcPr>
           <w:p>
@@ -4702,8 +5608,12 @@
         </w:tc>
         <w:tc>
           <w:tcPr>
-            <w:tcW w:w="2444" w:type="dxa"/>
-            <w:tcBorders/>
+            <w:tcW w:w="2508" w:type="dxa"/>
+            <w:tcBorders>
+              <w:left w:val="single" w:sz="2" w:space="0" w:color="BFC7D5"/>
+              <w:bottom w:val="single" w:sz="2" w:space="0" w:color="BFC7D5"/>
+              <w:right w:val="single" w:sz="6" w:space="0" w:color="BFC7D5"/>
+            </w:tcBorders>
             <w:vAlign w:val="center"/>
           </w:tcPr>
           <w:p>
@@ -4724,8 +5634,12 @@
         </w:tc>
         <w:tc>
           <w:tcPr>
-            <w:tcW w:w="1356" w:type="dxa"/>
-            <w:tcBorders/>
+            <w:tcW w:w="1407" w:type="dxa"/>
+            <w:tcBorders>
+              <w:left w:val="single" w:sz="2" w:space="0" w:color="BFC7D5"/>
+              <w:bottom w:val="single" w:sz="2" w:space="0" w:color="BFC7D5"/>
+              <w:right w:val="single" w:sz="6" w:space="0" w:color="BFC7D5"/>
+            </w:tcBorders>
             <w:vAlign w:val="center"/>
           </w:tcPr>
           <w:p>
@@ -4744,8 +5658,12 @@
         </w:tc>
         <w:tc>
           <w:tcPr>
-            <w:tcW w:w="1777" w:type="dxa"/>
-            <w:tcBorders/>
+            <w:tcW w:w="1808" w:type="dxa"/>
+            <w:tcBorders>
+              <w:left w:val="single" w:sz="2" w:space="0" w:color="BFC7D5"/>
+              <w:bottom w:val="single" w:sz="2" w:space="0" w:color="BFC7D5"/>
+              <w:right w:val="single" w:sz="6" w:space="0" w:color="BFC7D5"/>
+            </w:tcBorders>
             <w:vAlign w:val="center"/>
           </w:tcPr>
           <w:p>
@@ -4767,8 +5685,12 @@
         <w:trPr/>
         <w:tc>
           <w:tcPr>
-            <w:tcW w:w="324" w:type="dxa"/>
-            <w:tcBorders/>
+            <w:tcW w:w="357" w:type="dxa"/>
+            <w:tcBorders>
+              <w:left w:val="single" w:sz="6" w:space="0" w:color="BFC7D5"/>
+              <w:bottom w:val="single" w:sz="2" w:space="0" w:color="BFC7D5"/>
+              <w:right w:val="single" w:sz="6" w:space="0" w:color="BFC7D5"/>
+            </w:tcBorders>
             <w:vAlign w:val="center"/>
           </w:tcPr>
           <w:p>
@@ -4787,8 +5709,12 @@
         </w:tc>
         <w:tc>
           <w:tcPr>
-            <w:tcW w:w="2444" w:type="dxa"/>
-            <w:tcBorders/>
+            <w:tcW w:w="2508" w:type="dxa"/>
+            <w:tcBorders>
+              <w:left w:val="single" w:sz="2" w:space="0" w:color="BFC7D5"/>
+              <w:bottom w:val="single" w:sz="2" w:space="0" w:color="BFC7D5"/>
+              <w:right w:val="single" w:sz="6" w:space="0" w:color="BFC7D5"/>
+            </w:tcBorders>
             <w:vAlign w:val="center"/>
           </w:tcPr>
           <w:p>
@@ -4813,8 +5739,12 @@
         </w:tc>
         <w:tc>
           <w:tcPr>
-            <w:tcW w:w="1356" w:type="dxa"/>
-            <w:tcBorders/>
+            <w:tcW w:w="1407" w:type="dxa"/>
+            <w:tcBorders>
+              <w:left w:val="single" w:sz="2" w:space="0" w:color="BFC7D5"/>
+              <w:bottom w:val="single" w:sz="2" w:space="0" w:color="BFC7D5"/>
+              <w:right w:val="single" w:sz="6" w:space="0" w:color="BFC7D5"/>
+            </w:tcBorders>
             <w:vAlign w:val="center"/>
           </w:tcPr>
           <w:p>
@@ -4833,8 +5763,12 @@
         </w:tc>
         <w:tc>
           <w:tcPr>
-            <w:tcW w:w="1777" w:type="dxa"/>
-            <w:tcBorders/>
+            <w:tcW w:w="1808" w:type="dxa"/>
+            <w:tcBorders>
+              <w:left w:val="single" w:sz="2" w:space="0" w:color="BFC7D5"/>
+              <w:bottom w:val="single" w:sz="2" w:space="0" w:color="BFC7D5"/>
+              <w:right w:val="single" w:sz="6" w:space="0" w:color="BFC7D5"/>
+            </w:tcBorders>
             <w:vAlign w:val="center"/>
           </w:tcPr>
           <w:p>
@@ -4912,8 +5846,12 @@
         <w:trPr/>
         <w:tc>
           <w:tcPr>
-            <w:tcW w:w="324" w:type="dxa"/>
-            <w:tcBorders/>
+            <w:tcW w:w="357" w:type="dxa"/>
+            <w:tcBorders>
+              <w:left w:val="single" w:sz="6" w:space="0" w:color="BFC7D5"/>
+              <w:bottom w:val="single" w:sz="6" w:space="0" w:color="BFC7D5"/>
+              <w:right w:val="single" w:sz="6" w:space="0" w:color="BFC7D5"/>
+            </w:tcBorders>
             <w:vAlign w:val="center"/>
           </w:tcPr>
           <w:p>
@@ -4932,8 +5870,12 @@
         </w:tc>
         <w:tc>
           <w:tcPr>
-            <w:tcW w:w="2444" w:type="dxa"/>
-            <w:tcBorders/>
+            <w:tcW w:w="2508" w:type="dxa"/>
+            <w:tcBorders>
+              <w:left w:val="single" w:sz="2" w:space="0" w:color="BFC7D5"/>
+              <w:bottom w:val="single" w:sz="6" w:space="0" w:color="BFC7D5"/>
+              <w:right w:val="single" w:sz="6" w:space="0" w:color="BFC7D5"/>
+            </w:tcBorders>
             <w:vAlign w:val="center"/>
           </w:tcPr>
           <w:p>
@@ -4952,8 +5894,12 @@
         </w:tc>
         <w:tc>
           <w:tcPr>
-            <w:tcW w:w="1356" w:type="dxa"/>
-            <w:tcBorders/>
+            <w:tcW w:w="1407" w:type="dxa"/>
+            <w:tcBorders>
+              <w:left w:val="single" w:sz="2" w:space="0" w:color="BFC7D5"/>
+              <w:bottom w:val="single" w:sz="6" w:space="0" w:color="BFC7D5"/>
+              <w:right w:val="single" w:sz="6" w:space="0" w:color="BFC7D5"/>
+            </w:tcBorders>
             <w:vAlign w:val="center"/>
           </w:tcPr>
           <w:p>
@@ -4972,8 +5918,12 @@
         </w:tc>
         <w:tc>
           <w:tcPr>
-            <w:tcW w:w="1777" w:type="dxa"/>
-            <w:tcBorders/>
+            <w:tcW w:w="1808" w:type="dxa"/>
+            <w:tcBorders>
+              <w:left w:val="single" w:sz="2" w:space="0" w:color="BFC7D5"/>
+              <w:bottom w:val="single" w:sz="6" w:space="0" w:color="BFC7D5"/>
+              <w:right w:val="single" w:sz="6" w:space="0" w:color="BFC7D5"/>
+            </w:tcBorders>
             <w:vAlign w:val="center"/>
           </w:tcPr>
           <w:p>
@@ -5346,7 +6296,7 @@
         <w:rPr>
           <w:rStyle w:val="SourceText"/>
         </w:rPr>
-        <w:t>eval/run_eval.py:276-279</w:t>
+        <w:t>eval/run_eval.py:304-307</w:t>
       </w:r>
       <w:r>
         <w:rPr/>
@@ -5670,20 +6620,20 @@
     </w:p>
     <w:tbl>
       <w:tblPr>
-        <w:tblW w:w="5901" w:type="dxa"/>
+        <w:tblW w:w="5000" w:type="pct"/>
         <w:jc w:val="left"/>
-        <w:tblInd w:w="0" w:type="dxa"/>
+        <w:tblInd w:w="-7" w:type="dxa"/>
         <w:tblLayout w:type="fixed"/>
         <w:tblCellMar>
-          <w:top w:w="28" w:type="dxa"/>
-          <w:left w:w="28" w:type="dxa"/>
-          <w:bottom w:w="28" w:type="dxa"/>
-          <w:right w:w="28" w:type="dxa"/>
+          <w:top w:w="60" w:type="dxa"/>
+          <w:left w:w="60" w:type="dxa"/>
+          <w:bottom w:w="60" w:type="dxa"/>
+          <w:right w:w="60" w:type="dxa"/>
         </w:tblCellMar>
       </w:tblPr>
       <w:tblGrid>
-        <w:gridCol w:w="1348"/>
-        <w:gridCol w:w="4553"/>
+        <w:gridCol w:w="1393"/>
+        <w:gridCol w:w="4687"/>
       </w:tblGrid>
       <w:tr>
         <w:trPr>
@@ -5691,44 +6641,60 @@
         </w:trPr>
         <w:tc>
           <w:tcPr>
-            <w:tcW w:w="1348" w:type="dxa"/>
-            <w:tcBorders/>
+            <w:tcW w:w="1393" w:type="dxa"/>
+            <w:tcBorders>
+              <w:top w:val="single" w:sz="6" w:space="0" w:color="BFC7D5"/>
+              <w:left w:val="single" w:sz="6" w:space="0" w:color="BFC7D5"/>
+              <w:bottom w:val="single" w:sz="2" w:space="0" w:color="BFC7D5"/>
+              <w:right w:val="single" w:sz="6" w:space="0" w:color="BFC7D5"/>
+            </w:tcBorders>
+            <w:shd w:fill="1F3A5F" w:val="clear"/>
             <w:vAlign w:val="center"/>
           </w:tcPr>
           <w:p>
             <w:pPr>
               <w:pStyle w:val="TableHeading"/>
-              <w:suppressLineNumbers/>
-              <w:shd w:fill="1F3A5F" w:val="clear"/>
-              <w:bidi w:val="0"/>
-              <w:spacing w:before="0" w:after="283"/>
-              <w:jc w:val="center"/>
-              <w:rPr/>
-            </w:pPr>
-            <w:r>
-              <w:rPr/>
+              <w:bidi w:val="0"/>
+              <w:spacing w:before="0" w:after="283"/>
+              <w:jc w:val="left"/>
+              <w:rPr>
+                <w:color w:val="FFFFFF"/>
+              </w:rPr>
+            </w:pPr>
+            <w:r>
+              <w:rPr>
+                <w:color w:val="FFFFFF"/>
+              </w:rPr>
               <w:t>Cache</w:t>
             </w:r>
           </w:p>
         </w:tc>
         <w:tc>
           <w:tcPr>
-            <w:tcW w:w="4553" w:type="dxa"/>
-            <w:tcBorders/>
+            <w:tcW w:w="4687" w:type="dxa"/>
+            <w:tcBorders>
+              <w:top w:val="single" w:sz="6" w:space="0" w:color="BFC7D5"/>
+              <w:left w:val="single" w:sz="2" w:space="0" w:color="BFC7D5"/>
+              <w:bottom w:val="single" w:sz="2" w:space="0" w:color="BFC7D5"/>
+              <w:right w:val="single" w:sz="6" w:space="0" w:color="BFC7D5"/>
+            </w:tcBorders>
+            <w:shd w:fill="1F3A5F" w:val="clear"/>
             <w:vAlign w:val="center"/>
           </w:tcPr>
           <w:p>
             <w:pPr>
               <w:pStyle w:val="TableHeading"/>
-              <w:suppressLineNumbers/>
-              <w:shd w:fill="1F3A5F" w:val="clear"/>
-              <w:bidi w:val="0"/>
-              <w:spacing w:before="0" w:after="283"/>
-              <w:jc w:val="center"/>
-              <w:rPr/>
-            </w:pPr>
-            <w:r>
-              <w:rPr/>
+              <w:bidi w:val="0"/>
+              <w:spacing w:before="0" w:after="283"/>
+              <w:jc w:val="left"/>
+              <w:rPr>
+                <w:color w:val="FFFFFF"/>
+              </w:rPr>
+            </w:pPr>
+            <w:r>
+              <w:rPr>
+                <w:color w:val="FFFFFF"/>
+              </w:rPr>
               <w:t>What it records</w:t>
             </w:r>
           </w:p>
@@ -5738,8 +6704,12 @@
         <w:trPr/>
         <w:tc>
           <w:tcPr>
-            <w:tcW w:w="1348" w:type="dxa"/>
-            <w:tcBorders/>
+            <w:tcW w:w="1393" w:type="dxa"/>
+            <w:tcBorders>
+              <w:left w:val="single" w:sz="6" w:space="0" w:color="BFC7D5"/>
+              <w:bottom w:val="single" w:sz="2" w:space="0" w:color="BFC7D5"/>
+              <w:right w:val="single" w:sz="6" w:space="0" w:color="BFC7D5"/>
+            </w:tcBorders>
             <w:vAlign w:val="center"/>
           </w:tcPr>
           <w:p>
@@ -5760,8 +6730,12 @@
         </w:tc>
         <w:tc>
           <w:tcPr>
-            <w:tcW w:w="4553" w:type="dxa"/>
-            <w:tcBorders/>
+            <w:tcW w:w="4687" w:type="dxa"/>
+            <w:tcBorders>
+              <w:left w:val="single" w:sz="2" w:space="0" w:color="BFC7D5"/>
+              <w:bottom w:val="single" w:sz="2" w:space="0" w:color="BFC7D5"/>
+              <w:right w:val="single" w:sz="6" w:space="0" w:color="BFC7D5"/>
+            </w:tcBorders>
             <w:vAlign w:val="center"/>
           </w:tcPr>
           <w:p>
@@ -5829,8 +6803,12 @@
         <w:trPr/>
         <w:tc>
           <w:tcPr>
-            <w:tcW w:w="1348" w:type="dxa"/>
-            <w:tcBorders/>
+            <w:tcW w:w="1393" w:type="dxa"/>
+            <w:tcBorders>
+              <w:left w:val="single" w:sz="6" w:space="0" w:color="BFC7D5"/>
+              <w:bottom w:val="single" w:sz="2" w:space="0" w:color="BFC7D5"/>
+              <w:right w:val="single" w:sz="6" w:space="0" w:color="BFC7D5"/>
+            </w:tcBorders>
             <w:vAlign w:val="center"/>
           </w:tcPr>
           <w:p>
@@ -5851,8 +6829,12 @@
         </w:tc>
         <w:tc>
           <w:tcPr>
-            <w:tcW w:w="4553" w:type="dxa"/>
-            <w:tcBorders/>
+            <w:tcW w:w="4687" w:type="dxa"/>
+            <w:tcBorders>
+              <w:left w:val="single" w:sz="2" w:space="0" w:color="BFC7D5"/>
+              <w:bottom w:val="single" w:sz="2" w:space="0" w:color="BFC7D5"/>
+              <w:right w:val="single" w:sz="6" w:space="0" w:color="BFC7D5"/>
+            </w:tcBorders>
             <w:vAlign w:val="center"/>
           </w:tcPr>
           <w:p>
@@ -5894,8 +6876,12 @@
         <w:trPr/>
         <w:tc>
           <w:tcPr>
-            <w:tcW w:w="1348" w:type="dxa"/>
-            <w:tcBorders/>
+            <w:tcW w:w="1393" w:type="dxa"/>
+            <w:tcBorders>
+              <w:left w:val="single" w:sz="6" w:space="0" w:color="BFC7D5"/>
+              <w:bottom w:val="single" w:sz="6" w:space="0" w:color="BFC7D5"/>
+              <w:right w:val="single" w:sz="6" w:space="0" w:color="BFC7D5"/>
+            </w:tcBorders>
             <w:vAlign w:val="center"/>
           </w:tcPr>
           <w:p>
@@ -5920,8 +6906,12 @@
         </w:tc>
         <w:tc>
           <w:tcPr>
-            <w:tcW w:w="4553" w:type="dxa"/>
-            <w:tcBorders/>
+            <w:tcW w:w="4687" w:type="dxa"/>
+            <w:tcBorders>
+              <w:left w:val="single" w:sz="2" w:space="0" w:color="BFC7D5"/>
+              <w:bottom w:val="single" w:sz="6" w:space="0" w:color="BFC7D5"/>
+              <w:right w:val="single" w:sz="6" w:space="0" w:color="BFC7D5"/>
+            </w:tcBorders>
             <w:vAlign w:val="center"/>
           </w:tcPr>
           <w:p>
@@ -6126,21 +7116,21 @@
     </w:p>
     <w:tbl>
       <w:tblPr>
-        <w:tblW w:w="5901" w:type="dxa"/>
+        <w:tblW w:w="5000" w:type="pct"/>
         <w:jc w:val="left"/>
-        <w:tblInd w:w="0" w:type="dxa"/>
+        <w:tblInd w:w="-7" w:type="dxa"/>
         <w:tblLayout w:type="fixed"/>
         <w:tblCellMar>
-          <w:top w:w="28" w:type="dxa"/>
-          <w:left w:w="28" w:type="dxa"/>
-          <w:bottom w:w="28" w:type="dxa"/>
-          <w:right w:w="28" w:type="dxa"/>
+          <w:top w:w="60" w:type="dxa"/>
+          <w:left w:w="60" w:type="dxa"/>
+          <w:bottom w:w="60" w:type="dxa"/>
+          <w:right w:w="60" w:type="dxa"/>
         </w:tblCellMar>
       </w:tblPr>
       <w:tblGrid>
-        <w:gridCol w:w="1525"/>
-        <w:gridCol w:w="2866"/>
-        <w:gridCol w:w="1510"/>
+        <w:gridCol w:w="1577"/>
+        <w:gridCol w:w="2968"/>
+        <w:gridCol w:w="1535"/>
       </w:tblGrid>
       <w:tr>
         <w:trPr>
@@ -6148,66 +7138,90 @@
         </w:trPr>
         <w:tc>
           <w:tcPr>
-            <w:tcW w:w="1525" w:type="dxa"/>
-            <w:tcBorders/>
+            <w:tcW w:w="1577" w:type="dxa"/>
+            <w:tcBorders>
+              <w:top w:val="single" w:sz="6" w:space="0" w:color="BFC7D5"/>
+              <w:left w:val="single" w:sz="6" w:space="0" w:color="BFC7D5"/>
+              <w:bottom w:val="single" w:sz="2" w:space="0" w:color="BFC7D5"/>
+              <w:right w:val="single" w:sz="6" w:space="0" w:color="BFC7D5"/>
+            </w:tcBorders>
+            <w:shd w:fill="1F3A5F" w:val="clear"/>
             <w:vAlign w:val="center"/>
           </w:tcPr>
           <w:p>
             <w:pPr>
               <w:pStyle w:val="TableHeading"/>
-              <w:suppressLineNumbers/>
-              <w:shd w:fill="1F3A5F" w:val="clear"/>
-              <w:bidi w:val="0"/>
-              <w:spacing w:before="0" w:after="283"/>
-              <w:jc w:val="center"/>
-              <w:rPr/>
-            </w:pPr>
-            <w:r>
-              <w:rPr/>
+              <w:bidi w:val="0"/>
+              <w:spacing w:before="0" w:after="283"/>
+              <w:jc w:val="left"/>
+              <w:rPr>
+                <w:color w:val="FFFFFF"/>
+              </w:rPr>
+            </w:pPr>
+            <w:r>
+              <w:rPr>
+                <w:color w:val="FFFFFF"/>
+              </w:rPr>
               <w:t>Record</w:t>
             </w:r>
           </w:p>
         </w:tc>
         <w:tc>
           <w:tcPr>
-            <w:tcW w:w="2866" w:type="dxa"/>
-            <w:tcBorders/>
+            <w:tcW w:w="2968" w:type="dxa"/>
+            <w:tcBorders>
+              <w:top w:val="single" w:sz="6" w:space="0" w:color="BFC7D5"/>
+              <w:left w:val="single" w:sz="2" w:space="0" w:color="BFC7D5"/>
+              <w:bottom w:val="single" w:sz="2" w:space="0" w:color="BFC7D5"/>
+              <w:right w:val="single" w:sz="6" w:space="0" w:color="BFC7D5"/>
+            </w:tcBorders>
+            <w:shd w:fill="1F3A5F" w:val="clear"/>
             <w:vAlign w:val="center"/>
           </w:tcPr>
           <w:p>
             <w:pPr>
               <w:pStyle w:val="TableHeading"/>
-              <w:suppressLineNumbers/>
-              <w:shd w:fill="1F3A5F" w:val="clear"/>
-              <w:bidi w:val="0"/>
-              <w:spacing w:before="0" w:after="283"/>
-              <w:jc w:val="center"/>
-              <w:rPr/>
-            </w:pPr>
-            <w:r>
-              <w:rPr/>
+              <w:bidi w:val="0"/>
+              <w:spacing w:before="0" w:after="283"/>
+              <w:jc w:val="left"/>
+              <w:rPr>
+                <w:color w:val="FFFFFF"/>
+              </w:rPr>
+            </w:pPr>
+            <w:r>
+              <w:rPr>
+                <w:color w:val="FFFFFF"/>
+              </w:rPr>
               <w:t>Where it lives</w:t>
             </w:r>
           </w:p>
         </w:tc>
         <w:tc>
           <w:tcPr>
-            <w:tcW w:w="1510" w:type="dxa"/>
-            <w:tcBorders/>
+            <w:tcW w:w="1535" w:type="dxa"/>
+            <w:tcBorders>
+              <w:top w:val="single" w:sz="6" w:space="0" w:color="BFC7D5"/>
+              <w:left w:val="single" w:sz="2" w:space="0" w:color="BFC7D5"/>
+              <w:bottom w:val="single" w:sz="2" w:space="0" w:color="BFC7D5"/>
+              <w:right w:val="single" w:sz="6" w:space="0" w:color="BFC7D5"/>
+            </w:tcBorders>
+            <w:shd w:fill="1F3A5F" w:val="clear"/>
             <w:vAlign w:val="center"/>
           </w:tcPr>
           <w:p>
             <w:pPr>
               <w:pStyle w:val="TableHeading"/>
-              <w:suppressLineNumbers/>
-              <w:shd w:fill="1F3A5F" w:val="clear"/>
-              <w:bidi w:val="0"/>
-              <w:spacing w:before="0" w:after="283"/>
-              <w:jc w:val="center"/>
-              <w:rPr/>
-            </w:pPr>
-            <w:r>
-              <w:rPr/>
+              <w:bidi w:val="0"/>
+              <w:spacing w:before="0" w:after="283"/>
+              <w:jc w:val="left"/>
+              <w:rPr>
+                <w:color w:val="FFFFFF"/>
+              </w:rPr>
+            </w:pPr>
+            <w:r>
+              <w:rPr>
+                <w:color w:val="FFFFFF"/>
+              </w:rPr>
               <w:t>Retention</w:t>
             </w:r>
           </w:p>
@@ -6217,8 +7231,12 @@
         <w:trPr/>
         <w:tc>
           <w:tcPr>
-            <w:tcW w:w="1525" w:type="dxa"/>
-            <w:tcBorders/>
+            <w:tcW w:w="1577" w:type="dxa"/>
+            <w:tcBorders>
+              <w:left w:val="single" w:sz="6" w:space="0" w:color="BFC7D5"/>
+              <w:bottom w:val="single" w:sz="2" w:space="0" w:color="BFC7D5"/>
+              <w:right w:val="single" w:sz="6" w:space="0" w:color="BFC7D5"/>
+            </w:tcBorders>
             <w:vAlign w:val="center"/>
           </w:tcPr>
           <w:p>
@@ -6237,8 +7255,12 @@
         </w:tc>
         <w:tc>
           <w:tcPr>
-            <w:tcW w:w="2866" w:type="dxa"/>
-            <w:tcBorders/>
+            <w:tcW w:w="2968" w:type="dxa"/>
+            <w:tcBorders>
+              <w:left w:val="single" w:sz="2" w:space="0" w:color="BFC7D5"/>
+              <w:bottom w:val="single" w:sz="2" w:space="0" w:color="BFC7D5"/>
+              <w:right w:val="single" w:sz="6" w:space="0" w:color="BFC7D5"/>
+            </w:tcBorders>
             <w:vAlign w:val="center"/>
           </w:tcPr>
           <w:p>
@@ -6257,8 +7279,12 @@
         </w:tc>
         <w:tc>
           <w:tcPr>
-            <w:tcW w:w="1510" w:type="dxa"/>
-            <w:tcBorders/>
+            <w:tcW w:w="1535" w:type="dxa"/>
+            <w:tcBorders>
+              <w:left w:val="single" w:sz="2" w:space="0" w:color="BFC7D5"/>
+              <w:bottom w:val="single" w:sz="2" w:space="0" w:color="BFC7D5"/>
+              <w:right w:val="single" w:sz="6" w:space="0" w:color="BFC7D5"/>
+            </w:tcBorders>
             <w:vAlign w:val="center"/>
           </w:tcPr>
           <w:p>
@@ -6280,8 +7306,12 @@
         <w:trPr/>
         <w:tc>
           <w:tcPr>
-            <w:tcW w:w="1525" w:type="dxa"/>
-            <w:tcBorders/>
+            <w:tcW w:w="1577" w:type="dxa"/>
+            <w:tcBorders>
+              <w:left w:val="single" w:sz="6" w:space="0" w:color="BFC7D5"/>
+              <w:bottom w:val="single" w:sz="2" w:space="0" w:color="BFC7D5"/>
+              <w:right w:val="single" w:sz="6" w:space="0" w:color="BFC7D5"/>
+            </w:tcBorders>
             <w:vAlign w:val="center"/>
           </w:tcPr>
           <w:p>
@@ -6300,8 +7330,12 @@
         </w:tc>
         <w:tc>
           <w:tcPr>
-            <w:tcW w:w="2866" w:type="dxa"/>
-            <w:tcBorders/>
+            <w:tcW w:w="2968" w:type="dxa"/>
+            <w:tcBorders>
+              <w:left w:val="single" w:sz="2" w:space="0" w:color="BFC7D5"/>
+              <w:bottom w:val="single" w:sz="2" w:space="0" w:color="BFC7D5"/>
+              <w:right w:val="single" w:sz="6" w:space="0" w:color="BFC7D5"/>
+            </w:tcBorders>
             <w:vAlign w:val="center"/>
           </w:tcPr>
           <w:p>
@@ -6346,8 +7380,12 @@
         </w:tc>
         <w:tc>
           <w:tcPr>
-            <w:tcW w:w="1510" w:type="dxa"/>
-            <w:tcBorders/>
+            <w:tcW w:w="1535" w:type="dxa"/>
+            <w:tcBorders>
+              <w:left w:val="single" w:sz="2" w:space="0" w:color="BFC7D5"/>
+              <w:bottom w:val="single" w:sz="2" w:space="0" w:color="BFC7D5"/>
+              <w:right w:val="single" w:sz="6" w:space="0" w:color="BFC7D5"/>
+            </w:tcBorders>
             <w:vAlign w:val="center"/>
           </w:tcPr>
           <w:p>
@@ -6369,8 +7407,12 @@
         <w:trPr/>
         <w:tc>
           <w:tcPr>
-            <w:tcW w:w="1525" w:type="dxa"/>
-            <w:tcBorders/>
+            <w:tcW w:w="1577" w:type="dxa"/>
+            <w:tcBorders>
+              <w:left w:val="single" w:sz="6" w:space="0" w:color="BFC7D5"/>
+              <w:bottom w:val="single" w:sz="2" w:space="0" w:color="BFC7D5"/>
+              <w:right w:val="single" w:sz="6" w:space="0" w:color="BFC7D5"/>
+            </w:tcBorders>
             <w:vAlign w:val="center"/>
           </w:tcPr>
           <w:p>
@@ -6389,8 +7431,12 @@
         </w:tc>
         <w:tc>
           <w:tcPr>
-            <w:tcW w:w="2866" w:type="dxa"/>
-            <w:tcBorders/>
+            <w:tcW w:w="2968" w:type="dxa"/>
+            <w:tcBorders>
+              <w:left w:val="single" w:sz="2" w:space="0" w:color="BFC7D5"/>
+              <w:bottom w:val="single" w:sz="2" w:space="0" w:color="BFC7D5"/>
+              <w:right w:val="single" w:sz="6" w:space="0" w:color="BFC7D5"/>
+            </w:tcBorders>
             <w:vAlign w:val="center"/>
           </w:tcPr>
           <w:p>
@@ -6415,8 +7461,12 @@
         </w:tc>
         <w:tc>
           <w:tcPr>
-            <w:tcW w:w="1510" w:type="dxa"/>
-            <w:tcBorders/>
+            <w:tcW w:w="1535" w:type="dxa"/>
+            <w:tcBorders>
+              <w:left w:val="single" w:sz="2" w:space="0" w:color="BFC7D5"/>
+              <w:bottom w:val="single" w:sz="2" w:space="0" w:color="BFC7D5"/>
+              <w:right w:val="single" w:sz="6" w:space="0" w:color="BFC7D5"/>
+            </w:tcBorders>
             <w:vAlign w:val="center"/>
           </w:tcPr>
           <w:p>
@@ -6438,8 +7488,12 @@
         <w:trPr/>
         <w:tc>
           <w:tcPr>
-            <w:tcW w:w="1525" w:type="dxa"/>
-            <w:tcBorders/>
+            <w:tcW w:w="1577" w:type="dxa"/>
+            <w:tcBorders>
+              <w:left w:val="single" w:sz="6" w:space="0" w:color="BFC7D5"/>
+              <w:bottom w:val="single" w:sz="2" w:space="0" w:color="BFC7D5"/>
+              <w:right w:val="single" w:sz="6" w:space="0" w:color="BFC7D5"/>
+            </w:tcBorders>
             <w:vAlign w:val="center"/>
           </w:tcPr>
           <w:p>
@@ -6458,8 +7512,12 @@
         </w:tc>
         <w:tc>
           <w:tcPr>
-            <w:tcW w:w="2866" w:type="dxa"/>
-            <w:tcBorders/>
+            <w:tcW w:w="2968" w:type="dxa"/>
+            <w:tcBorders>
+              <w:left w:val="single" w:sz="2" w:space="0" w:color="BFC7D5"/>
+              <w:bottom w:val="single" w:sz="2" w:space="0" w:color="BFC7D5"/>
+              <w:right w:val="single" w:sz="6" w:space="0" w:color="BFC7D5"/>
+            </w:tcBorders>
             <w:vAlign w:val="center"/>
           </w:tcPr>
           <w:p>
@@ -6480,8 +7538,12 @@
         </w:tc>
         <w:tc>
           <w:tcPr>
-            <w:tcW w:w="1510" w:type="dxa"/>
-            <w:tcBorders/>
+            <w:tcW w:w="1535" w:type="dxa"/>
+            <w:tcBorders>
+              <w:left w:val="single" w:sz="2" w:space="0" w:color="BFC7D5"/>
+              <w:bottom w:val="single" w:sz="2" w:space="0" w:color="BFC7D5"/>
+              <w:right w:val="single" w:sz="6" w:space="0" w:color="BFC7D5"/>
+            </w:tcBorders>
             <w:vAlign w:val="center"/>
           </w:tcPr>
           <w:p>
@@ -6503,8 +7565,12 @@
         <w:trPr/>
         <w:tc>
           <w:tcPr>
-            <w:tcW w:w="1525" w:type="dxa"/>
-            <w:tcBorders/>
+            <w:tcW w:w="1577" w:type="dxa"/>
+            <w:tcBorders>
+              <w:left w:val="single" w:sz="6" w:space="0" w:color="BFC7D5"/>
+              <w:bottom w:val="single" w:sz="6" w:space="0" w:color="BFC7D5"/>
+              <w:right w:val="single" w:sz="6" w:space="0" w:color="BFC7D5"/>
+            </w:tcBorders>
             <w:vAlign w:val="center"/>
           </w:tcPr>
           <w:p>
@@ -6523,8 +7589,12 @@
         </w:tc>
         <w:tc>
           <w:tcPr>
-            <w:tcW w:w="2866" w:type="dxa"/>
-            <w:tcBorders/>
+            <w:tcW w:w="2968" w:type="dxa"/>
+            <w:tcBorders>
+              <w:left w:val="single" w:sz="2" w:space="0" w:color="BFC7D5"/>
+              <w:bottom w:val="single" w:sz="6" w:space="0" w:color="BFC7D5"/>
+              <w:right w:val="single" w:sz="6" w:space="0" w:color="BFC7D5"/>
+            </w:tcBorders>
             <w:vAlign w:val="center"/>
           </w:tcPr>
           <w:p>
@@ -6549,8 +7619,12 @@
         </w:tc>
         <w:tc>
           <w:tcPr>
-            <w:tcW w:w="1510" w:type="dxa"/>
-            <w:tcBorders/>
+            <w:tcW w:w="1535" w:type="dxa"/>
+            <w:tcBorders>
+              <w:left w:val="single" w:sz="2" w:space="0" w:color="BFC7D5"/>
+              <w:bottom w:val="single" w:sz="6" w:space="0" w:color="BFC7D5"/>
+              <w:right w:val="single" w:sz="6" w:space="0" w:color="BFC7D5"/>
+            </w:tcBorders>
             <w:vAlign w:val="center"/>
           </w:tcPr>
           <w:p>
@@ -6583,22 +7657,22 @@
     </w:p>
     <w:tbl>
       <w:tblPr>
-        <w:tblW w:w="5901" w:type="dxa"/>
+        <w:tblW w:w="5000" w:type="pct"/>
         <w:jc w:val="left"/>
-        <w:tblInd w:w="0" w:type="dxa"/>
+        <w:tblInd w:w="-7" w:type="dxa"/>
         <w:tblLayout w:type="fixed"/>
         <w:tblCellMar>
-          <w:top w:w="28" w:type="dxa"/>
-          <w:left w:w="28" w:type="dxa"/>
-          <w:bottom w:w="28" w:type="dxa"/>
-          <w:right w:w="28" w:type="dxa"/>
+          <w:top w:w="60" w:type="dxa"/>
+          <w:left w:w="60" w:type="dxa"/>
+          <w:bottom w:w="60" w:type="dxa"/>
+          <w:right w:w="60" w:type="dxa"/>
         </w:tblCellMar>
       </w:tblPr>
       <w:tblGrid>
-        <w:gridCol w:w="327"/>
-        <w:gridCol w:w="1688"/>
-        <w:gridCol w:w="2139"/>
-        <w:gridCol w:w="1747"/>
+        <w:gridCol w:w="361"/>
+        <w:gridCol w:w="1736"/>
+        <w:gridCol w:w="2205"/>
+        <w:gridCol w:w="1778"/>
       </w:tblGrid>
       <w:tr>
         <w:trPr>
@@ -6606,88 +7680,120 @@
         </w:trPr>
         <w:tc>
           <w:tcPr>
-            <w:tcW w:w="327" w:type="dxa"/>
-            <w:tcBorders/>
+            <w:tcW w:w="361" w:type="dxa"/>
+            <w:tcBorders>
+              <w:top w:val="single" w:sz="6" w:space="0" w:color="BFC7D5"/>
+              <w:left w:val="single" w:sz="6" w:space="0" w:color="BFC7D5"/>
+              <w:bottom w:val="single" w:sz="2" w:space="0" w:color="BFC7D5"/>
+              <w:right w:val="single" w:sz="6" w:space="0" w:color="BFC7D5"/>
+            </w:tcBorders>
+            <w:shd w:fill="1F3A5F" w:val="clear"/>
             <w:vAlign w:val="center"/>
           </w:tcPr>
           <w:p>
             <w:pPr>
               <w:pStyle w:val="TableHeading"/>
-              <w:suppressLineNumbers/>
-              <w:shd w:fill="1F3A5F" w:val="clear"/>
-              <w:bidi w:val="0"/>
-              <w:spacing w:before="0" w:after="283"/>
-              <w:jc w:val="center"/>
-              <w:rPr/>
-            </w:pPr>
-            <w:r>
-              <w:rPr/>
+              <w:bidi w:val="0"/>
+              <w:spacing w:before="0" w:after="283"/>
+              <w:jc w:val="left"/>
+              <w:rPr>
+                <w:color w:val="FFFFFF"/>
+              </w:rPr>
+            </w:pPr>
+            <w:r>
+              <w:rPr>
+                <w:color w:val="FFFFFF"/>
+              </w:rPr>
               <w:t>#</w:t>
             </w:r>
           </w:p>
         </w:tc>
         <w:tc>
           <w:tcPr>
-            <w:tcW w:w="1688" w:type="dxa"/>
-            <w:tcBorders/>
+            <w:tcW w:w="1736" w:type="dxa"/>
+            <w:tcBorders>
+              <w:top w:val="single" w:sz="6" w:space="0" w:color="BFC7D5"/>
+              <w:left w:val="single" w:sz="2" w:space="0" w:color="BFC7D5"/>
+              <w:bottom w:val="single" w:sz="2" w:space="0" w:color="BFC7D5"/>
+              <w:right w:val="single" w:sz="6" w:space="0" w:color="BFC7D5"/>
+            </w:tcBorders>
+            <w:shd w:fill="1F3A5F" w:val="clear"/>
             <w:vAlign w:val="center"/>
           </w:tcPr>
           <w:p>
             <w:pPr>
               <w:pStyle w:val="TableHeading"/>
-              <w:suppressLineNumbers/>
-              <w:shd w:fill="1F3A5F" w:val="clear"/>
-              <w:bidi w:val="0"/>
-              <w:spacing w:before="0" w:after="283"/>
-              <w:jc w:val="center"/>
-              <w:rPr/>
-            </w:pPr>
-            <w:r>
-              <w:rPr/>
+              <w:bidi w:val="0"/>
+              <w:spacing w:before="0" w:after="283"/>
+              <w:jc w:val="left"/>
+              <w:rPr>
+                <w:color w:val="FFFFFF"/>
+              </w:rPr>
+            </w:pPr>
+            <w:r>
+              <w:rPr>
+                <w:color w:val="FFFFFF"/>
+              </w:rPr>
               <w:t>Requirement of this procedure</w:t>
             </w:r>
           </w:p>
         </w:tc>
         <w:tc>
           <w:tcPr>
-            <w:tcW w:w="2139" w:type="dxa"/>
-            <w:tcBorders/>
+            <w:tcW w:w="2205" w:type="dxa"/>
+            <w:tcBorders>
+              <w:top w:val="single" w:sz="6" w:space="0" w:color="BFC7D5"/>
+              <w:left w:val="single" w:sz="2" w:space="0" w:color="BFC7D5"/>
+              <w:bottom w:val="single" w:sz="2" w:space="0" w:color="BFC7D5"/>
+              <w:right w:val="single" w:sz="6" w:space="0" w:color="BFC7D5"/>
+            </w:tcBorders>
+            <w:shd w:fill="1F3A5F" w:val="clear"/>
             <w:vAlign w:val="center"/>
           </w:tcPr>
           <w:p>
             <w:pPr>
               <w:pStyle w:val="TableHeading"/>
-              <w:suppressLineNumbers/>
-              <w:shd w:fill="1F3A5F" w:val="clear"/>
-              <w:bidi w:val="0"/>
-              <w:spacing w:before="0" w:after="283"/>
-              <w:jc w:val="center"/>
-              <w:rPr/>
-            </w:pPr>
-            <w:r>
-              <w:rPr/>
+              <w:bidi w:val="0"/>
+              <w:spacing w:before="0" w:after="283"/>
+              <w:jc w:val="left"/>
+              <w:rPr>
+                <w:color w:val="FFFFFF"/>
+              </w:rPr>
+            </w:pPr>
+            <w:r>
+              <w:rPr>
+                <w:color w:val="FFFFFF"/>
+              </w:rPr>
               <w:t>Present state</w:t>
             </w:r>
           </w:p>
         </w:tc>
         <w:tc>
           <w:tcPr>
-            <w:tcW w:w="1747" w:type="dxa"/>
-            <w:tcBorders/>
+            <w:tcW w:w="1778" w:type="dxa"/>
+            <w:tcBorders>
+              <w:top w:val="single" w:sz="6" w:space="0" w:color="BFC7D5"/>
+              <w:left w:val="single" w:sz="2" w:space="0" w:color="BFC7D5"/>
+              <w:bottom w:val="single" w:sz="2" w:space="0" w:color="BFC7D5"/>
+              <w:right w:val="single" w:sz="6" w:space="0" w:color="BFC7D5"/>
+            </w:tcBorders>
+            <w:shd w:fill="1F3A5F" w:val="clear"/>
             <w:vAlign w:val="center"/>
           </w:tcPr>
           <w:p>
             <w:pPr>
               <w:pStyle w:val="TableHeading"/>
-              <w:suppressLineNumbers/>
-              <w:shd w:fill="1F3A5F" w:val="clear"/>
-              <w:bidi w:val="0"/>
-              <w:spacing w:before="0" w:after="283"/>
-              <w:jc w:val="center"/>
-              <w:rPr/>
-            </w:pPr>
-            <w:r>
-              <w:rPr/>
+              <w:bidi w:val="0"/>
+              <w:spacing w:before="0" w:after="283"/>
+              <w:jc w:val="left"/>
+              <w:rPr>
+                <w:color w:val="FFFFFF"/>
+              </w:rPr>
+            </w:pPr>
+            <w:r>
+              <w:rPr>
+                <w:color w:val="FFFFFF"/>
+              </w:rPr>
               <w:t>Gap</w:t>
             </w:r>
           </w:p>
@@ -6697,8 +7803,12 @@
         <w:trPr/>
         <w:tc>
           <w:tcPr>
-            <w:tcW w:w="327" w:type="dxa"/>
-            <w:tcBorders/>
+            <w:tcW w:w="361" w:type="dxa"/>
+            <w:tcBorders>
+              <w:left w:val="single" w:sz="6" w:space="0" w:color="BFC7D5"/>
+              <w:bottom w:val="single" w:sz="2" w:space="0" w:color="BFC7D5"/>
+              <w:right w:val="single" w:sz="6" w:space="0" w:color="BFC7D5"/>
+            </w:tcBorders>
             <w:vAlign w:val="center"/>
           </w:tcPr>
           <w:p>
@@ -6717,8 +7827,12 @@
         </w:tc>
         <w:tc>
           <w:tcPr>
-            <w:tcW w:w="1688" w:type="dxa"/>
-            <w:tcBorders/>
+            <w:tcW w:w="1736" w:type="dxa"/>
+            <w:tcBorders>
+              <w:left w:val="single" w:sz="2" w:space="0" w:color="BFC7D5"/>
+              <w:bottom w:val="single" w:sz="2" w:space="0" w:color="BFC7D5"/>
+              <w:right w:val="single" w:sz="6" w:space="0" w:color="BFC7D5"/>
+            </w:tcBorders>
             <w:vAlign w:val="center"/>
           </w:tcPr>
           <w:p>
@@ -6737,8 +7851,12 @@
         </w:tc>
         <w:tc>
           <w:tcPr>
-            <w:tcW w:w="2139" w:type="dxa"/>
-            <w:tcBorders/>
+            <w:tcW w:w="2205" w:type="dxa"/>
+            <w:tcBorders>
+              <w:left w:val="single" w:sz="2" w:space="0" w:color="BFC7D5"/>
+              <w:bottom w:val="single" w:sz="2" w:space="0" w:color="BFC7D5"/>
+              <w:right w:val="single" w:sz="6" w:space="0" w:color="BFC7D5"/>
+            </w:tcBorders>
             <w:vAlign w:val="center"/>
           </w:tcPr>
           <w:p>
@@ -6767,8 +7885,12 @@
         </w:tc>
         <w:tc>
           <w:tcPr>
-            <w:tcW w:w="1747" w:type="dxa"/>
-            <w:tcBorders/>
+            <w:tcW w:w="1778" w:type="dxa"/>
+            <w:tcBorders>
+              <w:left w:val="single" w:sz="2" w:space="0" w:color="BFC7D5"/>
+              <w:bottom w:val="single" w:sz="2" w:space="0" w:color="BFC7D5"/>
+              <w:right w:val="single" w:sz="6" w:space="0" w:color="BFC7D5"/>
+            </w:tcBorders>
             <w:vAlign w:val="center"/>
           </w:tcPr>
           <w:p>
@@ -6796,8 +7918,12 @@
         <w:trPr/>
         <w:tc>
           <w:tcPr>
-            <w:tcW w:w="327" w:type="dxa"/>
-            <w:tcBorders/>
+            <w:tcW w:w="361" w:type="dxa"/>
+            <w:tcBorders>
+              <w:left w:val="single" w:sz="6" w:space="0" w:color="BFC7D5"/>
+              <w:bottom w:val="single" w:sz="2" w:space="0" w:color="BFC7D5"/>
+              <w:right w:val="single" w:sz="6" w:space="0" w:color="BFC7D5"/>
+            </w:tcBorders>
             <w:vAlign w:val="center"/>
           </w:tcPr>
           <w:p>
@@ -6816,8 +7942,12 @@
         </w:tc>
         <w:tc>
           <w:tcPr>
-            <w:tcW w:w="1688" w:type="dxa"/>
-            <w:tcBorders/>
+            <w:tcW w:w="1736" w:type="dxa"/>
+            <w:tcBorders>
+              <w:left w:val="single" w:sz="2" w:space="0" w:color="BFC7D5"/>
+              <w:bottom w:val="single" w:sz="2" w:space="0" w:color="BFC7D5"/>
+              <w:right w:val="single" w:sz="6" w:space="0" w:color="BFC7D5"/>
+            </w:tcBorders>
             <w:vAlign w:val="center"/>
           </w:tcPr>
           <w:p>
@@ -6836,8 +7966,12 @@
         </w:tc>
         <w:tc>
           <w:tcPr>
-            <w:tcW w:w="2139" w:type="dxa"/>
-            <w:tcBorders/>
+            <w:tcW w:w="2205" w:type="dxa"/>
+            <w:tcBorders>
+              <w:left w:val="single" w:sz="2" w:space="0" w:color="BFC7D5"/>
+              <w:bottom w:val="single" w:sz="2" w:space="0" w:color="BFC7D5"/>
+              <w:right w:val="single" w:sz="6" w:space="0" w:color="BFC7D5"/>
+            </w:tcBorders>
             <w:vAlign w:val="center"/>
           </w:tcPr>
           <w:p>
@@ -6856,8 +7990,12 @@
         </w:tc>
         <w:tc>
           <w:tcPr>
-            <w:tcW w:w="1747" w:type="dxa"/>
-            <w:tcBorders/>
+            <w:tcW w:w="1778" w:type="dxa"/>
+            <w:tcBorders>
+              <w:left w:val="single" w:sz="2" w:space="0" w:color="BFC7D5"/>
+              <w:bottom w:val="single" w:sz="2" w:space="0" w:color="BFC7D5"/>
+              <w:right w:val="single" w:sz="6" w:space="0" w:color="BFC7D5"/>
+            </w:tcBorders>
             <w:vAlign w:val="center"/>
           </w:tcPr>
           <w:p>
@@ -6895,8 +8033,12 @@
         <w:trPr/>
         <w:tc>
           <w:tcPr>
-            <w:tcW w:w="327" w:type="dxa"/>
-            <w:tcBorders/>
+            <w:tcW w:w="361" w:type="dxa"/>
+            <w:tcBorders>
+              <w:left w:val="single" w:sz="6" w:space="0" w:color="BFC7D5"/>
+              <w:bottom w:val="single" w:sz="2" w:space="0" w:color="BFC7D5"/>
+              <w:right w:val="single" w:sz="6" w:space="0" w:color="BFC7D5"/>
+            </w:tcBorders>
             <w:vAlign w:val="center"/>
           </w:tcPr>
           <w:p>
@@ -6915,8 +8057,12 @@
         </w:tc>
         <w:tc>
           <w:tcPr>
-            <w:tcW w:w="1688" w:type="dxa"/>
-            <w:tcBorders/>
+            <w:tcW w:w="1736" w:type="dxa"/>
+            <w:tcBorders>
+              <w:left w:val="single" w:sz="2" w:space="0" w:color="BFC7D5"/>
+              <w:bottom w:val="single" w:sz="2" w:space="0" w:color="BFC7D5"/>
+              <w:right w:val="single" w:sz="6" w:space="0" w:color="BFC7D5"/>
+            </w:tcBorders>
             <w:vAlign w:val="center"/>
           </w:tcPr>
           <w:p>
@@ -6935,8 +8081,12 @@
         </w:tc>
         <w:tc>
           <w:tcPr>
-            <w:tcW w:w="2139" w:type="dxa"/>
-            <w:tcBorders/>
+            <w:tcW w:w="2205" w:type="dxa"/>
+            <w:tcBorders>
+              <w:left w:val="single" w:sz="2" w:space="0" w:color="BFC7D5"/>
+              <w:bottom w:val="single" w:sz="2" w:space="0" w:color="BFC7D5"/>
+              <w:right w:val="single" w:sz="6" w:space="0" w:color="BFC7D5"/>
+            </w:tcBorders>
             <w:vAlign w:val="center"/>
           </w:tcPr>
           <w:p>
@@ -6955,8 +8105,12 @@
         </w:tc>
         <w:tc>
           <w:tcPr>
-            <w:tcW w:w="1747" w:type="dxa"/>
-            <w:tcBorders/>
+            <w:tcW w:w="1778" w:type="dxa"/>
+            <w:tcBorders>
+              <w:left w:val="single" w:sz="2" w:space="0" w:color="BFC7D5"/>
+              <w:bottom w:val="single" w:sz="2" w:space="0" w:color="BFC7D5"/>
+              <w:right w:val="single" w:sz="6" w:space="0" w:color="BFC7D5"/>
+            </w:tcBorders>
             <w:vAlign w:val="center"/>
           </w:tcPr>
           <w:p>
@@ -6984,8 +8138,12 @@
         <w:trPr/>
         <w:tc>
           <w:tcPr>
-            <w:tcW w:w="327" w:type="dxa"/>
-            <w:tcBorders/>
+            <w:tcW w:w="361" w:type="dxa"/>
+            <w:tcBorders>
+              <w:left w:val="single" w:sz="6" w:space="0" w:color="BFC7D5"/>
+              <w:bottom w:val="single" w:sz="2" w:space="0" w:color="BFC7D5"/>
+              <w:right w:val="single" w:sz="6" w:space="0" w:color="BFC7D5"/>
+            </w:tcBorders>
             <w:vAlign w:val="center"/>
           </w:tcPr>
           <w:p>
@@ -7004,8 +8162,12 @@
         </w:tc>
         <w:tc>
           <w:tcPr>
-            <w:tcW w:w="1688" w:type="dxa"/>
-            <w:tcBorders/>
+            <w:tcW w:w="1736" w:type="dxa"/>
+            <w:tcBorders>
+              <w:left w:val="single" w:sz="2" w:space="0" w:color="BFC7D5"/>
+              <w:bottom w:val="single" w:sz="2" w:space="0" w:color="BFC7D5"/>
+              <w:right w:val="single" w:sz="6" w:space="0" w:color="BFC7D5"/>
+            </w:tcBorders>
             <w:vAlign w:val="center"/>
           </w:tcPr>
           <w:p>
@@ -7024,8 +8186,12 @@
         </w:tc>
         <w:tc>
           <w:tcPr>
-            <w:tcW w:w="2139" w:type="dxa"/>
-            <w:tcBorders/>
+            <w:tcW w:w="2205" w:type="dxa"/>
+            <w:tcBorders>
+              <w:left w:val="single" w:sz="2" w:space="0" w:color="BFC7D5"/>
+              <w:bottom w:val="single" w:sz="2" w:space="0" w:color="BFC7D5"/>
+              <w:right w:val="single" w:sz="6" w:space="0" w:color="BFC7D5"/>
+            </w:tcBorders>
             <w:vAlign w:val="center"/>
           </w:tcPr>
           <w:p>
@@ -7044,8 +8210,12 @@
         </w:tc>
         <w:tc>
           <w:tcPr>
-            <w:tcW w:w="1747" w:type="dxa"/>
-            <w:tcBorders/>
+            <w:tcW w:w="1778" w:type="dxa"/>
+            <w:tcBorders>
+              <w:left w:val="single" w:sz="2" w:space="0" w:color="BFC7D5"/>
+              <w:bottom w:val="single" w:sz="2" w:space="0" w:color="BFC7D5"/>
+              <w:right w:val="single" w:sz="6" w:space="0" w:color="BFC7D5"/>
+            </w:tcBorders>
             <w:vAlign w:val="center"/>
           </w:tcPr>
           <w:p>
@@ -7073,8 +8243,12 @@
         <w:trPr/>
         <w:tc>
           <w:tcPr>
-            <w:tcW w:w="327" w:type="dxa"/>
-            <w:tcBorders/>
+            <w:tcW w:w="361" w:type="dxa"/>
+            <w:tcBorders>
+              <w:left w:val="single" w:sz="6" w:space="0" w:color="BFC7D5"/>
+              <w:bottom w:val="single" w:sz="2" w:space="0" w:color="BFC7D5"/>
+              <w:right w:val="single" w:sz="6" w:space="0" w:color="BFC7D5"/>
+            </w:tcBorders>
             <w:vAlign w:val="center"/>
           </w:tcPr>
           <w:p>
@@ -7093,8 +8267,12 @@
         </w:tc>
         <w:tc>
           <w:tcPr>
-            <w:tcW w:w="1688" w:type="dxa"/>
-            <w:tcBorders/>
+            <w:tcW w:w="1736" w:type="dxa"/>
+            <w:tcBorders>
+              <w:left w:val="single" w:sz="2" w:space="0" w:color="BFC7D5"/>
+              <w:bottom w:val="single" w:sz="2" w:space="0" w:color="BFC7D5"/>
+              <w:right w:val="single" w:sz="6" w:space="0" w:color="BFC7D5"/>
+            </w:tcBorders>
             <w:vAlign w:val="center"/>
           </w:tcPr>
           <w:p>
@@ -7113,8 +8291,12 @@
         </w:tc>
         <w:tc>
           <w:tcPr>
-            <w:tcW w:w="2139" w:type="dxa"/>
-            <w:tcBorders/>
+            <w:tcW w:w="2205" w:type="dxa"/>
+            <w:tcBorders>
+              <w:left w:val="single" w:sz="2" w:space="0" w:color="BFC7D5"/>
+              <w:bottom w:val="single" w:sz="2" w:space="0" w:color="BFC7D5"/>
+              <w:right w:val="single" w:sz="6" w:space="0" w:color="BFC7D5"/>
+            </w:tcBorders>
             <w:vAlign w:val="center"/>
           </w:tcPr>
           <w:p>
@@ -7149,8 +8331,12 @@
         </w:tc>
         <w:tc>
           <w:tcPr>
-            <w:tcW w:w="1747" w:type="dxa"/>
-            <w:tcBorders/>
+            <w:tcW w:w="1778" w:type="dxa"/>
+            <w:tcBorders>
+              <w:left w:val="single" w:sz="2" w:space="0" w:color="BFC7D5"/>
+              <w:bottom w:val="single" w:sz="2" w:space="0" w:color="BFC7D5"/>
+              <w:right w:val="single" w:sz="6" w:space="0" w:color="BFC7D5"/>
+            </w:tcBorders>
             <w:vAlign w:val="center"/>
           </w:tcPr>
           <w:p>
@@ -7178,8 +8364,12 @@
         <w:trPr/>
         <w:tc>
           <w:tcPr>
-            <w:tcW w:w="327" w:type="dxa"/>
-            <w:tcBorders/>
+            <w:tcW w:w="361" w:type="dxa"/>
+            <w:tcBorders>
+              <w:left w:val="single" w:sz="6" w:space="0" w:color="BFC7D5"/>
+              <w:bottom w:val="single" w:sz="2" w:space="0" w:color="BFC7D5"/>
+              <w:right w:val="single" w:sz="6" w:space="0" w:color="BFC7D5"/>
+            </w:tcBorders>
             <w:vAlign w:val="center"/>
           </w:tcPr>
           <w:p>
@@ -7198,8 +8388,12 @@
         </w:tc>
         <w:tc>
           <w:tcPr>
-            <w:tcW w:w="1688" w:type="dxa"/>
-            <w:tcBorders/>
+            <w:tcW w:w="1736" w:type="dxa"/>
+            <w:tcBorders>
+              <w:left w:val="single" w:sz="2" w:space="0" w:color="BFC7D5"/>
+              <w:bottom w:val="single" w:sz="2" w:space="0" w:color="BFC7D5"/>
+              <w:right w:val="single" w:sz="6" w:space="0" w:color="BFC7D5"/>
+            </w:tcBorders>
             <w:vAlign w:val="center"/>
           </w:tcPr>
           <w:p>
@@ -7218,8 +8412,12 @@
         </w:tc>
         <w:tc>
           <w:tcPr>
-            <w:tcW w:w="2139" w:type="dxa"/>
-            <w:tcBorders/>
+            <w:tcW w:w="2205" w:type="dxa"/>
+            <w:tcBorders>
+              <w:left w:val="single" w:sz="2" w:space="0" w:color="BFC7D5"/>
+              <w:bottom w:val="single" w:sz="2" w:space="0" w:color="BFC7D5"/>
+              <w:right w:val="single" w:sz="6" w:space="0" w:color="BFC7D5"/>
+            </w:tcBorders>
             <w:vAlign w:val="center"/>
           </w:tcPr>
           <w:p>
@@ -7244,8 +8442,12 @@
         </w:tc>
         <w:tc>
           <w:tcPr>
-            <w:tcW w:w="1747" w:type="dxa"/>
-            <w:tcBorders/>
+            <w:tcW w:w="1778" w:type="dxa"/>
+            <w:tcBorders>
+              <w:left w:val="single" w:sz="2" w:space="0" w:color="BFC7D5"/>
+              <w:bottom w:val="single" w:sz="2" w:space="0" w:color="BFC7D5"/>
+              <w:right w:val="single" w:sz="6" w:space="0" w:color="BFC7D5"/>
+            </w:tcBorders>
             <w:vAlign w:val="center"/>
           </w:tcPr>
           <w:p>
@@ -7273,8 +8475,12 @@
         <w:trPr/>
         <w:tc>
           <w:tcPr>
-            <w:tcW w:w="327" w:type="dxa"/>
-            <w:tcBorders/>
+            <w:tcW w:w="361" w:type="dxa"/>
+            <w:tcBorders>
+              <w:left w:val="single" w:sz="6" w:space="0" w:color="BFC7D5"/>
+              <w:bottom w:val="single" w:sz="2" w:space="0" w:color="BFC7D5"/>
+              <w:right w:val="single" w:sz="6" w:space="0" w:color="BFC7D5"/>
+            </w:tcBorders>
             <w:vAlign w:val="center"/>
           </w:tcPr>
           <w:p>
@@ -7293,8 +8499,12 @@
         </w:tc>
         <w:tc>
           <w:tcPr>
-            <w:tcW w:w="1688" w:type="dxa"/>
-            <w:tcBorders/>
+            <w:tcW w:w="1736" w:type="dxa"/>
+            <w:tcBorders>
+              <w:left w:val="single" w:sz="2" w:space="0" w:color="BFC7D5"/>
+              <w:bottom w:val="single" w:sz="2" w:space="0" w:color="BFC7D5"/>
+              <w:right w:val="single" w:sz="6" w:space="0" w:color="BFC7D5"/>
+            </w:tcBorders>
             <w:vAlign w:val="center"/>
           </w:tcPr>
           <w:p>
@@ -7313,8 +8523,12 @@
         </w:tc>
         <w:tc>
           <w:tcPr>
-            <w:tcW w:w="2139" w:type="dxa"/>
-            <w:tcBorders/>
+            <w:tcW w:w="2205" w:type="dxa"/>
+            <w:tcBorders>
+              <w:left w:val="single" w:sz="2" w:space="0" w:color="BFC7D5"/>
+              <w:bottom w:val="single" w:sz="2" w:space="0" w:color="BFC7D5"/>
+              <w:right w:val="single" w:sz="6" w:space="0" w:color="BFC7D5"/>
+            </w:tcBorders>
             <w:vAlign w:val="center"/>
           </w:tcPr>
           <w:p>
@@ -7369,8 +8583,12 @@
         </w:tc>
         <w:tc>
           <w:tcPr>
-            <w:tcW w:w="1747" w:type="dxa"/>
-            <w:tcBorders/>
+            <w:tcW w:w="1778" w:type="dxa"/>
+            <w:tcBorders>
+              <w:left w:val="single" w:sz="2" w:space="0" w:color="BFC7D5"/>
+              <w:bottom w:val="single" w:sz="2" w:space="0" w:color="BFC7D5"/>
+              <w:right w:val="single" w:sz="6" w:space="0" w:color="BFC7D5"/>
+            </w:tcBorders>
             <w:vAlign w:val="center"/>
           </w:tcPr>
           <w:p>
@@ -7394,8 +8612,12 @@
         <w:trPr/>
         <w:tc>
           <w:tcPr>
-            <w:tcW w:w="327" w:type="dxa"/>
-            <w:tcBorders/>
+            <w:tcW w:w="361" w:type="dxa"/>
+            <w:tcBorders>
+              <w:left w:val="single" w:sz="6" w:space="0" w:color="BFC7D5"/>
+              <w:bottom w:val="single" w:sz="2" w:space="0" w:color="BFC7D5"/>
+              <w:right w:val="single" w:sz="6" w:space="0" w:color="BFC7D5"/>
+            </w:tcBorders>
             <w:vAlign w:val="center"/>
           </w:tcPr>
           <w:p>
@@ -7414,8 +8636,12 @@
         </w:tc>
         <w:tc>
           <w:tcPr>
-            <w:tcW w:w="1688" w:type="dxa"/>
-            <w:tcBorders/>
+            <w:tcW w:w="1736" w:type="dxa"/>
+            <w:tcBorders>
+              <w:left w:val="single" w:sz="2" w:space="0" w:color="BFC7D5"/>
+              <w:bottom w:val="single" w:sz="2" w:space="0" w:color="BFC7D5"/>
+              <w:right w:val="single" w:sz="6" w:space="0" w:color="BFC7D5"/>
+            </w:tcBorders>
             <w:vAlign w:val="center"/>
           </w:tcPr>
           <w:p>
@@ -7434,8 +8660,12 @@
         </w:tc>
         <w:tc>
           <w:tcPr>
-            <w:tcW w:w="2139" w:type="dxa"/>
-            <w:tcBorders/>
+            <w:tcW w:w="2205" w:type="dxa"/>
+            <w:tcBorders>
+              <w:left w:val="single" w:sz="2" w:space="0" w:color="BFC7D5"/>
+              <w:bottom w:val="single" w:sz="2" w:space="0" w:color="BFC7D5"/>
+              <w:right w:val="single" w:sz="6" w:space="0" w:color="BFC7D5"/>
+            </w:tcBorders>
             <w:vAlign w:val="center"/>
           </w:tcPr>
           <w:p>
@@ -7470,8 +8700,12 @@
         </w:tc>
         <w:tc>
           <w:tcPr>
-            <w:tcW w:w="1747" w:type="dxa"/>
-            <w:tcBorders/>
+            <w:tcW w:w="1778" w:type="dxa"/>
+            <w:tcBorders>
+              <w:left w:val="single" w:sz="2" w:space="0" w:color="BFC7D5"/>
+              <w:bottom w:val="single" w:sz="2" w:space="0" w:color="BFC7D5"/>
+              <w:right w:val="single" w:sz="6" w:space="0" w:color="BFC7D5"/>
+            </w:tcBorders>
             <w:vAlign w:val="center"/>
           </w:tcPr>
           <w:p>
@@ -7499,8 +8733,12 @@
         <w:trPr/>
         <w:tc>
           <w:tcPr>
-            <w:tcW w:w="327" w:type="dxa"/>
-            <w:tcBorders/>
+            <w:tcW w:w="361" w:type="dxa"/>
+            <w:tcBorders>
+              <w:left w:val="single" w:sz="6" w:space="0" w:color="BFC7D5"/>
+              <w:bottom w:val="single" w:sz="2" w:space="0" w:color="BFC7D5"/>
+              <w:right w:val="single" w:sz="6" w:space="0" w:color="BFC7D5"/>
+            </w:tcBorders>
             <w:vAlign w:val="center"/>
           </w:tcPr>
           <w:p>
@@ -7519,8 +8757,12 @@
         </w:tc>
         <w:tc>
           <w:tcPr>
-            <w:tcW w:w="1688" w:type="dxa"/>
-            <w:tcBorders/>
+            <w:tcW w:w="1736" w:type="dxa"/>
+            <w:tcBorders>
+              <w:left w:val="single" w:sz="2" w:space="0" w:color="BFC7D5"/>
+              <w:bottom w:val="single" w:sz="2" w:space="0" w:color="BFC7D5"/>
+              <w:right w:val="single" w:sz="6" w:space="0" w:color="BFC7D5"/>
+            </w:tcBorders>
             <w:vAlign w:val="center"/>
           </w:tcPr>
           <w:p>
@@ -7539,8 +8781,12 @@
         </w:tc>
         <w:tc>
           <w:tcPr>
-            <w:tcW w:w="2139" w:type="dxa"/>
-            <w:tcBorders/>
+            <w:tcW w:w="2205" w:type="dxa"/>
+            <w:tcBorders>
+              <w:left w:val="single" w:sz="2" w:space="0" w:color="BFC7D5"/>
+              <w:bottom w:val="single" w:sz="2" w:space="0" w:color="BFC7D5"/>
+              <w:right w:val="single" w:sz="6" w:space="0" w:color="BFC7D5"/>
+            </w:tcBorders>
             <w:vAlign w:val="center"/>
           </w:tcPr>
           <w:p>
@@ -7559,7 +8805,7 @@
               <w:rPr>
                 <w:rStyle w:val="SourceText"/>
               </w:rPr>
-              <w:t>eval/run_eval.py:171</w:t>
+              <w:t>eval/run_eval.py:188</w:t>
             </w:r>
             <w:r>
               <w:rPr/>
@@ -7569,8 +8815,12 @@
         </w:tc>
         <w:tc>
           <w:tcPr>
-            <w:tcW w:w="1747" w:type="dxa"/>
-            <w:tcBorders/>
+            <w:tcW w:w="1778" w:type="dxa"/>
+            <w:tcBorders>
+              <w:left w:val="single" w:sz="2" w:space="0" w:color="BFC7D5"/>
+              <w:bottom w:val="single" w:sz="2" w:space="0" w:color="BFC7D5"/>
+              <w:right w:val="single" w:sz="6" w:space="0" w:color="BFC7D5"/>
+            </w:tcBorders>
             <w:vAlign w:val="center"/>
           </w:tcPr>
           <w:p>
@@ -7598,8 +8848,12 @@
         <w:trPr/>
         <w:tc>
           <w:tcPr>
-            <w:tcW w:w="327" w:type="dxa"/>
-            <w:tcBorders/>
+            <w:tcW w:w="361" w:type="dxa"/>
+            <w:tcBorders>
+              <w:left w:val="single" w:sz="6" w:space="0" w:color="BFC7D5"/>
+              <w:bottom w:val="single" w:sz="6" w:space="0" w:color="BFC7D5"/>
+              <w:right w:val="single" w:sz="6" w:space="0" w:color="BFC7D5"/>
+            </w:tcBorders>
             <w:vAlign w:val="center"/>
           </w:tcPr>
           <w:p>
@@ -7618,8 +8872,12 @@
         </w:tc>
         <w:tc>
           <w:tcPr>
-            <w:tcW w:w="1688" w:type="dxa"/>
-            <w:tcBorders/>
+            <w:tcW w:w="1736" w:type="dxa"/>
+            <w:tcBorders>
+              <w:left w:val="single" w:sz="2" w:space="0" w:color="BFC7D5"/>
+              <w:bottom w:val="single" w:sz="6" w:space="0" w:color="BFC7D5"/>
+              <w:right w:val="single" w:sz="6" w:space="0" w:color="BFC7D5"/>
+            </w:tcBorders>
             <w:vAlign w:val="center"/>
           </w:tcPr>
           <w:p>
@@ -7638,8 +8896,12 @@
         </w:tc>
         <w:tc>
           <w:tcPr>
-            <w:tcW w:w="2139" w:type="dxa"/>
-            <w:tcBorders/>
+            <w:tcW w:w="2205" w:type="dxa"/>
+            <w:tcBorders>
+              <w:left w:val="single" w:sz="2" w:space="0" w:color="BFC7D5"/>
+              <w:bottom w:val="single" w:sz="6" w:space="0" w:color="BFC7D5"/>
+              <w:right w:val="single" w:sz="6" w:space="0" w:color="BFC7D5"/>
+            </w:tcBorders>
             <w:vAlign w:val="center"/>
           </w:tcPr>
           <w:p>
@@ -7658,8 +8920,12 @@
         </w:tc>
         <w:tc>
           <w:tcPr>
-            <w:tcW w:w="1747" w:type="dxa"/>
-            <w:tcBorders/>
+            <w:tcW w:w="1778" w:type="dxa"/>
+            <w:tcBorders>
+              <w:left w:val="single" w:sz="2" w:space="0" w:color="BFC7D5"/>
+              <w:bottom w:val="single" w:sz="6" w:space="0" w:color="BFC7D5"/>
+              <w:right w:val="single" w:sz="6" w:space="0" w:color="BFC7D5"/>
+            </w:tcBorders>
             <w:vAlign w:val="center"/>
           </w:tcPr>
           <w:p>
